--- a/documentation/SpringSecurityUpdatedJune2026.docx
+++ b/documentation/SpringSecurityUpdatedJune2026.docx
@@ -5324,10 +5324,21 @@
     <w:p>
       <w:pPr>
         <w:rPr>
-          <w:sz w:val="16"/>
-          <w:szCs w:val="16"/>
-        </w:rPr>
-      </w:pPr>
+          <w:b/>
+          <w:bCs/>
+          <w:sz w:val="16"/>
+          <w:szCs w:val="16"/>
+        </w:rPr>
+      </w:pPr>
+      <w:r>
+        <w:rPr>
+          <w:b/>
+          <w:bCs/>
+          <w:sz w:val="16"/>
+          <w:szCs w:val="16"/>
+        </w:rPr>
+        <w:t>For Database Authentication (DAO Authentication)</w:t>
+      </w:r>
     </w:p>
     <w:p>
       <w:pPr>
@@ -5444,14 +5455,25 @@
         </w:rPr>
         <w:t xml:space="preserve"> and </w:t>
       </w:r>
+      <w:proofErr w:type="spellStart"/>
       <w:r>
         <w:rPr>
           <w:b/>
+          <w:bCs/>
+          <w:sz w:val="16"/>
+          <w:szCs w:val="16"/>
+        </w:rPr>
+        <w:t>DB</w:t>
+      </w:r>
+      <w:r>
+        <w:rPr>
+          <w:b/>
           <w:sz w:val="16"/>
           <w:szCs w:val="16"/>
         </w:rPr>
         <w:t>User</w:t>
       </w:r>
+      <w:proofErr w:type="spellEnd"/>
       <w:r>
         <w:rPr>
           <w:sz w:val="16"/>
@@ -5462,302 +5484,1074 @@
     </w:p>
     <w:p>
       <w:pPr>
-        <w:autoSpaceDE w:val="0"/>
-        <w:autoSpaceDN w:val="0"/>
-        <w:adjustRightInd w:val="0"/>
-        <w:spacing w:after="0" w:line="240" w:lineRule="auto"/>
-        <w:rPr>
-          <w:rFonts w:ascii="Consolas" w:hAnsi="Consolas" w:cs="Consolas"/>
-          <w:sz w:val="16"/>
-          <w:szCs w:val="16"/>
-        </w:rPr>
-      </w:pPr>
-      <w:r>
-        <w:rPr>
-          <w:rFonts w:ascii="Consolas" w:hAnsi="Consolas" w:cs="Consolas"/>
-          <w:color w:val="646464"/>
-          <w:sz w:val="16"/>
-          <w:szCs w:val="16"/>
-        </w:rPr>
-        <w:t>@Entity</w:t>
-      </w:r>
-    </w:p>
-    <w:p>
-      <w:pPr>
-        <w:autoSpaceDE w:val="0"/>
-        <w:autoSpaceDN w:val="0"/>
-        <w:adjustRightInd w:val="0"/>
-        <w:spacing w:after="0" w:line="240" w:lineRule="auto"/>
-        <w:rPr>
-          <w:rFonts w:ascii="Consolas" w:hAnsi="Consolas" w:cs="Consolas"/>
-          <w:sz w:val="16"/>
-          <w:szCs w:val="16"/>
-        </w:rPr>
-      </w:pPr>
-      <w:r>
-        <w:rPr>
-          <w:rFonts w:ascii="Consolas" w:hAnsi="Consolas" w:cs="Consolas"/>
-          <w:color w:val="646464"/>
-          <w:sz w:val="16"/>
-          <w:szCs w:val="16"/>
-        </w:rPr>
-        <w:t>@Data</w:t>
-      </w:r>
-    </w:p>
-    <w:p>
-      <w:pPr>
-        <w:autoSpaceDE w:val="0"/>
-        <w:autoSpaceDN w:val="0"/>
-        <w:adjustRightInd w:val="0"/>
-        <w:spacing w:after="0" w:line="240" w:lineRule="auto"/>
-        <w:rPr>
-          <w:rFonts w:ascii="Consolas" w:hAnsi="Consolas" w:cs="Consolas"/>
-          <w:sz w:val="16"/>
-          <w:szCs w:val="16"/>
-        </w:rPr>
-      </w:pPr>
-      <w:r>
-        <w:rPr>
-          <w:rFonts w:ascii="Consolas" w:hAnsi="Consolas" w:cs="Consolas"/>
+        <w:shd w:val="clear" w:color="auto" w:fill="FFFFFF"/>
+        <w:spacing w:after="0" w:line="240" w:lineRule="auto"/>
+        <w:rPr>
+          <w:rFonts w:ascii="Consolas" w:eastAsia="Times New Roman" w:hAnsi="Consolas" w:cs="Times New Roman"/>
+          <w:color w:val="000000"/>
+          <w:sz w:val="16"/>
+          <w:szCs w:val="16"/>
+          <w:lang w:eastAsia="en-IN"/>
+        </w:rPr>
+      </w:pPr>
+      <w:r>
+        <w:rPr>
+          <w:rFonts w:ascii="Consolas" w:eastAsia="Times New Roman" w:hAnsi="Consolas" w:cs="Times New Roman"/>
           <w:b/>
           <w:bCs/>
           <w:color w:val="7F0055"/>
           <w:sz w:val="16"/>
           <w:szCs w:val="16"/>
-        </w:rPr>
-        <w:t>public</w:t>
-      </w:r>
-      <w:r>
-        <w:rPr>
-          <w:rFonts w:ascii="Consolas" w:hAnsi="Consolas" w:cs="Consolas"/>
-          <w:color w:val="000000"/>
-          <w:sz w:val="16"/>
-          <w:szCs w:val="16"/>
+          <w:lang w:eastAsia="en-IN"/>
+        </w:rPr>
+        <w:t>package</w:t>
+      </w:r>
+      <w:r>
+        <w:rPr>
+          <w:rFonts w:ascii="Consolas" w:eastAsia="Times New Roman" w:hAnsi="Consolas" w:cs="Times New Roman"/>
+          <w:color w:val="000000"/>
+          <w:sz w:val="16"/>
+          <w:szCs w:val="16"/>
+          <w:lang w:eastAsia="en-IN"/>
         </w:rPr>
         <w:t xml:space="preserve"> </w:t>
       </w:r>
-      <w:r>
-        <w:rPr>
-          <w:rFonts w:ascii="Consolas" w:hAnsi="Consolas" w:cs="Consolas"/>
+      <w:proofErr w:type="spellStart"/>
+      <w:proofErr w:type="gramStart"/>
+      <w:r>
+        <w:rPr>
+          <w:rFonts w:ascii="Consolas" w:eastAsia="Times New Roman" w:hAnsi="Consolas" w:cs="Times New Roman"/>
+          <w:color w:val="000000"/>
+          <w:sz w:val="16"/>
+          <w:szCs w:val="16"/>
+          <w:lang w:eastAsia="en-IN"/>
+        </w:rPr>
+        <w:t>com.itp.amazon</w:t>
+      </w:r>
+      <w:proofErr w:type="gramEnd"/>
+      <w:r>
+        <w:rPr>
+          <w:rFonts w:ascii="Consolas" w:eastAsia="Times New Roman" w:hAnsi="Consolas" w:cs="Times New Roman"/>
+          <w:color w:val="000000"/>
+          <w:sz w:val="16"/>
+          <w:szCs w:val="16"/>
+          <w:lang w:eastAsia="en-IN"/>
+        </w:rPr>
+        <w:t>.entity</w:t>
+      </w:r>
+      <w:proofErr w:type="spellEnd"/>
+      <w:r>
+        <w:rPr>
+          <w:rFonts w:ascii="Consolas" w:eastAsia="Times New Roman" w:hAnsi="Consolas" w:cs="Times New Roman"/>
+          <w:color w:val="000000"/>
+          <w:sz w:val="16"/>
+          <w:szCs w:val="16"/>
+          <w:lang w:eastAsia="en-IN"/>
+        </w:rPr>
+        <w:t>;</w:t>
+      </w:r>
+    </w:p>
+    <w:p>
+      <w:pPr>
+        <w:shd w:val="clear" w:color="auto" w:fill="FFFFFF"/>
+        <w:spacing w:after="0" w:line="240" w:lineRule="auto"/>
+        <w:rPr>
+          <w:rFonts w:ascii="Consolas" w:eastAsia="Times New Roman" w:hAnsi="Consolas" w:cs="Times New Roman"/>
+          <w:color w:val="000000"/>
+          <w:sz w:val="16"/>
+          <w:szCs w:val="16"/>
+          <w:lang w:eastAsia="en-IN"/>
+        </w:rPr>
+      </w:pPr>
+    </w:p>
+    <w:p>
+      <w:pPr>
+        <w:shd w:val="clear" w:color="auto" w:fill="FFFFFF"/>
+        <w:spacing w:after="0" w:line="240" w:lineRule="auto"/>
+        <w:rPr>
+          <w:rFonts w:ascii="Consolas" w:eastAsia="Times New Roman" w:hAnsi="Consolas" w:cs="Times New Roman"/>
+          <w:color w:val="000000"/>
+          <w:sz w:val="16"/>
+          <w:szCs w:val="16"/>
+          <w:lang w:eastAsia="en-IN"/>
+        </w:rPr>
+      </w:pPr>
+      <w:r>
+        <w:rPr>
+          <w:rFonts w:ascii="Consolas" w:eastAsia="Times New Roman" w:hAnsi="Consolas" w:cs="Times New Roman"/>
           <w:b/>
           <w:bCs/>
           <w:color w:val="7F0055"/>
           <w:sz w:val="16"/>
           <w:szCs w:val="16"/>
+          <w:lang w:eastAsia="en-IN"/>
+        </w:rPr>
+        <w:t>import</w:t>
+      </w:r>
+      <w:r>
+        <w:rPr>
+          <w:rFonts w:ascii="Consolas" w:eastAsia="Times New Roman" w:hAnsi="Consolas" w:cs="Times New Roman"/>
+          <w:color w:val="000000"/>
+          <w:sz w:val="16"/>
+          <w:szCs w:val="16"/>
+          <w:lang w:eastAsia="en-IN"/>
+        </w:rPr>
+        <w:t xml:space="preserve"> </w:t>
+      </w:r>
+      <w:proofErr w:type="spellStart"/>
+      <w:proofErr w:type="gramStart"/>
+      <w:r>
+        <w:rPr>
+          <w:rFonts w:ascii="Consolas" w:eastAsia="Times New Roman" w:hAnsi="Consolas" w:cs="Times New Roman"/>
+          <w:color w:val="000000"/>
+          <w:sz w:val="16"/>
+          <w:szCs w:val="16"/>
+          <w:lang w:eastAsia="en-IN"/>
+        </w:rPr>
+        <w:t>jakarta.persistence</w:t>
+      </w:r>
+      <w:proofErr w:type="gramEnd"/>
+      <w:r>
+        <w:rPr>
+          <w:rFonts w:ascii="Consolas" w:eastAsia="Times New Roman" w:hAnsi="Consolas" w:cs="Times New Roman"/>
+          <w:color w:val="000000"/>
+          <w:sz w:val="16"/>
+          <w:szCs w:val="16"/>
+          <w:lang w:eastAsia="en-IN"/>
+        </w:rPr>
+        <w:t>.Entity</w:t>
+      </w:r>
+      <w:proofErr w:type="spellEnd"/>
+      <w:r>
+        <w:rPr>
+          <w:rFonts w:ascii="Consolas" w:eastAsia="Times New Roman" w:hAnsi="Consolas" w:cs="Times New Roman"/>
+          <w:color w:val="000000"/>
+          <w:sz w:val="16"/>
+          <w:szCs w:val="16"/>
+          <w:lang w:eastAsia="en-IN"/>
+        </w:rPr>
+        <w:t>;</w:t>
+      </w:r>
+    </w:p>
+    <w:p>
+      <w:pPr>
+        <w:shd w:val="clear" w:color="auto" w:fill="FFFFFF"/>
+        <w:spacing w:after="0" w:line="240" w:lineRule="auto"/>
+        <w:rPr>
+          <w:rFonts w:ascii="Consolas" w:eastAsia="Times New Roman" w:hAnsi="Consolas" w:cs="Times New Roman"/>
+          <w:color w:val="000000"/>
+          <w:sz w:val="16"/>
+          <w:szCs w:val="16"/>
+          <w:lang w:eastAsia="en-IN"/>
+        </w:rPr>
+      </w:pPr>
+      <w:r>
+        <w:rPr>
+          <w:rFonts w:ascii="Consolas" w:eastAsia="Times New Roman" w:hAnsi="Consolas" w:cs="Times New Roman"/>
+          <w:b/>
+          <w:bCs/>
+          <w:color w:val="7F0055"/>
+          <w:sz w:val="16"/>
+          <w:szCs w:val="16"/>
+          <w:lang w:eastAsia="en-IN"/>
+        </w:rPr>
+        <w:t>import</w:t>
+      </w:r>
+      <w:r>
+        <w:rPr>
+          <w:rFonts w:ascii="Consolas" w:eastAsia="Times New Roman" w:hAnsi="Consolas" w:cs="Times New Roman"/>
+          <w:color w:val="000000"/>
+          <w:sz w:val="16"/>
+          <w:szCs w:val="16"/>
+          <w:lang w:eastAsia="en-IN"/>
+        </w:rPr>
+        <w:t xml:space="preserve"> </w:t>
+      </w:r>
+      <w:proofErr w:type="spellStart"/>
+      <w:proofErr w:type="gramStart"/>
+      <w:r>
+        <w:rPr>
+          <w:rFonts w:ascii="Consolas" w:eastAsia="Times New Roman" w:hAnsi="Consolas" w:cs="Times New Roman"/>
+          <w:color w:val="000000"/>
+          <w:sz w:val="16"/>
+          <w:szCs w:val="16"/>
+          <w:lang w:eastAsia="en-IN"/>
+        </w:rPr>
+        <w:t>jakarta.persistence</w:t>
+      </w:r>
+      <w:proofErr w:type="gramEnd"/>
+      <w:r>
+        <w:rPr>
+          <w:rFonts w:ascii="Consolas" w:eastAsia="Times New Roman" w:hAnsi="Consolas" w:cs="Times New Roman"/>
+          <w:color w:val="000000"/>
+          <w:sz w:val="16"/>
+          <w:szCs w:val="16"/>
+          <w:lang w:eastAsia="en-IN"/>
+        </w:rPr>
+        <w:t>.GeneratedValue</w:t>
+      </w:r>
+      <w:proofErr w:type="spellEnd"/>
+      <w:r>
+        <w:rPr>
+          <w:rFonts w:ascii="Consolas" w:eastAsia="Times New Roman" w:hAnsi="Consolas" w:cs="Times New Roman"/>
+          <w:color w:val="000000"/>
+          <w:sz w:val="16"/>
+          <w:szCs w:val="16"/>
+          <w:lang w:eastAsia="en-IN"/>
+        </w:rPr>
+        <w:t>;</w:t>
+      </w:r>
+    </w:p>
+    <w:p>
+      <w:pPr>
+        <w:shd w:val="clear" w:color="auto" w:fill="FFFFFF"/>
+        <w:spacing w:after="0" w:line="240" w:lineRule="auto"/>
+        <w:rPr>
+          <w:rFonts w:ascii="Consolas" w:eastAsia="Times New Roman" w:hAnsi="Consolas" w:cs="Times New Roman"/>
+          <w:color w:val="000000"/>
+          <w:sz w:val="16"/>
+          <w:szCs w:val="16"/>
+          <w:lang w:eastAsia="en-IN"/>
+        </w:rPr>
+      </w:pPr>
+      <w:r>
+        <w:rPr>
+          <w:rFonts w:ascii="Consolas" w:eastAsia="Times New Roman" w:hAnsi="Consolas" w:cs="Times New Roman"/>
+          <w:b/>
+          <w:bCs/>
+          <w:color w:val="7F0055"/>
+          <w:sz w:val="16"/>
+          <w:szCs w:val="16"/>
+          <w:lang w:eastAsia="en-IN"/>
+        </w:rPr>
+        <w:t>import</w:t>
+      </w:r>
+      <w:r>
+        <w:rPr>
+          <w:rFonts w:ascii="Consolas" w:eastAsia="Times New Roman" w:hAnsi="Consolas" w:cs="Times New Roman"/>
+          <w:color w:val="000000"/>
+          <w:sz w:val="16"/>
+          <w:szCs w:val="16"/>
+          <w:lang w:eastAsia="en-IN"/>
+        </w:rPr>
+        <w:t xml:space="preserve"> </w:t>
+      </w:r>
+      <w:proofErr w:type="spellStart"/>
+      <w:proofErr w:type="gramStart"/>
+      <w:r>
+        <w:rPr>
+          <w:rFonts w:ascii="Consolas" w:eastAsia="Times New Roman" w:hAnsi="Consolas" w:cs="Times New Roman"/>
+          <w:color w:val="000000"/>
+          <w:sz w:val="16"/>
+          <w:szCs w:val="16"/>
+          <w:lang w:eastAsia="en-IN"/>
+        </w:rPr>
+        <w:t>jakarta.persistence</w:t>
+      </w:r>
+      <w:proofErr w:type="gramEnd"/>
+      <w:r>
+        <w:rPr>
+          <w:rFonts w:ascii="Consolas" w:eastAsia="Times New Roman" w:hAnsi="Consolas" w:cs="Times New Roman"/>
+          <w:color w:val="000000"/>
+          <w:sz w:val="16"/>
+          <w:szCs w:val="16"/>
+          <w:lang w:eastAsia="en-IN"/>
+        </w:rPr>
+        <w:t>.GenerationType</w:t>
+      </w:r>
+      <w:proofErr w:type="spellEnd"/>
+      <w:r>
+        <w:rPr>
+          <w:rFonts w:ascii="Consolas" w:eastAsia="Times New Roman" w:hAnsi="Consolas" w:cs="Times New Roman"/>
+          <w:color w:val="000000"/>
+          <w:sz w:val="16"/>
+          <w:szCs w:val="16"/>
+          <w:lang w:eastAsia="en-IN"/>
+        </w:rPr>
+        <w:t>;</w:t>
+      </w:r>
+    </w:p>
+    <w:p>
+      <w:pPr>
+        <w:shd w:val="clear" w:color="auto" w:fill="FFFFFF"/>
+        <w:spacing w:after="0" w:line="240" w:lineRule="auto"/>
+        <w:rPr>
+          <w:rFonts w:ascii="Consolas" w:eastAsia="Times New Roman" w:hAnsi="Consolas" w:cs="Times New Roman"/>
+          <w:color w:val="000000"/>
+          <w:sz w:val="16"/>
+          <w:szCs w:val="16"/>
+          <w:lang w:eastAsia="en-IN"/>
+        </w:rPr>
+      </w:pPr>
+      <w:r>
+        <w:rPr>
+          <w:rFonts w:ascii="Consolas" w:eastAsia="Times New Roman" w:hAnsi="Consolas" w:cs="Times New Roman"/>
+          <w:b/>
+          <w:bCs/>
+          <w:color w:val="7F0055"/>
+          <w:sz w:val="16"/>
+          <w:szCs w:val="16"/>
+          <w:lang w:eastAsia="en-IN"/>
+        </w:rPr>
+        <w:t>import</w:t>
+      </w:r>
+      <w:r>
+        <w:rPr>
+          <w:rFonts w:ascii="Consolas" w:eastAsia="Times New Roman" w:hAnsi="Consolas" w:cs="Times New Roman"/>
+          <w:color w:val="000000"/>
+          <w:sz w:val="16"/>
+          <w:szCs w:val="16"/>
+          <w:lang w:eastAsia="en-IN"/>
+        </w:rPr>
+        <w:t xml:space="preserve"> </w:t>
+      </w:r>
+      <w:proofErr w:type="spellStart"/>
+      <w:proofErr w:type="gramStart"/>
+      <w:r>
+        <w:rPr>
+          <w:rFonts w:ascii="Consolas" w:eastAsia="Times New Roman" w:hAnsi="Consolas" w:cs="Times New Roman"/>
+          <w:color w:val="000000"/>
+          <w:sz w:val="16"/>
+          <w:szCs w:val="16"/>
+          <w:lang w:eastAsia="en-IN"/>
+        </w:rPr>
+        <w:t>jakarta.persistence</w:t>
+      </w:r>
+      <w:proofErr w:type="gramEnd"/>
+      <w:r>
+        <w:rPr>
+          <w:rFonts w:ascii="Consolas" w:eastAsia="Times New Roman" w:hAnsi="Consolas" w:cs="Times New Roman"/>
+          <w:color w:val="000000"/>
+          <w:sz w:val="16"/>
+          <w:szCs w:val="16"/>
+          <w:lang w:eastAsia="en-IN"/>
+        </w:rPr>
+        <w:t>.Id</w:t>
+      </w:r>
+      <w:proofErr w:type="spellEnd"/>
+      <w:r>
+        <w:rPr>
+          <w:rFonts w:ascii="Consolas" w:eastAsia="Times New Roman" w:hAnsi="Consolas" w:cs="Times New Roman"/>
+          <w:color w:val="000000"/>
+          <w:sz w:val="16"/>
+          <w:szCs w:val="16"/>
+          <w:lang w:eastAsia="en-IN"/>
+        </w:rPr>
+        <w:t>;</w:t>
+      </w:r>
+    </w:p>
+    <w:p>
+      <w:pPr>
+        <w:shd w:val="clear" w:color="auto" w:fill="FFFFFF"/>
+        <w:spacing w:after="0" w:line="240" w:lineRule="auto"/>
+        <w:rPr>
+          <w:rFonts w:ascii="Consolas" w:eastAsia="Times New Roman" w:hAnsi="Consolas" w:cs="Times New Roman"/>
+          <w:color w:val="000000"/>
+          <w:sz w:val="16"/>
+          <w:szCs w:val="16"/>
+          <w:lang w:eastAsia="en-IN"/>
+        </w:rPr>
+      </w:pPr>
+      <w:r>
+        <w:rPr>
+          <w:rFonts w:ascii="Consolas" w:eastAsia="Times New Roman" w:hAnsi="Consolas" w:cs="Times New Roman"/>
+          <w:b/>
+          <w:bCs/>
+          <w:color w:val="7F0055"/>
+          <w:sz w:val="16"/>
+          <w:szCs w:val="16"/>
+          <w:lang w:eastAsia="en-IN"/>
+        </w:rPr>
+        <w:t>import</w:t>
+      </w:r>
+      <w:r>
+        <w:rPr>
+          <w:rFonts w:ascii="Consolas" w:eastAsia="Times New Roman" w:hAnsi="Consolas" w:cs="Times New Roman"/>
+          <w:color w:val="000000"/>
+          <w:sz w:val="16"/>
+          <w:szCs w:val="16"/>
+          <w:lang w:eastAsia="en-IN"/>
+        </w:rPr>
+        <w:t xml:space="preserve"> </w:t>
+      </w:r>
+      <w:proofErr w:type="spellStart"/>
+      <w:proofErr w:type="gramStart"/>
+      <w:r>
+        <w:rPr>
+          <w:rFonts w:ascii="Consolas" w:eastAsia="Times New Roman" w:hAnsi="Consolas" w:cs="Times New Roman"/>
+          <w:color w:val="000000"/>
+          <w:sz w:val="16"/>
+          <w:szCs w:val="16"/>
+          <w:lang w:eastAsia="en-IN"/>
+        </w:rPr>
+        <w:t>lombok.AllArgsConstructor</w:t>
+      </w:r>
+      <w:proofErr w:type="spellEnd"/>
+      <w:proofErr w:type="gramEnd"/>
+      <w:r>
+        <w:rPr>
+          <w:rFonts w:ascii="Consolas" w:eastAsia="Times New Roman" w:hAnsi="Consolas" w:cs="Times New Roman"/>
+          <w:color w:val="000000"/>
+          <w:sz w:val="16"/>
+          <w:szCs w:val="16"/>
+          <w:lang w:eastAsia="en-IN"/>
+        </w:rPr>
+        <w:t>;</w:t>
+      </w:r>
+    </w:p>
+    <w:p>
+      <w:pPr>
+        <w:shd w:val="clear" w:color="auto" w:fill="FFFFFF"/>
+        <w:spacing w:after="0" w:line="240" w:lineRule="auto"/>
+        <w:rPr>
+          <w:rFonts w:ascii="Consolas" w:eastAsia="Times New Roman" w:hAnsi="Consolas" w:cs="Times New Roman"/>
+          <w:color w:val="000000"/>
+          <w:sz w:val="16"/>
+          <w:szCs w:val="16"/>
+          <w:lang w:eastAsia="en-IN"/>
+        </w:rPr>
+      </w:pPr>
+      <w:r>
+        <w:rPr>
+          <w:rFonts w:ascii="Consolas" w:eastAsia="Times New Roman" w:hAnsi="Consolas" w:cs="Times New Roman"/>
+          <w:b/>
+          <w:bCs/>
+          <w:color w:val="7F0055"/>
+          <w:sz w:val="16"/>
+          <w:szCs w:val="16"/>
+          <w:lang w:eastAsia="en-IN"/>
+        </w:rPr>
+        <w:t>import</w:t>
+      </w:r>
+      <w:r>
+        <w:rPr>
+          <w:rFonts w:ascii="Consolas" w:eastAsia="Times New Roman" w:hAnsi="Consolas" w:cs="Times New Roman"/>
+          <w:color w:val="000000"/>
+          <w:sz w:val="16"/>
+          <w:szCs w:val="16"/>
+          <w:lang w:eastAsia="en-IN"/>
+        </w:rPr>
+        <w:t xml:space="preserve"> </w:t>
+      </w:r>
+      <w:proofErr w:type="spellStart"/>
+      <w:proofErr w:type="gramStart"/>
+      <w:r>
+        <w:rPr>
+          <w:rFonts w:ascii="Consolas" w:eastAsia="Times New Roman" w:hAnsi="Consolas" w:cs="Times New Roman"/>
+          <w:color w:val="000000"/>
+          <w:sz w:val="16"/>
+          <w:szCs w:val="16"/>
+          <w:lang w:eastAsia="en-IN"/>
+        </w:rPr>
+        <w:t>lombok.Builder</w:t>
+      </w:r>
+      <w:proofErr w:type="spellEnd"/>
+      <w:proofErr w:type="gramEnd"/>
+      <w:r>
+        <w:rPr>
+          <w:rFonts w:ascii="Consolas" w:eastAsia="Times New Roman" w:hAnsi="Consolas" w:cs="Times New Roman"/>
+          <w:color w:val="000000"/>
+          <w:sz w:val="16"/>
+          <w:szCs w:val="16"/>
+          <w:lang w:eastAsia="en-IN"/>
+        </w:rPr>
+        <w:t>;</w:t>
+      </w:r>
+    </w:p>
+    <w:p>
+      <w:pPr>
+        <w:shd w:val="clear" w:color="auto" w:fill="FFFFFF"/>
+        <w:spacing w:after="0" w:line="240" w:lineRule="auto"/>
+        <w:rPr>
+          <w:rFonts w:ascii="Consolas" w:eastAsia="Times New Roman" w:hAnsi="Consolas" w:cs="Times New Roman"/>
+          <w:color w:val="000000"/>
+          <w:sz w:val="16"/>
+          <w:szCs w:val="16"/>
+          <w:lang w:eastAsia="en-IN"/>
+        </w:rPr>
+      </w:pPr>
+      <w:r>
+        <w:rPr>
+          <w:rFonts w:ascii="Consolas" w:eastAsia="Times New Roman" w:hAnsi="Consolas" w:cs="Times New Roman"/>
+          <w:b/>
+          <w:bCs/>
+          <w:color w:val="7F0055"/>
+          <w:sz w:val="16"/>
+          <w:szCs w:val="16"/>
+          <w:lang w:eastAsia="en-IN"/>
+        </w:rPr>
+        <w:t>import</w:t>
+      </w:r>
+      <w:r>
+        <w:rPr>
+          <w:rFonts w:ascii="Consolas" w:eastAsia="Times New Roman" w:hAnsi="Consolas" w:cs="Times New Roman"/>
+          <w:color w:val="000000"/>
+          <w:sz w:val="16"/>
+          <w:szCs w:val="16"/>
+          <w:lang w:eastAsia="en-IN"/>
+        </w:rPr>
+        <w:t xml:space="preserve"> </w:t>
+      </w:r>
+      <w:proofErr w:type="spellStart"/>
+      <w:proofErr w:type="gramStart"/>
+      <w:r>
+        <w:rPr>
+          <w:rFonts w:ascii="Consolas" w:eastAsia="Times New Roman" w:hAnsi="Consolas" w:cs="Times New Roman"/>
+          <w:color w:val="000000"/>
+          <w:sz w:val="16"/>
+          <w:szCs w:val="16"/>
+          <w:lang w:eastAsia="en-IN"/>
+        </w:rPr>
+        <w:t>lombok.Getter</w:t>
+      </w:r>
+      <w:proofErr w:type="spellEnd"/>
+      <w:proofErr w:type="gramEnd"/>
+      <w:r>
+        <w:rPr>
+          <w:rFonts w:ascii="Consolas" w:eastAsia="Times New Roman" w:hAnsi="Consolas" w:cs="Times New Roman"/>
+          <w:color w:val="000000"/>
+          <w:sz w:val="16"/>
+          <w:szCs w:val="16"/>
+          <w:lang w:eastAsia="en-IN"/>
+        </w:rPr>
+        <w:t>;</w:t>
+      </w:r>
+    </w:p>
+    <w:p>
+      <w:pPr>
+        <w:shd w:val="clear" w:color="auto" w:fill="FFFFFF"/>
+        <w:spacing w:after="0" w:line="240" w:lineRule="auto"/>
+        <w:rPr>
+          <w:rFonts w:ascii="Consolas" w:eastAsia="Times New Roman" w:hAnsi="Consolas" w:cs="Times New Roman"/>
+          <w:color w:val="000000"/>
+          <w:sz w:val="16"/>
+          <w:szCs w:val="16"/>
+          <w:lang w:eastAsia="en-IN"/>
+        </w:rPr>
+      </w:pPr>
+      <w:r>
+        <w:rPr>
+          <w:rFonts w:ascii="Consolas" w:eastAsia="Times New Roman" w:hAnsi="Consolas" w:cs="Times New Roman"/>
+          <w:b/>
+          <w:bCs/>
+          <w:color w:val="7F0055"/>
+          <w:sz w:val="16"/>
+          <w:szCs w:val="16"/>
+          <w:lang w:eastAsia="en-IN"/>
+        </w:rPr>
+        <w:t>import</w:t>
+      </w:r>
+      <w:r>
+        <w:rPr>
+          <w:rFonts w:ascii="Consolas" w:eastAsia="Times New Roman" w:hAnsi="Consolas" w:cs="Times New Roman"/>
+          <w:color w:val="000000"/>
+          <w:sz w:val="16"/>
+          <w:szCs w:val="16"/>
+          <w:lang w:eastAsia="en-IN"/>
+        </w:rPr>
+        <w:t xml:space="preserve"> </w:t>
+      </w:r>
+      <w:proofErr w:type="spellStart"/>
+      <w:proofErr w:type="gramStart"/>
+      <w:r>
+        <w:rPr>
+          <w:rFonts w:ascii="Consolas" w:eastAsia="Times New Roman" w:hAnsi="Consolas" w:cs="Times New Roman"/>
+          <w:color w:val="000000"/>
+          <w:sz w:val="16"/>
+          <w:szCs w:val="16"/>
+          <w:lang w:eastAsia="en-IN"/>
+        </w:rPr>
+        <w:t>lombok.NoArgsConstructor</w:t>
+      </w:r>
+      <w:proofErr w:type="spellEnd"/>
+      <w:proofErr w:type="gramEnd"/>
+      <w:r>
+        <w:rPr>
+          <w:rFonts w:ascii="Consolas" w:eastAsia="Times New Roman" w:hAnsi="Consolas" w:cs="Times New Roman"/>
+          <w:color w:val="000000"/>
+          <w:sz w:val="16"/>
+          <w:szCs w:val="16"/>
+          <w:lang w:eastAsia="en-IN"/>
+        </w:rPr>
+        <w:t>;</w:t>
+      </w:r>
+    </w:p>
+    <w:p>
+      <w:pPr>
+        <w:shd w:val="clear" w:color="auto" w:fill="FFFFFF"/>
+        <w:spacing w:after="0" w:line="240" w:lineRule="auto"/>
+        <w:rPr>
+          <w:rFonts w:ascii="Consolas" w:eastAsia="Times New Roman" w:hAnsi="Consolas" w:cs="Times New Roman"/>
+          <w:color w:val="000000"/>
+          <w:sz w:val="16"/>
+          <w:szCs w:val="16"/>
+          <w:lang w:eastAsia="en-IN"/>
+        </w:rPr>
+      </w:pPr>
+      <w:r>
+        <w:rPr>
+          <w:rFonts w:ascii="Consolas" w:eastAsia="Times New Roman" w:hAnsi="Consolas" w:cs="Times New Roman"/>
+          <w:b/>
+          <w:bCs/>
+          <w:color w:val="7F0055"/>
+          <w:sz w:val="16"/>
+          <w:szCs w:val="16"/>
+          <w:lang w:eastAsia="en-IN"/>
+        </w:rPr>
+        <w:t>import</w:t>
+      </w:r>
+      <w:r>
+        <w:rPr>
+          <w:rFonts w:ascii="Consolas" w:eastAsia="Times New Roman" w:hAnsi="Consolas" w:cs="Times New Roman"/>
+          <w:color w:val="000000"/>
+          <w:sz w:val="16"/>
+          <w:szCs w:val="16"/>
+          <w:lang w:eastAsia="en-IN"/>
+        </w:rPr>
+        <w:t xml:space="preserve"> </w:t>
+      </w:r>
+      <w:proofErr w:type="spellStart"/>
+      <w:proofErr w:type="gramStart"/>
+      <w:r>
+        <w:rPr>
+          <w:rFonts w:ascii="Consolas" w:eastAsia="Times New Roman" w:hAnsi="Consolas" w:cs="Times New Roman"/>
+          <w:color w:val="000000"/>
+          <w:sz w:val="16"/>
+          <w:szCs w:val="16"/>
+          <w:lang w:eastAsia="en-IN"/>
+        </w:rPr>
+        <w:t>lombok.Setter</w:t>
+      </w:r>
+      <w:proofErr w:type="spellEnd"/>
+      <w:proofErr w:type="gramEnd"/>
+      <w:r>
+        <w:rPr>
+          <w:rFonts w:ascii="Consolas" w:eastAsia="Times New Roman" w:hAnsi="Consolas" w:cs="Times New Roman"/>
+          <w:color w:val="000000"/>
+          <w:sz w:val="16"/>
+          <w:szCs w:val="16"/>
+          <w:lang w:eastAsia="en-IN"/>
+        </w:rPr>
+        <w:t>;</w:t>
+      </w:r>
+    </w:p>
+    <w:p>
+      <w:pPr>
+        <w:shd w:val="clear" w:color="auto" w:fill="FFFFFF"/>
+        <w:spacing w:after="0" w:line="240" w:lineRule="auto"/>
+        <w:rPr>
+          <w:rFonts w:ascii="Consolas" w:eastAsia="Times New Roman" w:hAnsi="Consolas" w:cs="Times New Roman"/>
+          <w:color w:val="000000"/>
+          <w:sz w:val="16"/>
+          <w:szCs w:val="16"/>
+          <w:lang w:eastAsia="en-IN"/>
+        </w:rPr>
+      </w:pPr>
+      <w:r>
+        <w:rPr>
+          <w:rFonts w:ascii="Consolas" w:eastAsia="Times New Roman" w:hAnsi="Consolas" w:cs="Times New Roman"/>
+          <w:b/>
+          <w:bCs/>
+          <w:color w:val="7F0055"/>
+          <w:sz w:val="16"/>
+          <w:szCs w:val="16"/>
+          <w:lang w:eastAsia="en-IN"/>
+        </w:rPr>
+        <w:t>import</w:t>
+      </w:r>
+      <w:r>
+        <w:rPr>
+          <w:rFonts w:ascii="Consolas" w:eastAsia="Times New Roman" w:hAnsi="Consolas" w:cs="Times New Roman"/>
+          <w:color w:val="000000"/>
+          <w:sz w:val="16"/>
+          <w:szCs w:val="16"/>
+          <w:lang w:eastAsia="en-IN"/>
+        </w:rPr>
+        <w:t xml:space="preserve"> </w:t>
+      </w:r>
+      <w:proofErr w:type="spellStart"/>
+      <w:proofErr w:type="gramStart"/>
+      <w:r>
+        <w:rPr>
+          <w:rFonts w:ascii="Consolas" w:eastAsia="Times New Roman" w:hAnsi="Consolas" w:cs="Times New Roman"/>
+          <w:color w:val="000000"/>
+          <w:sz w:val="16"/>
+          <w:szCs w:val="16"/>
+          <w:lang w:eastAsia="en-IN"/>
+        </w:rPr>
+        <w:t>lombok.ToString</w:t>
+      </w:r>
+      <w:proofErr w:type="spellEnd"/>
+      <w:proofErr w:type="gramEnd"/>
+      <w:r>
+        <w:rPr>
+          <w:rFonts w:ascii="Consolas" w:eastAsia="Times New Roman" w:hAnsi="Consolas" w:cs="Times New Roman"/>
+          <w:color w:val="000000"/>
+          <w:sz w:val="16"/>
+          <w:szCs w:val="16"/>
+          <w:lang w:eastAsia="en-IN"/>
+        </w:rPr>
+        <w:t>;</w:t>
+      </w:r>
+    </w:p>
+    <w:p>
+      <w:pPr>
+        <w:shd w:val="clear" w:color="auto" w:fill="FFFFFF"/>
+        <w:spacing w:after="0" w:line="240" w:lineRule="auto"/>
+        <w:rPr>
+          <w:rFonts w:ascii="Consolas" w:eastAsia="Times New Roman" w:hAnsi="Consolas" w:cs="Times New Roman"/>
+          <w:color w:val="000000"/>
+          <w:sz w:val="16"/>
+          <w:szCs w:val="16"/>
+          <w:lang w:eastAsia="en-IN"/>
+        </w:rPr>
+      </w:pPr>
+    </w:p>
+    <w:p>
+      <w:pPr>
+        <w:shd w:val="clear" w:color="auto" w:fill="FFFFFF"/>
+        <w:spacing w:after="0" w:line="240" w:lineRule="auto"/>
+        <w:rPr>
+          <w:rFonts w:ascii="Consolas" w:eastAsia="Times New Roman" w:hAnsi="Consolas" w:cs="Times New Roman"/>
+          <w:color w:val="000000"/>
+          <w:sz w:val="16"/>
+          <w:szCs w:val="16"/>
+          <w:lang w:eastAsia="en-IN"/>
+        </w:rPr>
+      </w:pPr>
+      <w:r>
+        <w:rPr>
+          <w:rFonts w:ascii="Consolas" w:eastAsia="Times New Roman" w:hAnsi="Consolas" w:cs="Times New Roman"/>
+          <w:color w:val="646464"/>
+          <w:sz w:val="16"/>
+          <w:szCs w:val="16"/>
+          <w:lang w:eastAsia="en-IN"/>
+        </w:rPr>
+        <w:t>@Entity</w:t>
+      </w:r>
+    </w:p>
+    <w:p>
+      <w:pPr>
+        <w:shd w:val="clear" w:color="auto" w:fill="FFFFFF"/>
+        <w:spacing w:after="0" w:line="240" w:lineRule="auto"/>
+        <w:rPr>
+          <w:rFonts w:ascii="Consolas" w:eastAsia="Times New Roman" w:hAnsi="Consolas" w:cs="Times New Roman"/>
+          <w:color w:val="000000"/>
+          <w:sz w:val="16"/>
+          <w:szCs w:val="16"/>
+          <w:lang w:eastAsia="en-IN"/>
+        </w:rPr>
+      </w:pPr>
+      <w:r>
+        <w:rPr>
+          <w:rFonts w:ascii="Consolas" w:eastAsia="Times New Roman" w:hAnsi="Consolas" w:cs="Times New Roman"/>
+          <w:color w:val="646464"/>
+          <w:sz w:val="16"/>
+          <w:szCs w:val="16"/>
+          <w:shd w:val="clear" w:color="auto" w:fill="F0D8A8"/>
+          <w:lang w:eastAsia="en-IN"/>
+        </w:rPr>
+        <w:t>@AllArgsConstructor</w:t>
+      </w:r>
+    </w:p>
+    <w:p>
+      <w:pPr>
+        <w:shd w:val="clear" w:color="auto" w:fill="FFFFFF"/>
+        <w:spacing w:after="0" w:line="240" w:lineRule="auto"/>
+        <w:rPr>
+          <w:rFonts w:ascii="Consolas" w:eastAsia="Times New Roman" w:hAnsi="Consolas" w:cs="Times New Roman"/>
+          <w:color w:val="000000"/>
+          <w:sz w:val="16"/>
+          <w:szCs w:val="16"/>
+          <w:lang w:eastAsia="en-IN"/>
+        </w:rPr>
+      </w:pPr>
+      <w:r>
+        <w:rPr>
+          <w:rFonts w:ascii="Consolas" w:eastAsia="Times New Roman" w:hAnsi="Consolas" w:cs="Times New Roman"/>
+          <w:color w:val="646464"/>
+          <w:sz w:val="16"/>
+          <w:szCs w:val="16"/>
+          <w:lang w:eastAsia="en-IN"/>
+        </w:rPr>
+        <w:t>@NoArgsConstructor</w:t>
+      </w:r>
+    </w:p>
+    <w:p>
+      <w:pPr>
+        <w:shd w:val="clear" w:color="auto" w:fill="FFFFFF"/>
+        <w:spacing w:after="0" w:line="240" w:lineRule="auto"/>
+        <w:rPr>
+          <w:rFonts w:ascii="Consolas" w:eastAsia="Times New Roman" w:hAnsi="Consolas" w:cs="Times New Roman"/>
+          <w:color w:val="000000"/>
+          <w:sz w:val="16"/>
+          <w:szCs w:val="16"/>
+          <w:lang w:eastAsia="en-IN"/>
+        </w:rPr>
+      </w:pPr>
+      <w:r>
+        <w:rPr>
+          <w:rFonts w:ascii="Consolas" w:eastAsia="Times New Roman" w:hAnsi="Consolas" w:cs="Times New Roman"/>
+          <w:color w:val="646464"/>
+          <w:sz w:val="16"/>
+          <w:szCs w:val="16"/>
+          <w:lang w:eastAsia="en-IN"/>
+        </w:rPr>
+        <w:t>@ToString</w:t>
+      </w:r>
+    </w:p>
+    <w:p>
+      <w:pPr>
+        <w:shd w:val="clear" w:color="auto" w:fill="FFFFFF"/>
+        <w:spacing w:after="0" w:line="240" w:lineRule="auto"/>
+        <w:rPr>
+          <w:rFonts w:ascii="Consolas" w:eastAsia="Times New Roman" w:hAnsi="Consolas" w:cs="Times New Roman"/>
+          <w:color w:val="000000"/>
+          <w:sz w:val="16"/>
+          <w:szCs w:val="16"/>
+          <w:lang w:eastAsia="en-IN"/>
+        </w:rPr>
+      </w:pPr>
+      <w:r>
+        <w:rPr>
+          <w:rFonts w:ascii="Consolas" w:eastAsia="Times New Roman" w:hAnsi="Consolas" w:cs="Times New Roman"/>
+          <w:color w:val="646464"/>
+          <w:sz w:val="16"/>
+          <w:szCs w:val="16"/>
+          <w:shd w:val="clear" w:color="auto" w:fill="F0D8A8"/>
+          <w:lang w:eastAsia="en-IN"/>
+        </w:rPr>
+        <w:t>@Setter</w:t>
+      </w:r>
+    </w:p>
+    <w:p>
+      <w:pPr>
+        <w:shd w:val="clear" w:color="auto" w:fill="FFFFFF"/>
+        <w:spacing w:after="0" w:line="240" w:lineRule="auto"/>
+        <w:rPr>
+          <w:rFonts w:ascii="Consolas" w:eastAsia="Times New Roman" w:hAnsi="Consolas" w:cs="Times New Roman"/>
+          <w:color w:val="000000"/>
+          <w:sz w:val="16"/>
+          <w:szCs w:val="16"/>
+          <w:lang w:eastAsia="en-IN"/>
+        </w:rPr>
+      </w:pPr>
+      <w:r>
+        <w:rPr>
+          <w:rFonts w:ascii="Consolas" w:eastAsia="Times New Roman" w:hAnsi="Consolas" w:cs="Times New Roman"/>
+          <w:color w:val="646464"/>
+          <w:sz w:val="16"/>
+          <w:szCs w:val="16"/>
+          <w:shd w:val="clear" w:color="auto" w:fill="D4D4D4"/>
+          <w:lang w:eastAsia="en-IN"/>
+        </w:rPr>
+        <w:t>@Getter</w:t>
+      </w:r>
+    </w:p>
+    <w:p>
+      <w:pPr>
+        <w:shd w:val="clear" w:color="auto" w:fill="FFFFFF"/>
+        <w:spacing w:after="0" w:line="240" w:lineRule="auto"/>
+        <w:rPr>
+          <w:rFonts w:ascii="Consolas" w:eastAsia="Times New Roman" w:hAnsi="Consolas" w:cs="Times New Roman"/>
+          <w:color w:val="000000"/>
+          <w:sz w:val="16"/>
+          <w:szCs w:val="16"/>
+          <w:lang w:eastAsia="en-IN"/>
+        </w:rPr>
+      </w:pPr>
+      <w:r>
+        <w:rPr>
+          <w:rFonts w:ascii="Consolas" w:eastAsia="Times New Roman" w:hAnsi="Consolas" w:cs="Times New Roman"/>
+          <w:color w:val="646464"/>
+          <w:sz w:val="16"/>
+          <w:szCs w:val="16"/>
+          <w:lang w:eastAsia="en-IN"/>
+        </w:rPr>
+        <w:t>@Builder</w:t>
+      </w:r>
+    </w:p>
+    <w:p>
+      <w:pPr>
+        <w:shd w:val="clear" w:color="auto" w:fill="FFFFFF"/>
+        <w:spacing w:after="0" w:line="240" w:lineRule="auto"/>
+        <w:rPr>
+          <w:rFonts w:ascii="Consolas" w:eastAsia="Times New Roman" w:hAnsi="Consolas" w:cs="Times New Roman"/>
+          <w:color w:val="000000"/>
+          <w:sz w:val="16"/>
+          <w:szCs w:val="16"/>
+          <w:lang w:eastAsia="en-IN"/>
+        </w:rPr>
+      </w:pPr>
+      <w:r>
+        <w:rPr>
+          <w:rFonts w:ascii="Consolas" w:eastAsia="Times New Roman" w:hAnsi="Consolas" w:cs="Times New Roman"/>
+          <w:b/>
+          <w:bCs/>
+          <w:color w:val="7F0055"/>
+          <w:sz w:val="16"/>
+          <w:szCs w:val="16"/>
+          <w:lang w:eastAsia="en-IN"/>
+        </w:rPr>
+        <w:t>public</w:t>
+      </w:r>
+      <w:r>
+        <w:rPr>
+          <w:rFonts w:ascii="Consolas" w:eastAsia="Times New Roman" w:hAnsi="Consolas" w:cs="Times New Roman"/>
+          <w:color w:val="000000"/>
+          <w:sz w:val="16"/>
+          <w:szCs w:val="16"/>
+          <w:lang w:eastAsia="en-IN"/>
+        </w:rPr>
+        <w:t xml:space="preserve"> </w:t>
+      </w:r>
+      <w:r>
+        <w:rPr>
+          <w:rFonts w:ascii="Consolas" w:eastAsia="Times New Roman" w:hAnsi="Consolas" w:cs="Times New Roman"/>
+          <w:b/>
+          <w:bCs/>
+          <w:color w:val="7F0055"/>
+          <w:sz w:val="16"/>
+          <w:szCs w:val="16"/>
+          <w:lang w:eastAsia="en-IN"/>
         </w:rPr>
         <w:t>class</w:t>
       </w:r>
       <w:r>
         <w:rPr>
-          <w:rFonts w:ascii="Consolas" w:hAnsi="Consolas" w:cs="Consolas"/>
-          <w:color w:val="000000"/>
-          <w:sz w:val="16"/>
-          <w:szCs w:val="16"/>
+          <w:rFonts w:ascii="Consolas" w:eastAsia="Times New Roman" w:hAnsi="Consolas" w:cs="Times New Roman"/>
+          <w:color w:val="000000"/>
+          <w:sz w:val="16"/>
+          <w:szCs w:val="16"/>
+          <w:lang w:eastAsia="en-IN"/>
         </w:rPr>
         <w:t xml:space="preserve"> Role {</w:t>
       </w:r>
     </w:p>
     <w:p>
       <w:pPr>
-        <w:autoSpaceDE w:val="0"/>
-        <w:autoSpaceDN w:val="0"/>
-        <w:adjustRightInd w:val="0"/>
-        <w:spacing w:after="0" w:line="240" w:lineRule="auto"/>
-        <w:rPr>
-          <w:rFonts w:ascii="Consolas" w:hAnsi="Consolas" w:cs="Consolas"/>
-          <w:sz w:val="16"/>
-          <w:szCs w:val="16"/>
-        </w:rPr>
-      </w:pPr>
-      <w:r>
-        <w:rPr>
-          <w:rFonts w:ascii="Consolas" w:hAnsi="Consolas" w:cs="Consolas"/>
-          <w:color w:val="000000"/>
-          <w:sz w:val="16"/>
-          <w:szCs w:val="16"/>
-        </w:rPr>
-        <w:t xml:space="preserve">    </w:t>
-      </w:r>
-      <w:r>
-        <w:rPr>
-          <w:rFonts w:ascii="Consolas" w:hAnsi="Consolas" w:cs="Consolas"/>
-          <w:color w:val="646464"/>
-          <w:sz w:val="16"/>
-          <w:szCs w:val="16"/>
+        <w:shd w:val="clear" w:color="auto" w:fill="FFFFFF"/>
+        <w:spacing w:after="0" w:line="240" w:lineRule="auto"/>
+        <w:rPr>
+          <w:rFonts w:ascii="Consolas" w:eastAsia="Times New Roman" w:hAnsi="Consolas" w:cs="Times New Roman"/>
+          <w:color w:val="000000"/>
+          <w:sz w:val="16"/>
+          <w:szCs w:val="16"/>
+          <w:lang w:eastAsia="en-IN"/>
+        </w:rPr>
+      </w:pPr>
+    </w:p>
+    <w:p>
+      <w:pPr>
+        <w:shd w:val="clear" w:color="auto" w:fill="FFFFFF"/>
+        <w:spacing w:after="0" w:line="240" w:lineRule="auto"/>
+        <w:rPr>
+          <w:rFonts w:ascii="Consolas" w:eastAsia="Times New Roman" w:hAnsi="Consolas" w:cs="Times New Roman"/>
+          <w:color w:val="000000"/>
+          <w:sz w:val="16"/>
+          <w:szCs w:val="16"/>
+          <w:lang w:eastAsia="en-IN"/>
+        </w:rPr>
+      </w:pPr>
+      <w:r>
+        <w:rPr>
+          <w:rFonts w:ascii="Consolas" w:eastAsia="Times New Roman" w:hAnsi="Consolas" w:cs="Times New Roman"/>
+          <w:color w:val="000000"/>
+          <w:sz w:val="16"/>
+          <w:szCs w:val="16"/>
+          <w:lang w:eastAsia="en-IN"/>
+        </w:rPr>
+        <w:tab/>
+      </w:r>
+      <w:r>
+        <w:rPr>
+          <w:rFonts w:ascii="Consolas" w:eastAsia="Times New Roman" w:hAnsi="Consolas" w:cs="Times New Roman"/>
+          <w:color w:val="646464"/>
+          <w:sz w:val="16"/>
+          <w:szCs w:val="16"/>
+          <w:lang w:eastAsia="en-IN"/>
         </w:rPr>
         <w:t>@Id</w:t>
       </w:r>
     </w:p>
     <w:p>
       <w:pPr>
-        <w:autoSpaceDE w:val="0"/>
-        <w:autoSpaceDN w:val="0"/>
-        <w:adjustRightInd w:val="0"/>
-        <w:spacing w:after="0" w:line="240" w:lineRule="auto"/>
-        <w:rPr>
-          <w:rFonts w:ascii="Consolas" w:hAnsi="Consolas" w:cs="Consolas"/>
-          <w:sz w:val="16"/>
-          <w:szCs w:val="16"/>
-        </w:rPr>
-      </w:pPr>
-      <w:r>
-        <w:rPr>
-          <w:rFonts w:ascii="Consolas" w:hAnsi="Consolas" w:cs="Consolas"/>
-          <w:color w:val="000000"/>
-          <w:sz w:val="16"/>
-          <w:szCs w:val="16"/>
-        </w:rPr>
-        <w:t xml:space="preserve">    </w:t>
-      </w:r>
-      <w:r>
-        <w:rPr>
-          <w:rFonts w:ascii="Consolas" w:hAnsi="Consolas" w:cs="Consolas"/>
-          <w:color w:val="646464"/>
-          <w:sz w:val="16"/>
-          <w:szCs w:val="16"/>
+        <w:shd w:val="clear" w:color="auto" w:fill="FFFFFF"/>
+        <w:spacing w:after="0" w:line="240" w:lineRule="auto"/>
+        <w:rPr>
+          <w:rFonts w:ascii="Consolas" w:eastAsia="Times New Roman" w:hAnsi="Consolas" w:cs="Times New Roman"/>
+          <w:color w:val="000000"/>
+          <w:sz w:val="16"/>
+          <w:szCs w:val="16"/>
+          <w:lang w:eastAsia="en-IN"/>
+        </w:rPr>
+      </w:pPr>
+      <w:r>
+        <w:rPr>
+          <w:rFonts w:ascii="Consolas" w:eastAsia="Times New Roman" w:hAnsi="Consolas" w:cs="Times New Roman"/>
+          <w:color w:val="000000"/>
+          <w:sz w:val="16"/>
+          <w:szCs w:val="16"/>
+          <w:lang w:eastAsia="en-IN"/>
+        </w:rPr>
+        <w:tab/>
+      </w:r>
+      <w:r>
+        <w:rPr>
+          <w:rFonts w:ascii="Consolas" w:eastAsia="Times New Roman" w:hAnsi="Consolas" w:cs="Times New Roman"/>
+          <w:color w:val="646464"/>
+          <w:sz w:val="16"/>
+          <w:szCs w:val="16"/>
+          <w:lang w:eastAsia="en-IN"/>
         </w:rPr>
         <w:t>@</w:t>
       </w:r>
       <w:proofErr w:type="gramStart"/>
       <w:r>
         <w:rPr>
-          <w:rFonts w:ascii="Consolas" w:hAnsi="Consolas" w:cs="Consolas"/>
-          <w:color w:val="646464"/>
-          <w:sz w:val="16"/>
-          <w:szCs w:val="16"/>
-        </w:rPr>
-        <w:t>Column</w:t>
-      </w:r>
-      <w:r>
-        <w:rPr>
-          <w:rFonts w:ascii="Consolas" w:hAnsi="Consolas" w:cs="Consolas"/>
-          <w:color w:val="000000"/>
-          <w:sz w:val="16"/>
-          <w:szCs w:val="16"/>
+          <w:rFonts w:ascii="Consolas" w:eastAsia="Times New Roman" w:hAnsi="Consolas" w:cs="Times New Roman"/>
+          <w:color w:val="646464"/>
+          <w:sz w:val="16"/>
+          <w:szCs w:val="16"/>
+          <w:lang w:eastAsia="en-IN"/>
+        </w:rPr>
+        <w:t>GeneratedValue</w:t>
+      </w:r>
+      <w:r>
+        <w:rPr>
+          <w:rFonts w:ascii="Consolas" w:eastAsia="Times New Roman" w:hAnsi="Consolas" w:cs="Times New Roman"/>
+          <w:color w:val="000000"/>
+          <w:sz w:val="16"/>
+          <w:szCs w:val="16"/>
+          <w:lang w:eastAsia="en-IN"/>
         </w:rPr>
         <w:t>(</w:t>
       </w:r>
       <w:proofErr w:type="gramEnd"/>
       <w:r>
         <w:rPr>
-          <w:rFonts w:ascii="Consolas" w:hAnsi="Consolas" w:cs="Consolas"/>
-          <w:color w:val="000000"/>
-          <w:sz w:val="16"/>
-          <w:szCs w:val="16"/>
-        </w:rPr>
-        <w:t xml:space="preserve">name = </w:t>
-      </w:r>
-      <w:r>
-        <w:rPr>
-          <w:rFonts w:ascii="Consolas" w:hAnsi="Consolas" w:cs="Consolas"/>
-          <w:color w:val="2A00FF"/>
-          <w:sz w:val="16"/>
-          <w:szCs w:val="16"/>
-        </w:rPr>
-        <w:t>"</w:t>
-      </w:r>
-      <w:proofErr w:type="spellStart"/>
-      <w:r>
-        <w:rPr>
-          <w:rFonts w:ascii="Consolas" w:hAnsi="Consolas" w:cs="Consolas"/>
-          <w:color w:val="2A00FF"/>
-          <w:sz w:val="16"/>
-          <w:szCs w:val="16"/>
-        </w:rPr>
-        <w:t>role_id</w:t>
-      </w:r>
-      <w:proofErr w:type="spellEnd"/>
-      <w:r>
-        <w:rPr>
-          <w:rFonts w:ascii="Consolas" w:hAnsi="Consolas" w:cs="Consolas"/>
-          <w:color w:val="2A00FF"/>
-          <w:sz w:val="16"/>
-          <w:szCs w:val="16"/>
-        </w:rPr>
-        <w:t>"</w:t>
-      </w:r>
-      <w:r>
-        <w:rPr>
-          <w:rFonts w:ascii="Consolas" w:hAnsi="Consolas" w:cs="Consolas"/>
-          <w:color w:val="000000"/>
-          <w:sz w:val="16"/>
-          <w:szCs w:val="16"/>
-        </w:rPr>
-        <w:t>)</w:t>
-      </w:r>
-    </w:p>
-    <w:p>
-      <w:pPr>
-        <w:autoSpaceDE w:val="0"/>
-        <w:autoSpaceDN w:val="0"/>
-        <w:adjustRightInd w:val="0"/>
-        <w:spacing w:after="0" w:line="240" w:lineRule="auto"/>
-        <w:rPr>
-          <w:rFonts w:ascii="Consolas" w:hAnsi="Consolas" w:cs="Consolas"/>
-          <w:sz w:val="16"/>
-          <w:szCs w:val="16"/>
-        </w:rPr>
-      </w:pPr>
-      <w:r>
-        <w:rPr>
-          <w:rFonts w:ascii="Consolas" w:hAnsi="Consolas" w:cs="Consolas"/>
-          <w:color w:val="000000"/>
-          <w:sz w:val="16"/>
-          <w:szCs w:val="16"/>
-        </w:rPr>
-        <w:t xml:space="preserve">    </w:t>
-      </w:r>
-      <w:r>
-        <w:rPr>
-          <w:rFonts w:ascii="Consolas" w:hAnsi="Consolas" w:cs="Consolas"/>
-          <w:color w:val="646464"/>
-          <w:sz w:val="16"/>
-          <w:szCs w:val="16"/>
-        </w:rPr>
-        <w:t>@</w:t>
-      </w:r>
-      <w:proofErr w:type="gramStart"/>
-      <w:r>
-        <w:rPr>
-          <w:rFonts w:ascii="Consolas" w:hAnsi="Consolas" w:cs="Consolas"/>
-          <w:color w:val="646464"/>
-          <w:sz w:val="16"/>
-          <w:szCs w:val="16"/>
-        </w:rPr>
-        <w:t>GeneratedValue</w:t>
-      </w:r>
-      <w:r>
-        <w:rPr>
-          <w:rFonts w:ascii="Consolas" w:hAnsi="Consolas" w:cs="Consolas"/>
-          <w:color w:val="000000"/>
-          <w:sz w:val="16"/>
-          <w:szCs w:val="16"/>
-        </w:rPr>
-        <w:t>(</w:t>
-      </w:r>
-      <w:proofErr w:type="gramEnd"/>
-      <w:r>
-        <w:rPr>
-          <w:rFonts w:ascii="Consolas" w:hAnsi="Consolas" w:cs="Consolas"/>
-          <w:color w:val="000000"/>
-          <w:sz w:val="16"/>
-          <w:szCs w:val="16"/>
+          <w:rFonts w:ascii="Consolas" w:eastAsia="Times New Roman" w:hAnsi="Consolas" w:cs="Times New Roman"/>
+          <w:color w:val="000000"/>
+          <w:sz w:val="16"/>
+          <w:szCs w:val="16"/>
+          <w:lang w:eastAsia="en-IN"/>
         </w:rPr>
         <w:t xml:space="preserve">strategy = </w:t>
       </w:r>
       <w:proofErr w:type="spellStart"/>
       <w:r>
         <w:rPr>
-          <w:rFonts w:ascii="Consolas" w:hAnsi="Consolas" w:cs="Consolas"/>
-          <w:color w:val="000000"/>
-          <w:sz w:val="16"/>
-          <w:szCs w:val="16"/>
+          <w:rFonts w:ascii="Consolas" w:eastAsia="Times New Roman" w:hAnsi="Consolas" w:cs="Times New Roman"/>
+          <w:color w:val="000000"/>
+          <w:sz w:val="16"/>
+          <w:szCs w:val="16"/>
+          <w:lang w:eastAsia="en-IN"/>
         </w:rPr>
         <w:t>GenerationType.</w:t>
       </w:r>
       <w:r>
         <w:rPr>
-          <w:rFonts w:ascii="Consolas" w:hAnsi="Consolas" w:cs="Consolas"/>
+          <w:rFonts w:ascii="Consolas" w:eastAsia="Times New Roman" w:hAnsi="Consolas" w:cs="Times New Roman"/>
           <w:b/>
           <w:bCs/>
           <w:i/>
@@ -5765,1627 +6559,2040 @@
           <w:color w:val="0000C0"/>
           <w:sz w:val="16"/>
           <w:szCs w:val="16"/>
+          <w:lang w:eastAsia="en-IN"/>
         </w:rPr>
         <w:t>IDENTITY</w:t>
       </w:r>
       <w:proofErr w:type="spellEnd"/>
       <w:r>
         <w:rPr>
-          <w:rFonts w:ascii="Consolas" w:hAnsi="Consolas" w:cs="Consolas"/>
-          <w:color w:val="000000"/>
-          <w:sz w:val="16"/>
-          <w:szCs w:val="16"/>
+          <w:rFonts w:ascii="Consolas" w:eastAsia="Times New Roman" w:hAnsi="Consolas" w:cs="Times New Roman"/>
+          <w:color w:val="000000"/>
+          <w:sz w:val="16"/>
+          <w:szCs w:val="16"/>
+          <w:lang w:eastAsia="en-IN"/>
         </w:rPr>
         <w:t>)</w:t>
       </w:r>
     </w:p>
     <w:p>
       <w:pPr>
-        <w:autoSpaceDE w:val="0"/>
-        <w:autoSpaceDN w:val="0"/>
-        <w:adjustRightInd w:val="0"/>
-        <w:spacing w:after="0" w:line="240" w:lineRule="auto"/>
-        <w:rPr>
-          <w:rFonts w:ascii="Consolas" w:hAnsi="Consolas" w:cs="Consolas"/>
-          <w:sz w:val="16"/>
-          <w:szCs w:val="16"/>
-        </w:rPr>
-      </w:pPr>
-      <w:r>
-        <w:rPr>
-          <w:rFonts w:ascii="Consolas" w:hAnsi="Consolas" w:cs="Consolas"/>
-          <w:color w:val="000000"/>
-          <w:sz w:val="16"/>
-          <w:szCs w:val="16"/>
-        </w:rPr>
-        <w:t xml:space="preserve">    </w:t>
-      </w:r>
-      <w:r>
-        <w:rPr>
-          <w:rFonts w:ascii="Consolas" w:hAnsi="Consolas" w:cs="Consolas"/>
+        <w:shd w:val="clear" w:color="auto" w:fill="FFFFFF"/>
+        <w:spacing w:after="0" w:line="240" w:lineRule="auto"/>
+        <w:rPr>
+          <w:rFonts w:ascii="Consolas" w:eastAsia="Times New Roman" w:hAnsi="Consolas" w:cs="Times New Roman"/>
+          <w:color w:val="000000"/>
+          <w:sz w:val="16"/>
+          <w:szCs w:val="16"/>
+          <w:lang w:eastAsia="en-IN"/>
+        </w:rPr>
+      </w:pPr>
+      <w:r>
+        <w:rPr>
+          <w:rFonts w:ascii="Consolas" w:eastAsia="Times New Roman" w:hAnsi="Consolas" w:cs="Times New Roman"/>
+          <w:color w:val="000000"/>
+          <w:sz w:val="16"/>
+          <w:szCs w:val="16"/>
+          <w:lang w:eastAsia="en-IN"/>
+        </w:rPr>
+        <w:tab/>
+      </w:r>
+      <w:r>
+        <w:rPr>
+          <w:rFonts w:ascii="Consolas" w:eastAsia="Times New Roman" w:hAnsi="Consolas" w:cs="Times New Roman"/>
           <w:b/>
           <w:bCs/>
           <w:color w:val="7F0055"/>
           <w:sz w:val="16"/>
           <w:szCs w:val="16"/>
+          <w:lang w:eastAsia="en-IN"/>
         </w:rPr>
         <w:t>private</w:t>
       </w:r>
       <w:r>
         <w:rPr>
-          <w:rFonts w:ascii="Consolas" w:hAnsi="Consolas" w:cs="Consolas"/>
-          <w:color w:val="000000"/>
-          <w:sz w:val="16"/>
-          <w:szCs w:val="16"/>
-        </w:rPr>
-        <w:t xml:space="preserve"> Integer </w:t>
-      </w:r>
-      <w:r>
-        <w:rPr>
-          <w:rFonts w:ascii="Consolas" w:hAnsi="Consolas" w:cs="Consolas"/>
-          <w:color w:val="0000C0"/>
-          <w:sz w:val="16"/>
-          <w:szCs w:val="16"/>
-        </w:rPr>
-        <w:t>id</w:t>
-      </w:r>
-      <w:r>
-        <w:rPr>
-          <w:rFonts w:ascii="Consolas" w:hAnsi="Consolas" w:cs="Consolas"/>
-          <w:color w:val="000000"/>
-          <w:sz w:val="16"/>
-          <w:szCs w:val="16"/>
-        </w:rPr>
-        <w:t>;</w:t>
-      </w:r>
-    </w:p>
-    <w:p>
-      <w:pPr>
-        <w:autoSpaceDE w:val="0"/>
-        <w:autoSpaceDN w:val="0"/>
-        <w:adjustRightInd w:val="0"/>
-        <w:spacing w:after="0" w:line="240" w:lineRule="auto"/>
-        <w:rPr>
-          <w:rFonts w:ascii="Consolas" w:hAnsi="Consolas" w:cs="Consolas"/>
-          <w:sz w:val="16"/>
-          <w:szCs w:val="16"/>
-        </w:rPr>
-      </w:pPr>
-    </w:p>
-    <w:p>
-      <w:pPr>
-        <w:autoSpaceDE w:val="0"/>
-        <w:autoSpaceDN w:val="0"/>
-        <w:adjustRightInd w:val="0"/>
-        <w:spacing w:after="0" w:line="240" w:lineRule="auto"/>
-        <w:rPr>
-          <w:rFonts w:ascii="Consolas" w:hAnsi="Consolas" w:cs="Consolas"/>
-          <w:sz w:val="16"/>
-          <w:szCs w:val="16"/>
-        </w:rPr>
-      </w:pPr>
-      <w:r>
-        <w:rPr>
-          <w:rFonts w:ascii="Consolas" w:hAnsi="Consolas" w:cs="Consolas"/>
-          <w:color w:val="000000"/>
-          <w:sz w:val="16"/>
-          <w:szCs w:val="16"/>
-        </w:rPr>
-        <w:t xml:space="preserve">    </w:t>
-      </w:r>
-      <w:r>
-        <w:rPr>
-          <w:rFonts w:ascii="Consolas" w:hAnsi="Consolas" w:cs="Consolas"/>
-          <w:color w:val="646464"/>
-          <w:sz w:val="16"/>
-          <w:szCs w:val="16"/>
-        </w:rPr>
-        <w:t>@Column</w:t>
-      </w:r>
-      <w:r>
-        <w:rPr>
-          <w:rFonts w:ascii="Consolas" w:hAnsi="Consolas" w:cs="Consolas"/>
-          <w:color w:val="000000"/>
-          <w:sz w:val="16"/>
-          <w:szCs w:val="16"/>
-        </w:rPr>
-        <w:t>(name=</w:t>
-      </w:r>
-      <w:r>
-        <w:rPr>
-          <w:rFonts w:ascii="Consolas" w:hAnsi="Consolas" w:cs="Consolas"/>
-          <w:color w:val="2A00FF"/>
-          <w:sz w:val="16"/>
-          <w:szCs w:val="16"/>
-        </w:rPr>
-        <w:t>"name"</w:t>
-      </w:r>
-      <w:r>
-        <w:rPr>
-          <w:rFonts w:ascii="Consolas" w:hAnsi="Consolas" w:cs="Consolas"/>
-          <w:color w:val="000000"/>
-          <w:sz w:val="16"/>
-          <w:szCs w:val="16"/>
-        </w:rPr>
-        <w:t>)</w:t>
-      </w:r>
-    </w:p>
-    <w:p>
-      <w:pPr>
-        <w:autoSpaceDE w:val="0"/>
-        <w:autoSpaceDN w:val="0"/>
-        <w:adjustRightInd w:val="0"/>
-        <w:spacing w:after="0" w:line="240" w:lineRule="auto"/>
-        <w:rPr>
-          <w:rFonts w:ascii="Consolas" w:hAnsi="Consolas" w:cs="Consolas"/>
-          <w:sz w:val="16"/>
-          <w:szCs w:val="16"/>
-        </w:rPr>
-      </w:pPr>
-      <w:r>
-        <w:rPr>
-          <w:rFonts w:ascii="Consolas" w:hAnsi="Consolas" w:cs="Consolas"/>
-          <w:color w:val="000000"/>
-          <w:sz w:val="16"/>
-          <w:szCs w:val="16"/>
-        </w:rPr>
-        <w:t xml:space="preserve">    </w:t>
-      </w:r>
-      <w:r>
-        <w:rPr>
-          <w:rFonts w:ascii="Consolas" w:hAnsi="Consolas" w:cs="Consolas"/>
+          <w:rFonts w:ascii="Consolas" w:eastAsia="Times New Roman" w:hAnsi="Consolas" w:cs="Times New Roman"/>
+          <w:color w:val="000000"/>
+          <w:sz w:val="16"/>
+          <w:szCs w:val="16"/>
+          <w:lang w:eastAsia="en-IN"/>
+        </w:rPr>
+        <w:t xml:space="preserve"> </w:t>
+      </w:r>
+      <w:r>
+        <w:rPr>
+          <w:rFonts w:ascii="Consolas" w:eastAsia="Times New Roman" w:hAnsi="Consolas" w:cs="Times New Roman"/>
           <w:b/>
           <w:bCs/>
           <w:color w:val="7F0055"/>
           <w:sz w:val="16"/>
           <w:szCs w:val="16"/>
-        </w:rPr>
-        <w:t>private</w:t>
-      </w:r>
-      <w:r>
-        <w:rPr>
-          <w:rFonts w:ascii="Consolas" w:hAnsi="Consolas" w:cs="Consolas"/>
-          <w:color w:val="000000"/>
-          <w:sz w:val="16"/>
-          <w:szCs w:val="16"/>
-        </w:rPr>
-        <w:t xml:space="preserve"> String </w:t>
-      </w:r>
-      <w:r>
-        <w:rPr>
-          <w:rFonts w:ascii="Consolas" w:hAnsi="Consolas" w:cs="Consolas"/>
+          <w:lang w:eastAsia="en-IN"/>
+        </w:rPr>
+        <w:t>int</w:t>
+      </w:r>
+      <w:r>
+        <w:rPr>
+          <w:rFonts w:ascii="Consolas" w:eastAsia="Times New Roman" w:hAnsi="Consolas" w:cs="Times New Roman"/>
+          <w:color w:val="000000"/>
+          <w:sz w:val="16"/>
+          <w:szCs w:val="16"/>
+          <w:lang w:eastAsia="en-IN"/>
+        </w:rPr>
+        <w:t xml:space="preserve"> </w:t>
+      </w:r>
+      <w:proofErr w:type="spellStart"/>
+      <w:r>
+        <w:rPr>
+          <w:rFonts w:ascii="Consolas" w:eastAsia="Times New Roman" w:hAnsi="Consolas" w:cs="Times New Roman"/>
           <w:color w:val="0000C0"/>
           <w:sz w:val="16"/>
           <w:szCs w:val="16"/>
-        </w:rPr>
-        <w:t>name</w:t>
-      </w:r>
-      <w:r>
-        <w:rPr>
-          <w:rFonts w:ascii="Consolas" w:hAnsi="Consolas" w:cs="Consolas"/>
-          <w:color w:val="000000"/>
-          <w:sz w:val="16"/>
-          <w:szCs w:val="16"/>
-        </w:rPr>
-        <w:t xml:space="preserve">; </w:t>
-      </w:r>
-    </w:p>
-    <w:p>
-      <w:pPr>
-        <w:autoSpaceDE w:val="0"/>
-        <w:autoSpaceDN w:val="0"/>
-        <w:adjustRightInd w:val="0"/>
-        <w:spacing w:after="0" w:line="240" w:lineRule="auto"/>
-        <w:rPr>
-          <w:rFonts w:ascii="Consolas" w:hAnsi="Consolas" w:cs="Consolas"/>
-          <w:sz w:val="16"/>
-          <w:szCs w:val="16"/>
-        </w:rPr>
-      </w:pPr>
-      <w:r>
-        <w:rPr>
-          <w:rFonts w:ascii="Consolas" w:hAnsi="Consolas" w:cs="Consolas"/>
-          <w:color w:val="000000"/>
-          <w:sz w:val="16"/>
-          <w:szCs w:val="16"/>
-        </w:rPr>
-        <w:t>}</w:t>
-      </w:r>
-    </w:p>
-    <w:p>
-      <w:pPr>
-        <w:autoSpaceDE w:val="0"/>
-        <w:autoSpaceDN w:val="0"/>
-        <w:adjustRightInd w:val="0"/>
-        <w:spacing w:after="0" w:line="240" w:lineRule="auto"/>
-        <w:rPr>
-          <w:rFonts w:ascii="Consolas" w:hAnsi="Consolas" w:cs="Consolas"/>
-          <w:sz w:val="16"/>
-          <w:szCs w:val="16"/>
-        </w:rPr>
-      </w:pPr>
-    </w:p>
-    <w:p>
-      <w:pPr>
-        <w:autoSpaceDE w:val="0"/>
-        <w:autoSpaceDN w:val="0"/>
-        <w:adjustRightInd w:val="0"/>
-        <w:spacing w:after="0" w:line="240" w:lineRule="auto"/>
-        <w:rPr>
-          <w:rFonts w:ascii="Consolas" w:hAnsi="Consolas" w:cs="Consolas"/>
-          <w:color w:val="000000"/>
-          <w:sz w:val="16"/>
-          <w:szCs w:val="16"/>
-        </w:rPr>
-      </w:pPr>
-    </w:p>
-    <w:p>
-      <w:pPr>
-        <w:autoSpaceDE w:val="0"/>
-        <w:autoSpaceDN w:val="0"/>
-        <w:adjustRightInd w:val="0"/>
-        <w:spacing w:after="0" w:line="240" w:lineRule="auto"/>
-        <w:rPr>
-          <w:rFonts w:ascii="Consolas" w:hAnsi="Consolas" w:cs="Consolas"/>
-          <w:color w:val="000000"/>
-          <w:sz w:val="16"/>
-          <w:szCs w:val="16"/>
-        </w:rPr>
-      </w:pPr>
-    </w:p>
-    <w:p>
-      <w:pPr>
-        <w:autoSpaceDE w:val="0"/>
-        <w:autoSpaceDN w:val="0"/>
-        <w:adjustRightInd w:val="0"/>
-        <w:spacing w:after="0" w:line="240" w:lineRule="auto"/>
-        <w:rPr>
-          <w:rFonts w:ascii="Consolas" w:hAnsi="Consolas" w:cs="Consolas"/>
-          <w:color w:val="000000"/>
-          <w:sz w:val="16"/>
-          <w:szCs w:val="16"/>
-        </w:rPr>
-      </w:pPr>
-      <w:r>
-        <w:rPr>
-          <w:rFonts w:ascii="Consolas" w:hAnsi="Consolas" w:cs="Consolas"/>
-          <w:color w:val="000000"/>
-          <w:sz w:val="16"/>
-          <w:szCs w:val="16"/>
-        </w:rPr>
-        <w:t>------------</w:t>
-      </w:r>
-    </w:p>
-    <w:p>
-      <w:pPr>
-        <w:autoSpaceDE w:val="0"/>
-        <w:autoSpaceDN w:val="0"/>
-        <w:adjustRightInd w:val="0"/>
-        <w:spacing w:after="0" w:line="240" w:lineRule="auto"/>
-        <w:rPr>
-          <w:rFonts w:ascii="Consolas" w:hAnsi="Consolas" w:cs="Consolas"/>
-          <w:color w:val="000000"/>
-          <w:sz w:val="16"/>
-          <w:szCs w:val="16"/>
-        </w:rPr>
-      </w:pPr>
-    </w:p>
-    <w:p>
-      <w:pPr>
-        <w:autoSpaceDE w:val="0"/>
-        <w:autoSpaceDN w:val="0"/>
-        <w:adjustRightInd w:val="0"/>
-        <w:spacing w:after="0" w:line="240" w:lineRule="auto"/>
-        <w:rPr>
-          <w:rFonts w:ascii="Consolas" w:hAnsi="Consolas" w:cs="Consolas"/>
-          <w:sz w:val="16"/>
-          <w:szCs w:val="16"/>
-        </w:rPr>
-      </w:pPr>
-      <w:r>
-        <w:rPr>
-          <w:rFonts w:ascii="Consolas" w:hAnsi="Consolas" w:cs="Consolas"/>
-          <w:color w:val="646464"/>
-          <w:sz w:val="16"/>
-          <w:szCs w:val="16"/>
-        </w:rPr>
-        <w:t>@Entity</w:t>
-      </w:r>
-    </w:p>
-    <w:p>
-      <w:pPr>
-        <w:autoSpaceDE w:val="0"/>
-        <w:autoSpaceDN w:val="0"/>
-        <w:adjustRightInd w:val="0"/>
-        <w:spacing w:after="0" w:line="240" w:lineRule="auto"/>
-        <w:rPr>
-          <w:rFonts w:ascii="Consolas" w:hAnsi="Consolas" w:cs="Consolas"/>
-          <w:sz w:val="16"/>
-          <w:szCs w:val="16"/>
-        </w:rPr>
-      </w:pPr>
-      <w:r>
-        <w:rPr>
-          <w:rFonts w:ascii="Consolas" w:hAnsi="Consolas" w:cs="Consolas"/>
-          <w:color w:val="646464"/>
-          <w:sz w:val="16"/>
-          <w:szCs w:val="16"/>
-        </w:rPr>
-        <w:t>@Data</w:t>
-      </w:r>
-    </w:p>
-    <w:p>
-      <w:pPr>
-        <w:autoSpaceDE w:val="0"/>
-        <w:autoSpaceDN w:val="0"/>
-        <w:adjustRightInd w:val="0"/>
-        <w:spacing w:after="0" w:line="240" w:lineRule="auto"/>
-        <w:rPr>
-          <w:rFonts w:ascii="Consolas" w:hAnsi="Consolas" w:cs="Consolas"/>
-          <w:sz w:val="16"/>
-          <w:szCs w:val="16"/>
-        </w:rPr>
-      </w:pPr>
-      <w:r>
-        <w:rPr>
-          <w:rFonts w:ascii="Consolas" w:hAnsi="Consolas" w:cs="Consolas"/>
+          <w:shd w:val="clear" w:color="auto" w:fill="F0D8A8"/>
+          <w:lang w:eastAsia="en-IN"/>
+        </w:rPr>
+        <w:t>roleid</w:t>
+      </w:r>
+      <w:proofErr w:type="spellEnd"/>
+      <w:r>
+        <w:rPr>
+          <w:rFonts w:ascii="Consolas" w:eastAsia="Times New Roman" w:hAnsi="Consolas" w:cs="Times New Roman"/>
+          <w:color w:val="000000"/>
+          <w:sz w:val="16"/>
+          <w:szCs w:val="16"/>
+          <w:lang w:eastAsia="en-IN"/>
+        </w:rPr>
+        <w:t>;</w:t>
+      </w:r>
+    </w:p>
+    <w:p>
+      <w:pPr>
+        <w:shd w:val="clear" w:color="auto" w:fill="FFFFFF"/>
+        <w:spacing w:after="0" w:line="240" w:lineRule="auto"/>
+        <w:rPr>
+          <w:rFonts w:ascii="Consolas" w:eastAsia="Times New Roman" w:hAnsi="Consolas" w:cs="Times New Roman"/>
+          <w:color w:val="000000"/>
+          <w:sz w:val="16"/>
+          <w:szCs w:val="16"/>
+          <w:lang w:eastAsia="en-IN"/>
+        </w:rPr>
+      </w:pPr>
+      <w:r>
+        <w:rPr>
+          <w:rFonts w:ascii="Consolas" w:eastAsia="Times New Roman" w:hAnsi="Consolas" w:cs="Times New Roman"/>
+          <w:color w:val="000000"/>
+          <w:sz w:val="16"/>
+          <w:szCs w:val="16"/>
+          <w:lang w:eastAsia="en-IN"/>
+        </w:rPr>
+        <w:tab/>
+      </w:r>
+      <w:r>
+        <w:rPr>
+          <w:rFonts w:ascii="Consolas" w:eastAsia="Times New Roman" w:hAnsi="Consolas" w:cs="Times New Roman"/>
           <w:b/>
           <w:bCs/>
           <w:color w:val="7F0055"/>
           <w:sz w:val="16"/>
           <w:szCs w:val="16"/>
-        </w:rPr>
-        <w:t>public</w:t>
-      </w:r>
-      <w:r>
-        <w:rPr>
-          <w:rFonts w:ascii="Consolas" w:hAnsi="Consolas" w:cs="Consolas"/>
-          <w:color w:val="000000"/>
-          <w:sz w:val="16"/>
-          <w:szCs w:val="16"/>
-        </w:rPr>
-        <w:t xml:space="preserve"> </w:t>
-      </w:r>
-      <w:r>
-        <w:rPr>
-          <w:rFonts w:ascii="Consolas" w:hAnsi="Consolas" w:cs="Consolas"/>
-          <w:b/>
-          <w:bCs/>
-          <w:color w:val="7F0055"/>
-          <w:sz w:val="16"/>
-          <w:szCs w:val="16"/>
-        </w:rPr>
-        <w:t>class</w:t>
-      </w:r>
-      <w:r>
-        <w:rPr>
-          <w:rFonts w:ascii="Consolas" w:hAnsi="Consolas" w:cs="Consolas"/>
-          <w:color w:val="000000"/>
-          <w:sz w:val="16"/>
-          <w:szCs w:val="16"/>
-        </w:rPr>
-        <w:t xml:space="preserve"> User {</w:t>
-      </w:r>
-    </w:p>
-    <w:p>
-      <w:pPr>
-        <w:autoSpaceDE w:val="0"/>
-        <w:autoSpaceDN w:val="0"/>
-        <w:adjustRightInd w:val="0"/>
-        <w:spacing w:after="0" w:line="240" w:lineRule="auto"/>
-        <w:rPr>
-          <w:rFonts w:ascii="Consolas" w:hAnsi="Consolas" w:cs="Consolas"/>
-          <w:sz w:val="16"/>
-          <w:szCs w:val="16"/>
-        </w:rPr>
-      </w:pPr>
-    </w:p>
-    <w:p>
-      <w:pPr>
-        <w:autoSpaceDE w:val="0"/>
-        <w:autoSpaceDN w:val="0"/>
-        <w:adjustRightInd w:val="0"/>
-        <w:spacing w:after="0" w:line="240" w:lineRule="auto"/>
-        <w:rPr>
-          <w:rFonts w:ascii="Consolas" w:hAnsi="Consolas" w:cs="Consolas"/>
-          <w:sz w:val="16"/>
-          <w:szCs w:val="16"/>
-        </w:rPr>
-      </w:pPr>
-      <w:r>
-        <w:rPr>
-          <w:rFonts w:ascii="Consolas" w:hAnsi="Consolas" w:cs="Consolas"/>
-          <w:color w:val="000000"/>
-          <w:sz w:val="16"/>
-          <w:szCs w:val="16"/>
-        </w:rPr>
-        <w:t xml:space="preserve">   </w:t>
-      </w:r>
-      <w:r>
-        <w:rPr>
-          <w:rFonts w:ascii="Consolas" w:hAnsi="Consolas" w:cs="Consolas"/>
-          <w:color w:val="646464"/>
-          <w:sz w:val="16"/>
-          <w:szCs w:val="16"/>
-        </w:rPr>
+          <w:lang w:eastAsia="en-IN"/>
+        </w:rPr>
+        <w:t>private</w:t>
+      </w:r>
+      <w:r>
+        <w:rPr>
+          <w:rFonts w:ascii="Consolas" w:eastAsia="Times New Roman" w:hAnsi="Consolas" w:cs="Times New Roman"/>
+          <w:color w:val="000000"/>
+          <w:sz w:val="16"/>
+          <w:szCs w:val="16"/>
+          <w:lang w:eastAsia="en-IN"/>
+        </w:rPr>
+        <w:t xml:space="preserve"> String </w:t>
+      </w:r>
+      <w:proofErr w:type="spellStart"/>
+      <w:r>
+        <w:rPr>
+          <w:rFonts w:ascii="Consolas" w:eastAsia="Times New Roman" w:hAnsi="Consolas" w:cs="Times New Roman"/>
+          <w:color w:val="0000C0"/>
+          <w:sz w:val="16"/>
+          <w:szCs w:val="16"/>
+          <w:lang w:eastAsia="en-IN"/>
+        </w:rPr>
+        <w:t>rolename</w:t>
+      </w:r>
+      <w:proofErr w:type="spellEnd"/>
+      <w:r>
+        <w:rPr>
+          <w:rFonts w:ascii="Consolas" w:eastAsia="Times New Roman" w:hAnsi="Consolas" w:cs="Times New Roman"/>
+          <w:color w:val="000000"/>
+          <w:sz w:val="16"/>
+          <w:szCs w:val="16"/>
+          <w:lang w:eastAsia="en-IN"/>
+        </w:rPr>
+        <w:t>;</w:t>
+      </w:r>
+    </w:p>
+    <w:p>
+      <w:pPr>
+        <w:shd w:val="clear" w:color="auto" w:fill="FFFFFF"/>
+        <w:spacing w:after="0" w:line="240" w:lineRule="auto"/>
+        <w:rPr>
+          <w:rFonts w:ascii="Consolas" w:eastAsia="Times New Roman" w:hAnsi="Consolas" w:cs="Times New Roman"/>
+          <w:color w:val="000000"/>
+          <w:sz w:val="16"/>
+          <w:szCs w:val="16"/>
+          <w:lang w:eastAsia="en-IN"/>
+        </w:rPr>
+      </w:pPr>
+      <w:r>
+        <w:rPr>
+          <w:rFonts w:ascii="Consolas" w:eastAsia="Times New Roman" w:hAnsi="Consolas" w:cs="Times New Roman"/>
+          <w:color w:val="000000"/>
+          <w:sz w:val="16"/>
+          <w:szCs w:val="16"/>
+          <w:lang w:eastAsia="en-IN"/>
+        </w:rPr>
+        <w:t>}</w:t>
+      </w:r>
+    </w:p>
+    <w:p>
+      <w:pPr>
+        <w:pBdr>
+          <w:bottom w:val="single" w:sz="6" w:space="1" w:color="auto"/>
+        </w:pBdr>
+        <w:shd w:val="clear" w:color="auto" w:fill="FFFFFF"/>
+        <w:spacing w:after="0" w:line="240" w:lineRule="auto"/>
+        <w:rPr>
+          <w:rFonts w:ascii="Consolas" w:eastAsia="Times New Roman" w:hAnsi="Consolas" w:cs="Times New Roman"/>
+          <w:color w:val="000000"/>
+          <w:sz w:val="16"/>
+          <w:szCs w:val="16"/>
+          <w:lang w:eastAsia="en-IN"/>
+        </w:rPr>
+      </w:pPr>
+    </w:p>
+    <w:p>
+      <w:pPr>
+        <w:shd w:val="clear" w:color="auto" w:fill="FFFFFF"/>
+        <w:spacing w:after="0" w:line="240" w:lineRule="auto"/>
+        <w:rPr>
+          <w:rFonts w:ascii="Consolas" w:eastAsia="Times New Roman" w:hAnsi="Consolas" w:cs="Times New Roman"/>
+          <w:color w:val="000000"/>
+          <w:sz w:val="16"/>
+          <w:szCs w:val="16"/>
+          <w:lang w:eastAsia="en-IN"/>
+        </w:rPr>
+      </w:pPr>
+    </w:p>
+    <w:p>
+      <w:pPr>
+        <w:shd w:val="clear" w:color="auto" w:fill="FFFFFF"/>
+        <w:spacing w:after="0" w:line="240" w:lineRule="auto"/>
+        <w:rPr>
+          <w:rFonts w:ascii="Consolas" w:eastAsia="Times New Roman" w:hAnsi="Consolas" w:cs="Times New Roman"/>
+          <w:color w:val="000000"/>
+          <w:sz w:val="16"/>
+          <w:szCs w:val="16"/>
+          <w:lang w:eastAsia="en-IN"/>
+        </w:rPr>
+      </w:pPr>
+      <w:r>
+        <w:rPr>
+          <w:rFonts w:ascii="Consolas" w:eastAsia="Times New Roman" w:hAnsi="Consolas" w:cs="Times New Roman"/>
+          <w:color w:val="000000"/>
+          <w:sz w:val="16"/>
+          <w:szCs w:val="16"/>
+          <w:lang w:eastAsia="en-IN"/>
+        </w:rPr>
+        <w:t xml:space="preserve">package </w:t>
+      </w:r>
+      <w:proofErr w:type="spellStart"/>
+      <w:proofErr w:type="gramStart"/>
+      <w:r>
+        <w:rPr>
+          <w:rFonts w:ascii="Consolas" w:eastAsia="Times New Roman" w:hAnsi="Consolas" w:cs="Times New Roman"/>
+          <w:color w:val="000000"/>
+          <w:sz w:val="16"/>
+          <w:szCs w:val="16"/>
+          <w:lang w:eastAsia="en-IN"/>
+        </w:rPr>
+        <w:t>com.itp.amazon</w:t>
+      </w:r>
+      <w:proofErr w:type="gramEnd"/>
+      <w:r>
+        <w:rPr>
+          <w:rFonts w:ascii="Consolas" w:eastAsia="Times New Roman" w:hAnsi="Consolas" w:cs="Times New Roman"/>
+          <w:color w:val="000000"/>
+          <w:sz w:val="16"/>
+          <w:szCs w:val="16"/>
+          <w:lang w:eastAsia="en-IN"/>
+        </w:rPr>
+        <w:t>.entity</w:t>
+      </w:r>
+      <w:proofErr w:type="spellEnd"/>
+      <w:r>
+        <w:rPr>
+          <w:rFonts w:ascii="Consolas" w:eastAsia="Times New Roman" w:hAnsi="Consolas" w:cs="Times New Roman"/>
+          <w:color w:val="000000"/>
+          <w:sz w:val="16"/>
+          <w:szCs w:val="16"/>
+          <w:lang w:eastAsia="en-IN"/>
+        </w:rPr>
+        <w:t>;</w:t>
+      </w:r>
+    </w:p>
+    <w:p>
+      <w:pPr>
+        <w:shd w:val="clear" w:color="auto" w:fill="FFFFFF"/>
+        <w:spacing w:after="0" w:line="240" w:lineRule="auto"/>
+        <w:rPr>
+          <w:rFonts w:ascii="Consolas" w:eastAsia="Times New Roman" w:hAnsi="Consolas" w:cs="Times New Roman"/>
+          <w:color w:val="000000"/>
+          <w:sz w:val="16"/>
+          <w:szCs w:val="16"/>
+          <w:lang w:eastAsia="en-IN"/>
+        </w:rPr>
+      </w:pPr>
+    </w:p>
+    <w:p>
+      <w:pPr>
+        <w:shd w:val="clear" w:color="auto" w:fill="FFFFFF"/>
+        <w:spacing w:after="0" w:line="240" w:lineRule="auto"/>
+        <w:rPr>
+          <w:rFonts w:ascii="Consolas" w:eastAsia="Times New Roman" w:hAnsi="Consolas" w:cs="Times New Roman"/>
+          <w:color w:val="000000"/>
+          <w:sz w:val="16"/>
+          <w:szCs w:val="16"/>
+          <w:lang w:eastAsia="en-IN"/>
+        </w:rPr>
+      </w:pPr>
+      <w:r>
+        <w:rPr>
+          <w:rFonts w:ascii="Consolas" w:eastAsia="Times New Roman" w:hAnsi="Consolas" w:cs="Times New Roman"/>
+          <w:color w:val="000000"/>
+          <w:sz w:val="16"/>
+          <w:szCs w:val="16"/>
+          <w:lang w:eastAsia="en-IN"/>
+        </w:rPr>
+        <w:t xml:space="preserve">import </w:t>
+      </w:r>
+      <w:proofErr w:type="spellStart"/>
+      <w:proofErr w:type="gramStart"/>
+      <w:r>
+        <w:rPr>
+          <w:rFonts w:ascii="Consolas" w:eastAsia="Times New Roman" w:hAnsi="Consolas" w:cs="Times New Roman"/>
+          <w:color w:val="000000"/>
+          <w:sz w:val="16"/>
+          <w:szCs w:val="16"/>
+          <w:lang w:eastAsia="en-IN"/>
+        </w:rPr>
+        <w:t>java.util</w:t>
+      </w:r>
+      <w:proofErr w:type="gramEnd"/>
+      <w:r>
+        <w:rPr>
+          <w:rFonts w:ascii="Consolas" w:eastAsia="Times New Roman" w:hAnsi="Consolas" w:cs="Times New Roman"/>
+          <w:color w:val="000000"/>
+          <w:sz w:val="16"/>
+          <w:szCs w:val="16"/>
+          <w:lang w:eastAsia="en-IN"/>
+        </w:rPr>
+        <w:t>.List</w:t>
+      </w:r>
+      <w:proofErr w:type="spellEnd"/>
+      <w:r>
+        <w:rPr>
+          <w:rFonts w:ascii="Consolas" w:eastAsia="Times New Roman" w:hAnsi="Consolas" w:cs="Times New Roman"/>
+          <w:color w:val="000000"/>
+          <w:sz w:val="16"/>
+          <w:szCs w:val="16"/>
+          <w:lang w:eastAsia="en-IN"/>
+        </w:rPr>
+        <w:t>;</w:t>
+      </w:r>
+    </w:p>
+    <w:p>
+      <w:pPr>
+        <w:shd w:val="clear" w:color="auto" w:fill="FFFFFF"/>
+        <w:spacing w:after="0" w:line="240" w:lineRule="auto"/>
+        <w:rPr>
+          <w:rFonts w:ascii="Consolas" w:eastAsia="Times New Roman" w:hAnsi="Consolas" w:cs="Times New Roman"/>
+          <w:color w:val="000000"/>
+          <w:sz w:val="16"/>
+          <w:szCs w:val="16"/>
+          <w:lang w:eastAsia="en-IN"/>
+        </w:rPr>
+      </w:pPr>
+    </w:p>
+    <w:p>
+      <w:pPr>
+        <w:shd w:val="clear" w:color="auto" w:fill="FFFFFF"/>
+        <w:spacing w:after="0" w:line="240" w:lineRule="auto"/>
+        <w:rPr>
+          <w:rFonts w:ascii="Consolas" w:eastAsia="Times New Roman" w:hAnsi="Consolas" w:cs="Times New Roman"/>
+          <w:color w:val="000000"/>
+          <w:sz w:val="16"/>
+          <w:szCs w:val="16"/>
+          <w:lang w:eastAsia="en-IN"/>
+        </w:rPr>
+      </w:pPr>
+      <w:r>
+        <w:rPr>
+          <w:rFonts w:ascii="Consolas" w:eastAsia="Times New Roman" w:hAnsi="Consolas" w:cs="Times New Roman"/>
+          <w:color w:val="000000"/>
+          <w:sz w:val="16"/>
+          <w:szCs w:val="16"/>
+          <w:lang w:eastAsia="en-IN"/>
+        </w:rPr>
+        <w:t xml:space="preserve">import </w:t>
+      </w:r>
+      <w:proofErr w:type="spellStart"/>
+      <w:proofErr w:type="gramStart"/>
+      <w:r>
+        <w:rPr>
+          <w:rFonts w:ascii="Consolas" w:eastAsia="Times New Roman" w:hAnsi="Consolas" w:cs="Times New Roman"/>
+          <w:color w:val="000000"/>
+          <w:sz w:val="16"/>
+          <w:szCs w:val="16"/>
+          <w:lang w:eastAsia="en-IN"/>
+        </w:rPr>
+        <w:t>jakarta.persistence</w:t>
+      </w:r>
+      <w:proofErr w:type="gramEnd"/>
+      <w:r>
+        <w:rPr>
+          <w:rFonts w:ascii="Consolas" w:eastAsia="Times New Roman" w:hAnsi="Consolas" w:cs="Times New Roman"/>
+          <w:color w:val="000000"/>
+          <w:sz w:val="16"/>
+          <w:szCs w:val="16"/>
+          <w:lang w:eastAsia="en-IN"/>
+        </w:rPr>
+        <w:t>.CascadeType</w:t>
+      </w:r>
+      <w:proofErr w:type="spellEnd"/>
+      <w:r>
+        <w:rPr>
+          <w:rFonts w:ascii="Consolas" w:eastAsia="Times New Roman" w:hAnsi="Consolas" w:cs="Times New Roman"/>
+          <w:color w:val="000000"/>
+          <w:sz w:val="16"/>
+          <w:szCs w:val="16"/>
+          <w:lang w:eastAsia="en-IN"/>
+        </w:rPr>
+        <w:t>;</w:t>
+      </w:r>
+    </w:p>
+    <w:p>
+      <w:pPr>
+        <w:shd w:val="clear" w:color="auto" w:fill="FFFFFF"/>
+        <w:spacing w:after="0" w:line="240" w:lineRule="auto"/>
+        <w:rPr>
+          <w:rFonts w:ascii="Consolas" w:eastAsia="Times New Roman" w:hAnsi="Consolas" w:cs="Times New Roman"/>
+          <w:color w:val="000000"/>
+          <w:sz w:val="16"/>
+          <w:szCs w:val="16"/>
+          <w:lang w:eastAsia="en-IN"/>
+        </w:rPr>
+      </w:pPr>
+      <w:r>
+        <w:rPr>
+          <w:rFonts w:ascii="Consolas" w:eastAsia="Times New Roman" w:hAnsi="Consolas" w:cs="Times New Roman"/>
+          <w:color w:val="000000"/>
+          <w:sz w:val="16"/>
+          <w:szCs w:val="16"/>
+          <w:lang w:eastAsia="en-IN"/>
+        </w:rPr>
+        <w:t xml:space="preserve">import </w:t>
+      </w:r>
+      <w:proofErr w:type="spellStart"/>
+      <w:proofErr w:type="gramStart"/>
+      <w:r>
+        <w:rPr>
+          <w:rFonts w:ascii="Consolas" w:eastAsia="Times New Roman" w:hAnsi="Consolas" w:cs="Times New Roman"/>
+          <w:color w:val="000000"/>
+          <w:sz w:val="16"/>
+          <w:szCs w:val="16"/>
+          <w:lang w:eastAsia="en-IN"/>
+        </w:rPr>
+        <w:t>jakarta.persistence</w:t>
+      </w:r>
+      <w:proofErr w:type="gramEnd"/>
+      <w:r>
+        <w:rPr>
+          <w:rFonts w:ascii="Consolas" w:eastAsia="Times New Roman" w:hAnsi="Consolas" w:cs="Times New Roman"/>
+          <w:color w:val="000000"/>
+          <w:sz w:val="16"/>
+          <w:szCs w:val="16"/>
+          <w:lang w:eastAsia="en-IN"/>
+        </w:rPr>
+        <w:t>.Entity</w:t>
+      </w:r>
+      <w:proofErr w:type="spellEnd"/>
+      <w:r>
+        <w:rPr>
+          <w:rFonts w:ascii="Consolas" w:eastAsia="Times New Roman" w:hAnsi="Consolas" w:cs="Times New Roman"/>
+          <w:color w:val="000000"/>
+          <w:sz w:val="16"/>
+          <w:szCs w:val="16"/>
+          <w:lang w:eastAsia="en-IN"/>
+        </w:rPr>
+        <w:t>;</w:t>
+      </w:r>
+    </w:p>
+    <w:p>
+      <w:pPr>
+        <w:shd w:val="clear" w:color="auto" w:fill="FFFFFF"/>
+        <w:spacing w:after="0" w:line="240" w:lineRule="auto"/>
+        <w:rPr>
+          <w:rFonts w:ascii="Consolas" w:eastAsia="Times New Roman" w:hAnsi="Consolas" w:cs="Times New Roman"/>
+          <w:color w:val="000000"/>
+          <w:sz w:val="16"/>
+          <w:szCs w:val="16"/>
+          <w:lang w:eastAsia="en-IN"/>
+        </w:rPr>
+      </w:pPr>
+      <w:r>
+        <w:rPr>
+          <w:rFonts w:ascii="Consolas" w:eastAsia="Times New Roman" w:hAnsi="Consolas" w:cs="Times New Roman"/>
+          <w:color w:val="000000"/>
+          <w:sz w:val="16"/>
+          <w:szCs w:val="16"/>
+          <w:lang w:eastAsia="en-IN"/>
+        </w:rPr>
+        <w:t xml:space="preserve">import </w:t>
+      </w:r>
+      <w:proofErr w:type="spellStart"/>
+      <w:proofErr w:type="gramStart"/>
+      <w:r>
+        <w:rPr>
+          <w:rFonts w:ascii="Consolas" w:eastAsia="Times New Roman" w:hAnsi="Consolas" w:cs="Times New Roman"/>
+          <w:color w:val="000000"/>
+          <w:sz w:val="16"/>
+          <w:szCs w:val="16"/>
+          <w:lang w:eastAsia="en-IN"/>
+        </w:rPr>
+        <w:t>jakarta.persistence</w:t>
+      </w:r>
+      <w:proofErr w:type="gramEnd"/>
+      <w:r>
+        <w:rPr>
+          <w:rFonts w:ascii="Consolas" w:eastAsia="Times New Roman" w:hAnsi="Consolas" w:cs="Times New Roman"/>
+          <w:color w:val="000000"/>
+          <w:sz w:val="16"/>
+          <w:szCs w:val="16"/>
+          <w:lang w:eastAsia="en-IN"/>
+        </w:rPr>
+        <w:t>.FetchType</w:t>
+      </w:r>
+      <w:proofErr w:type="spellEnd"/>
+      <w:r>
+        <w:rPr>
+          <w:rFonts w:ascii="Consolas" w:eastAsia="Times New Roman" w:hAnsi="Consolas" w:cs="Times New Roman"/>
+          <w:color w:val="000000"/>
+          <w:sz w:val="16"/>
+          <w:szCs w:val="16"/>
+          <w:lang w:eastAsia="en-IN"/>
+        </w:rPr>
+        <w:t>;</w:t>
+      </w:r>
+    </w:p>
+    <w:p>
+      <w:pPr>
+        <w:shd w:val="clear" w:color="auto" w:fill="FFFFFF"/>
+        <w:spacing w:after="0" w:line="240" w:lineRule="auto"/>
+        <w:rPr>
+          <w:rFonts w:ascii="Consolas" w:eastAsia="Times New Roman" w:hAnsi="Consolas" w:cs="Times New Roman"/>
+          <w:color w:val="000000"/>
+          <w:sz w:val="16"/>
+          <w:szCs w:val="16"/>
+          <w:lang w:eastAsia="en-IN"/>
+        </w:rPr>
+      </w:pPr>
+      <w:r>
+        <w:rPr>
+          <w:rFonts w:ascii="Consolas" w:eastAsia="Times New Roman" w:hAnsi="Consolas" w:cs="Times New Roman"/>
+          <w:color w:val="000000"/>
+          <w:sz w:val="16"/>
+          <w:szCs w:val="16"/>
+          <w:lang w:eastAsia="en-IN"/>
+        </w:rPr>
+        <w:t xml:space="preserve">import </w:t>
+      </w:r>
+      <w:proofErr w:type="spellStart"/>
+      <w:proofErr w:type="gramStart"/>
+      <w:r>
+        <w:rPr>
+          <w:rFonts w:ascii="Consolas" w:eastAsia="Times New Roman" w:hAnsi="Consolas" w:cs="Times New Roman"/>
+          <w:color w:val="000000"/>
+          <w:sz w:val="16"/>
+          <w:szCs w:val="16"/>
+          <w:lang w:eastAsia="en-IN"/>
+        </w:rPr>
+        <w:t>jakarta.persistence</w:t>
+      </w:r>
+      <w:proofErr w:type="gramEnd"/>
+      <w:r>
+        <w:rPr>
+          <w:rFonts w:ascii="Consolas" w:eastAsia="Times New Roman" w:hAnsi="Consolas" w:cs="Times New Roman"/>
+          <w:color w:val="000000"/>
+          <w:sz w:val="16"/>
+          <w:szCs w:val="16"/>
+          <w:lang w:eastAsia="en-IN"/>
+        </w:rPr>
+        <w:t>.GeneratedValue</w:t>
+      </w:r>
+      <w:proofErr w:type="spellEnd"/>
+      <w:r>
+        <w:rPr>
+          <w:rFonts w:ascii="Consolas" w:eastAsia="Times New Roman" w:hAnsi="Consolas" w:cs="Times New Roman"/>
+          <w:color w:val="000000"/>
+          <w:sz w:val="16"/>
+          <w:szCs w:val="16"/>
+          <w:lang w:eastAsia="en-IN"/>
+        </w:rPr>
+        <w:t>;</w:t>
+      </w:r>
+    </w:p>
+    <w:p>
+      <w:pPr>
+        <w:shd w:val="clear" w:color="auto" w:fill="FFFFFF"/>
+        <w:spacing w:after="0" w:line="240" w:lineRule="auto"/>
+        <w:rPr>
+          <w:rFonts w:ascii="Consolas" w:eastAsia="Times New Roman" w:hAnsi="Consolas" w:cs="Times New Roman"/>
+          <w:color w:val="000000"/>
+          <w:sz w:val="16"/>
+          <w:szCs w:val="16"/>
+          <w:lang w:eastAsia="en-IN"/>
+        </w:rPr>
+      </w:pPr>
+      <w:r>
+        <w:rPr>
+          <w:rFonts w:ascii="Consolas" w:eastAsia="Times New Roman" w:hAnsi="Consolas" w:cs="Times New Roman"/>
+          <w:color w:val="000000"/>
+          <w:sz w:val="16"/>
+          <w:szCs w:val="16"/>
+          <w:lang w:eastAsia="en-IN"/>
+        </w:rPr>
+        <w:t xml:space="preserve">import </w:t>
+      </w:r>
+      <w:proofErr w:type="spellStart"/>
+      <w:proofErr w:type="gramStart"/>
+      <w:r>
+        <w:rPr>
+          <w:rFonts w:ascii="Consolas" w:eastAsia="Times New Roman" w:hAnsi="Consolas" w:cs="Times New Roman"/>
+          <w:color w:val="000000"/>
+          <w:sz w:val="16"/>
+          <w:szCs w:val="16"/>
+          <w:lang w:eastAsia="en-IN"/>
+        </w:rPr>
+        <w:t>jakarta.persistence</w:t>
+      </w:r>
+      <w:proofErr w:type="gramEnd"/>
+      <w:r>
+        <w:rPr>
+          <w:rFonts w:ascii="Consolas" w:eastAsia="Times New Roman" w:hAnsi="Consolas" w:cs="Times New Roman"/>
+          <w:color w:val="000000"/>
+          <w:sz w:val="16"/>
+          <w:szCs w:val="16"/>
+          <w:lang w:eastAsia="en-IN"/>
+        </w:rPr>
+        <w:t>.GenerationType</w:t>
+      </w:r>
+      <w:proofErr w:type="spellEnd"/>
+      <w:r>
+        <w:rPr>
+          <w:rFonts w:ascii="Consolas" w:eastAsia="Times New Roman" w:hAnsi="Consolas" w:cs="Times New Roman"/>
+          <w:color w:val="000000"/>
+          <w:sz w:val="16"/>
+          <w:szCs w:val="16"/>
+          <w:lang w:eastAsia="en-IN"/>
+        </w:rPr>
+        <w:t>;</w:t>
+      </w:r>
+    </w:p>
+    <w:p>
+      <w:pPr>
+        <w:shd w:val="clear" w:color="auto" w:fill="FFFFFF"/>
+        <w:spacing w:after="0" w:line="240" w:lineRule="auto"/>
+        <w:rPr>
+          <w:rFonts w:ascii="Consolas" w:eastAsia="Times New Roman" w:hAnsi="Consolas" w:cs="Times New Roman"/>
+          <w:color w:val="000000"/>
+          <w:sz w:val="16"/>
+          <w:szCs w:val="16"/>
+          <w:lang w:eastAsia="en-IN"/>
+        </w:rPr>
+      </w:pPr>
+      <w:r>
+        <w:rPr>
+          <w:rFonts w:ascii="Consolas" w:eastAsia="Times New Roman" w:hAnsi="Consolas" w:cs="Times New Roman"/>
+          <w:color w:val="000000"/>
+          <w:sz w:val="16"/>
+          <w:szCs w:val="16"/>
+          <w:lang w:eastAsia="en-IN"/>
+        </w:rPr>
+        <w:t xml:space="preserve">import </w:t>
+      </w:r>
+      <w:proofErr w:type="spellStart"/>
+      <w:proofErr w:type="gramStart"/>
+      <w:r>
+        <w:rPr>
+          <w:rFonts w:ascii="Consolas" w:eastAsia="Times New Roman" w:hAnsi="Consolas" w:cs="Times New Roman"/>
+          <w:color w:val="000000"/>
+          <w:sz w:val="16"/>
+          <w:szCs w:val="16"/>
+          <w:lang w:eastAsia="en-IN"/>
+        </w:rPr>
+        <w:t>jakarta.persistence</w:t>
+      </w:r>
+      <w:proofErr w:type="gramEnd"/>
+      <w:r>
+        <w:rPr>
+          <w:rFonts w:ascii="Consolas" w:eastAsia="Times New Roman" w:hAnsi="Consolas" w:cs="Times New Roman"/>
+          <w:color w:val="000000"/>
+          <w:sz w:val="16"/>
+          <w:szCs w:val="16"/>
+          <w:lang w:eastAsia="en-IN"/>
+        </w:rPr>
+        <w:t>.Id</w:t>
+      </w:r>
+      <w:proofErr w:type="spellEnd"/>
+      <w:r>
+        <w:rPr>
+          <w:rFonts w:ascii="Consolas" w:eastAsia="Times New Roman" w:hAnsi="Consolas" w:cs="Times New Roman"/>
+          <w:color w:val="000000"/>
+          <w:sz w:val="16"/>
+          <w:szCs w:val="16"/>
+          <w:lang w:eastAsia="en-IN"/>
+        </w:rPr>
+        <w:t>;</w:t>
+      </w:r>
+    </w:p>
+    <w:p>
+      <w:pPr>
+        <w:shd w:val="clear" w:color="auto" w:fill="FFFFFF"/>
+        <w:spacing w:after="0" w:line="240" w:lineRule="auto"/>
+        <w:rPr>
+          <w:rFonts w:ascii="Consolas" w:eastAsia="Times New Roman" w:hAnsi="Consolas" w:cs="Times New Roman"/>
+          <w:color w:val="000000"/>
+          <w:sz w:val="16"/>
+          <w:szCs w:val="16"/>
+          <w:lang w:eastAsia="en-IN"/>
+        </w:rPr>
+      </w:pPr>
+      <w:r>
+        <w:rPr>
+          <w:rFonts w:ascii="Consolas" w:eastAsia="Times New Roman" w:hAnsi="Consolas" w:cs="Times New Roman"/>
+          <w:color w:val="000000"/>
+          <w:sz w:val="16"/>
+          <w:szCs w:val="16"/>
+          <w:lang w:eastAsia="en-IN"/>
+        </w:rPr>
+        <w:t xml:space="preserve">import </w:t>
+      </w:r>
+      <w:proofErr w:type="spellStart"/>
+      <w:proofErr w:type="gramStart"/>
+      <w:r>
+        <w:rPr>
+          <w:rFonts w:ascii="Consolas" w:eastAsia="Times New Roman" w:hAnsi="Consolas" w:cs="Times New Roman"/>
+          <w:color w:val="000000"/>
+          <w:sz w:val="16"/>
+          <w:szCs w:val="16"/>
+          <w:lang w:eastAsia="en-IN"/>
+        </w:rPr>
+        <w:t>jakarta.persistence</w:t>
+      </w:r>
+      <w:proofErr w:type="gramEnd"/>
+      <w:r>
+        <w:rPr>
+          <w:rFonts w:ascii="Consolas" w:eastAsia="Times New Roman" w:hAnsi="Consolas" w:cs="Times New Roman"/>
+          <w:color w:val="000000"/>
+          <w:sz w:val="16"/>
+          <w:szCs w:val="16"/>
+          <w:lang w:eastAsia="en-IN"/>
+        </w:rPr>
+        <w:t>.JoinColumn</w:t>
+      </w:r>
+      <w:proofErr w:type="spellEnd"/>
+      <w:r>
+        <w:rPr>
+          <w:rFonts w:ascii="Consolas" w:eastAsia="Times New Roman" w:hAnsi="Consolas" w:cs="Times New Roman"/>
+          <w:color w:val="000000"/>
+          <w:sz w:val="16"/>
+          <w:szCs w:val="16"/>
+          <w:lang w:eastAsia="en-IN"/>
+        </w:rPr>
+        <w:t>;</w:t>
+      </w:r>
+    </w:p>
+    <w:p>
+      <w:pPr>
+        <w:shd w:val="clear" w:color="auto" w:fill="FFFFFF"/>
+        <w:spacing w:after="0" w:line="240" w:lineRule="auto"/>
+        <w:rPr>
+          <w:rFonts w:ascii="Consolas" w:eastAsia="Times New Roman" w:hAnsi="Consolas" w:cs="Times New Roman"/>
+          <w:color w:val="000000"/>
+          <w:sz w:val="16"/>
+          <w:szCs w:val="16"/>
+          <w:lang w:eastAsia="en-IN"/>
+        </w:rPr>
+      </w:pPr>
+      <w:r>
+        <w:rPr>
+          <w:rFonts w:ascii="Consolas" w:eastAsia="Times New Roman" w:hAnsi="Consolas" w:cs="Times New Roman"/>
+          <w:color w:val="000000"/>
+          <w:sz w:val="16"/>
+          <w:szCs w:val="16"/>
+          <w:lang w:eastAsia="en-IN"/>
+        </w:rPr>
+        <w:t xml:space="preserve">import </w:t>
+      </w:r>
+      <w:proofErr w:type="spellStart"/>
+      <w:proofErr w:type="gramStart"/>
+      <w:r>
+        <w:rPr>
+          <w:rFonts w:ascii="Consolas" w:eastAsia="Times New Roman" w:hAnsi="Consolas" w:cs="Times New Roman"/>
+          <w:color w:val="000000"/>
+          <w:sz w:val="16"/>
+          <w:szCs w:val="16"/>
+          <w:lang w:eastAsia="en-IN"/>
+        </w:rPr>
+        <w:t>jakarta.persistence</w:t>
+      </w:r>
+      <w:proofErr w:type="gramEnd"/>
+      <w:r>
+        <w:rPr>
+          <w:rFonts w:ascii="Consolas" w:eastAsia="Times New Roman" w:hAnsi="Consolas" w:cs="Times New Roman"/>
+          <w:color w:val="000000"/>
+          <w:sz w:val="16"/>
+          <w:szCs w:val="16"/>
+          <w:lang w:eastAsia="en-IN"/>
+        </w:rPr>
+        <w:t>.JoinTable</w:t>
+      </w:r>
+      <w:proofErr w:type="spellEnd"/>
+      <w:r>
+        <w:rPr>
+          <w:rFonts w:ascii="Consolas" w:eastAsia="Times New Roman" w:hAnsi="Consolas" w:cs="Times New Roman"/>
+          <w:color w:val="000000"/>
+          <w:sz w:val="16"/>
+          <w:szCs w:val="16"/>
+          <w:lang w:eastAsia="en-IN"/>
+        </w:rPr>
+        <w:t>;</w:t>
+      </w:r>
+    </w:p>
+    <w:p>
+      <w:pPr>
+        <w:shd w:val="clear" w:color="auto" w:fill="FFFFFF"/>
+        <w:spacing w:after="0" w:line="240" w:lineRule="auto"/>
+        <w:rPr>
+          <w:rFonts w:ascii="Consolas" w:eastAsia="Times New Roman" w:hAnsi="Consolas" w:cs="Times New Roman"/>
+          <w:color w:val="000000"/>
+          <w:sz w:val="16"/>
+          <w:szCs w:val="16"/>
+          <w:lang w:eastAsia="en-IN"/>
+        </w:rPr>
+      </w:pPr>
+      <w:r>
+        <w:rPr>
+          <w:rFonts w:ascii="Consolas" w:eastAsia="Times New Roman" w:hAnsi="Consolas" w:cs="Times New Roman"/>
+          <w:color w:val="000000"/>
+          <w:sz w:val="16"/>
+          <w:szCs w:val="16"/>
+          <w:lang w:eastAsia="en-IN"/>
+        </w:rPr>
+        <w:t xml:space="preserve">import </w:t>
+      </w:r>
+      <w:proofErr w:type="spellStart"/>
+      <w:proofErr w:type="gramStart"/>
+      <w:r>
+        <w:rPr>
+          <w:rFonts w:ascii="Consolas" w:eastAsia="Times New Roman" w:hAnsi="Consolas" w:cs="Times New Roman"/>
+          <w:color w:val="000000"/>
+          <w:sz w:val="16"/>
+          <w:szCs w:val="16"/>
+          <w:lang w:eastAsia="en-IN"/>
+        </w:rPr>
+        <w:t>jakarta.persistence</w:t>
+      </w:r>
+      <w:proofErr w:type="gramEnd"/>
+      <w:r>
+        <w:rPr>
+          <w:rFonts w:ascii="Consolas" w:eastAsia="Times New Roman" w:hAnsi="Consolas" w:cs="Times New Roman"/>
+          <w:color w:val="000000"/>
+          <w:sz w:val="16"/>
+          <w:szCs w:val="16"/>
+          <w:lang w:eastAsia="en-IN"/>
+        </w:rPr>
+        <w:t>.ManyToMany</w:t>
+      </w:r>
+      <w:proofErr w:type="spellEnd"/>
+      <w:r>
+        <w:rPr>
+          <w:rFonts w:ascii="Consolas" w:eastAsia="Times New Roman" w:hAnsi="Consolas" w:cs="Times New Roman"/>
+          <w:color w:val="000000"/>
+          <w:sz w:val="16"/>
+          <w:szCs w:val="16"/>
+          <w:lang w:eastAsia="en-IN"/>
+        </w:rPr>
+        <w:t>;</w:t>
+      </w:r>
+    </w:p>
+    <w:p>
+      <w:pPr>
+        <w:shd w:val="clear" w:color="auto" w:fill="FFFFFF"/>
+        <w:spacing w:after="0" w:line="240" w:lineRule="auto"/>
+        <w:rPr>
+          <w:rFonts w:ascii="Consolas" w:eastAsia="Times New Roman" w:hAnsi="Consolas" w:cs="Times New Roman"/>
+          <w:color w:val="000000"/>
+          <w:sz w:val="16"/>
+          <w:szCs w:val="16"/>
+          <w:lang w:eastAsia="en-IN"/>
+        </w:rPr>
+      </w:pPr>
+      <w:r>
+        <w:rPr>
+          <w:rFonts w:ascii="Consolas" w:eastAsia="Times New Roman" w:hAnsi="Consolas" w:cs="Times New Roman"/>
+          <w:color w:val="000000"/>
+          <w:sz w:val="16"/>
+          <w:szCs w:val="16"/>
+          <w:lang w:eastAsia="en-IN"/>
+        </w:rPr>
+        <w:t xml:space="preserve">import </w:t>
+      </w:r>
+      <w:proofErr w:type="spellStart"/>
+      <w:proofErr w:type="gramStart"/>
+      <w:r>
+        <w:rPr>
+          <w:rFonts w:ascii="Consolas" w:eastAsia="Times New Roman" w:hAnsi="Consolas" w:cs="Times New Roman"/>
+          <w:color w:val="000000"/>
+          <w:sz w:val="16"/>
+          <w:szCs w:val="16"/>
+          <w:lang w:eastAsia="en-IN"/>
+        </w:rPr>
+        <w:t>lombok.AllArgsConstructor</w:t>
+      </w:r>
+      <w:proofErr w:type="spellEnd"/>
+      <w:proofErr w:type="gramEnd"/>
+      <w:r>
+        <w:rPr>
+          <w:rFonts w:ascii="Consolas" w:eastAsia="Times New Roman" w:hAnsi="Consolas" w:cs="Times New Roman"/>
+          <w:color w:val="000000"/>
+          <w:sz w:val="16"/>
+          <w:szCs w:val="16"/>
+          <w:lang w:eastAsia="en-IN"/>
+        </w:rPr>
+        <w:t>;</w:t>
+      </w:r>
+    </w:p>
+    <w:p>
+      <w:pPr>
+        <w:shd w:val="clear" w:color="auto" w:fill="FFFFFF"/>
+        <w:spacing w:after="0" w:line="240" w:lineRule="auto"/>
+        <w:rPr>
+          <w:rFonts w:ascii="Consolas" w:eastAsia="Times New Roman" w:hAnsi="Consolas" w:cs="Times New Roman"/>
+          <w:color w:val="000000"/>
+          <w:sz w:val="16"/>
+          <w:szCs w:val="16"/>
+          <w:lang w:eastAsia="en-IN"/>
+        </w:rPr>
+      </w:pPr>
+      <w:r>
+        <w:rPr>
+          <w:rFonts w:ascii="Consolas" w:eastAsia="Times New Roman" w:hAnsi="Consolas" w:cs="Times New Roman"/>
+          <w:color w:val="000000"/>
+          <w:sz w:val="16"/>
+          <w:szCs w:val="16"/>
+          <w:lang w:eastAsia="en-IN"/>
+        </w:rPr>
+        <w:t xml:space="preserve">import </w:t>
+      </w:r>
+      <w:proofErr w:type="spellStart"/>
+      <w:proofErr w:type="gramStart"/>
+      <w:r>
+        <w:rPr>
+          <w:rFonts w:ascii="Consolas" w:eastAsia="Times New Roman" w:hAnsi="Consolas" w:cs="Times New Roman"/>
+          <w:color w:val="000000"/>
+          <w:sz w:val="16"/>
+          <w:szCs w:val="16"/>
+          <w:lang w:eastAsia="en-IN"/>
+        </w:rPr>
+        <w:t>lombok.Builder</w:t>
+      </w:r>
+      <w:proofErr w:type="spellEnd"/>
+      <w:proofErr w:type="gramEnd"/>
+      <w:r>
+        <w:rPr>
+          <w:rFonts w:ascii="Consolas" w:eastAsia="Times New Roman" w:hAnsi="Consolas" w:cs="Times New Roman"/>
+          <w:color w:val="000000"/>
+          <w:sz w:val="16"/>
+          <w:szCs w:val="16"/>
+          <w:lang w:eastAsia="en-IN"/>
+        </w:rPr>
+        <w:t>;</w:t>
+      </w:r>
+    </w:p>
+    <w:p>
+      <w:pPr>
+        <w:shd w:val="clear" w:color="auto" w:fill="FFFFFF"/>
+        <w:spacing w:after="0" w:line="240" w:lineRule="auto"/>
+        <w:rPr>
+          <w:rFonts w:ascii="Consolas" w:eastAsia="Times New Roman" w:hAnsi="Consolas" w:cs="Times New Roman"/>
+          <w:color w:val="000000"/>
+          <w:sz w:val="16"/>
+          <w:szCs w:val="16"/>
+          <w:lang w:eastAsia="en-IN"/>
+        </w:rPr>
+      </w:pPr>
+      <w:r>
+        <w:rPr>
+          <w:rFonts w:ascii="Consolas" w:eastAsia="Times New Roman" w:hAnsi="Consolas" w:cs="Times New Roman"/>
+          <w:color w:val="000000"/>
+          <w:sz w:val="16"/>
+          <w:szCs w:val="16"/>
+          <w:lang w:eastAsia="en-IN"/>
+        </w:rPr>
+        <w:t xml:space="preserve">import </w:t>
+      </w:r>
+      <w:proofErr w:type="spellStart"/>
+      <w:proofErr w:type="gramStart"/>
+      <w:r>
+        <w:rPr>
+          <w:rFonts w:ascii="Consolas" w:eastAsia="Times New Roman" w:hAnsi="Consolas" w:cs="Times New Roman"/>
+          <w:color w:val="000000"/>
+          <w:sz w:val="16"/>
+          <w:szCs w:val="16"/>
+          <w:lang w:eastAsia="en-IN"/>
+        </w:rPr>
+        <w:t>lombok.Getter</w:t>
+      </w:r>
+      <w:proofErr w:type="spellEnd"/>
+      <w:proofErr w:type="gramEnd"/>
+      <w:r>
+        <w:rPr>
+          <w:rFonts w:ascii="Consolas" w:eastAsia="Times New Roman" w:hAnsi="Consolas" w:cs="Times New Roman"/>
+          <w:color w:val="000000"/>
+          <w:sz w:val="16"/>
+          <w:szCs w:val="16"/>
+          <w:lang w:eastAsia="en-IN"/>
+        </w:rPr>
+        <w:t>;</w:t>
+      </w:r>
+    </w:p>
+    <w:p>
+      <w:pPr>
+        <w:shd w:val="clear" w:color="auto" w:fill="FFFFFF"/>
+        <w:spacing w:after="0" w:line="240" w:lineRule="auto"/>
+        <w:rPr>
+          <w:rFonts w:ascii="Consolas" w:eastAsia="Times New Roman" w:hAnsi="Consolas" w:cs="Times New Roman"/>
+          <w:color w:val="000000"/>
+          <w:sz w:val="16"/>
+          <w:szCs w:val="16"/>
+          <w:lang w:eastAsia="en-IN"/>
+        </w:rPr>
+      </w:pPr>
+      <w:r>
+        <w:rPr>
+          <w:rFonts w:ascii="Consolas" w:eastAsia="Times New Roman" w:hAnsi="Consolas" w:cs="Times New Roman"/>
+          <w:color w:val="000000"/>
+          <w:sz w:val="16"/>
+          <w:szCs w:val="16"/>
+          <w:lang w:eastAsia="en-IN"/>
+        </w:rPr>
+        <w:t xml:space="preserve">import </w:t>
+      </w:r>
+      <w:proofErr w:type="spellStart"/>
+      <w:proofErr w:type="gramStart"/>
+      <w:r>
+        <w:rPr>
+          <w:rFonts w:ascii="Consolas" w:eastAsia="Times New Roman" w:hAnsi="Consolas" w:cs="Times New Roman"/>
+          <w:color w:val="000000"/>
+          <w:sz w:val="16"/>
+          <w:szCs w:val="16"/>
+          <w:lang w:eastAsia="en-IN"/>
+        </w:rPr>
+        <w:t>lombok.NoArgsConstructor</w:t>
+      </w:r>
+      <w:proofErr w:type="spellEnd"/>
+      <w:proofErr w:type="gramEnd"/>
+      <w:r>
+        <w:rPr>
+          <w:rFonts w:ascii="Consolas" w:eastAsia="Times New Roman" w:hAnsi="Consolas" w:cs="Times New Roman"/>
+          <w:color w:val="000000"/>
+          <w:sz w:val="16"/>
+          <w:szCs w:val="16"/>
+          <w:lang w:eastAsia="en-IN"/>
+        </w:rPr>
+        <w:t>;</w:t>
+      </w:r>
+    </w:p>
+    <w:p>
+      <w:pPr>
+        <w:shd w:val="clear" w:color="auto" w:fill="FFFFFF"/>
+        <w:spacing w:after="0" w:line="240" w:lineRule="auto"/>
+        <w:rPr>
+          <w:rFonts w:ascii="Consolas" w:eastAsia="Times New Roman" w:hAnsi="Consolas" w:cs="Times New Roman"/>
+          <w:color w:val="000000"/>
+          <w:sz w:val="16"/>
+          <w:szCs w:val="16"/>
+          <w:lang w:eastAsia="en-IN"/>
+        </w:rPr>
+      </w:pPr>
+      <w:r>
+        <w:rPr>
+          <w:rFonts w:ascii="Consolas" w:eastAsia="Times New Roman" w:hAnsi="Consolas" w:cs="Times New Roman"/>
+          <w:color w:val="000000"/>
+          <w:sz w:val="16"/>
+          <w:szCs w:val="16"/>
+          <w:lang w:eastAsia="en-IN"/>
+        </w:rPr>
+        <w:t xml:space="preserve">import </w:t>
+      </w:r>
+      <w:proofErr w:type="spellStart"/>
+      <w:proofErr w:type="gramStart"/>
+      <w:r>
+        <w:rPr>
+          <w:rFonts w:ascii="Consolas" w:eastAsia="Times New Roman" w:hAnsi="Consolas" w:cs="Times New Roman"/>
+          <w:color w:val="000000"/>
+          <w:sz w:val="16"/>
+          <w:szCs w:val="16"/>
+          <w:lang w:eastAsia="en-IN"/>
+        </w:rPr>
+        <w:t>lombok.Setter</w:t>
+      </w:r>
+      <w:proofErr w:type="spellEnd"/>
+      <w:proofErr w:type="gramEnd"/>
+      <w:r>
+        <w:rPr>
+          <w:rFonts w:ascii="Consolas" w:eastAsia="Times New Roman" w:hAnsi="Consolas" w:cs="Times New Roman"/>
+          <w:color w:val="000000"/>
+          <w:sz w:val="16"/>
+          <w:szCs w:val="16"/>
+          <w:lang w:eastAsia="en-IN"/>
+        </w:rPr>
+        <w:t>;</w:t>
+      </w:r>
+    </w:p>
+    <w:p>
+      <w:pPr>
+        <w:shd w:val="clear" w:color="auto" w:fill="FFFFFF"/>
+        <w:spacing w:after="0" w:line="240" w:lineRule="auto"/>
+        <w:rPr>
+          <w:rFonts w:ascii="Consolas" w:eastAsia="Times New Roman" w:hAnsi="Consolas" w:cs="Times New Roman"/>
+          <w:color w:val="000000"/>
+          <w:sz w:val="16"/>
+          <w:szCs w:val="16"/>
+          <w:lang w:eastAsia="en-IN"/>
+        </w:rPr>
+      </w:pPr>
+      <w:r>
+        <w:rPr>
+          <w:rFonts w:ascii="Consolas" w:eastAsia="Times New Roman" w:hAnsi="Consolas" w:cs="Times New Roman"/>
+          <w:color w:val="000000"/>
+          <w:sz w:val="16"/>
+          <w:szCs w:val="16"/>
+          <w:lang w:eastAsia="en-IN"/>
+        </w:rPr>
+        <w:t xml:space="preserve">import </w:t>
+      </w:r>
+      <w:proofErr w:type="spellStart"/>
+      <w:proofErr w:type="gramStart"/>
+      <w:r>
+        <w:rPr>
+          <w:rFonts w:ascii="Consolas" w:eastAsia="Times New Roman" w:hAnsi="Consolas" w:cs="Times New Roman"/>
+          <w:color w:val="000000"/>
+          <w:sz w:val="16"/>
+          <w:szCs w:val="16"/>
+          <w:lang w:eastAsia="en-IN"/>
+        </w:rPr>
+        <w:t>lombok.ToString</w:t>
+      </w:r>
+      <w:proofErr w:type="spellEnd"/>
+      <w:proofErr w:type="gramEnd"/>
+      <w:r>
+        <w:rPr>
+          <w:rFonts w:ascii="Consolas" w:eastAsia="Times New Roman" w:hAnsi="Consolas" w:cs="Times New Roman"/>
+          <w:color w:val="000000"/>
+          <w:sz w:val="16"/>
+          <w:szCs w:val="16"/>
+          <w:lang w:eastAsia="en-IN"/>
+        </w:rPr>
+        <w:t>;</w:t>
+      </w:r>
+    </w:p>
+    <w:p>
+      <w:pPr>
+        <w:shd w:val="clear" w:color="auto" w:fill="FFFFFF"/>
+        <w:spacing w:after="0" w:line="240" w:lineRule="auto"/>
+        <w:rPr>
+          <w:rFonts w:ascii="Consolas" w:eastAsia="Times New Roman" w:hAnsi="Consolas" w:cs="Times New Roman"/>
+          <w:color w:val="000000"/>
+          <w:sz w:val="16"/>
+          <w:szCs w:val="16"/>
+          <w:lang w:eastAsia="en-IN"/>
+        </w:rPr>
+      </w:pPr>
+    </w:p>
+    <w:p>
+      <w:pPr>
+        <w:shd w:val="clear" w:color="auto" w:fill="FFFFFF"/>
+        <w:spacing w:after="0" w:line="240" w:lineRule="auto"/>
+        <w:rPr>
+          <w:rFonts w:ascii="Consolas" w:eastAsia="Times New Roman" w:hAnsi="Consolas" w:cs="Times New Roman"/>
+          <w:color w:val="000000"/>
+          <w:sz w:val="16"/>
+          <w:szCs w:val="16"/>
+          <w:lang w:eastAsia="en-IN"/>
+        </w:rPr>
+      </w:pPr>
+      <w:r>
+        <w:rPr>
+          <w:rFonts w:ascii="Consolas" w:eastAsia="Times New Roman" w:hAnsi="Consolas" w:cs="Times New Roman"/>
+          <w:color w:val="000000"/>
+          <w:sz w:val="16"/>
+          <w:szCs w:val="16"/>
+          <w:lang w:eastAsia="en-IN"/>
+        </w:rPr>
+        <w:lastRenderedPageBreak/>
+        <w:t>@Entity</w:t>
+      </w:r>
+    </w:p>
+    <w:p>
+      <w:pPr>
+        <w:shd w:val="clear" w:color="auto" w:fill="FFFFFF"/>
+        <w:spacing w:after="0" w:line="240" w:lineRule="auto"/>
+        <w:rPr>
+          <w:rFonts w:ascii="Consolas" w:eastAsia="Times New Roman" w:hAnsi="Consolas" w:cs="Times New Roman"/>
+          <w:color w:val="000000"/>
+          <w:sz w:val="16"/>
+          <w:szCs w:val="16"/>
+          <w:lang w:eastAsia="en-IN"/>
+        </w:rPr>
+      </w:pPr>
+      <w:r>
+        <w:rPr>
+          <w:rFonts w:ascii="Consolas" w:eastAsia="Times New Roman" w:hAnsi="Consolas" w:cs="Times New Roman"/>
+          <w:color w:val="000000"/>
+          <w:sz w:val="16"/>
+          <w:szCs w:val="16"/>
+          <w:lang w:eastAsia="en-IN"/>
+        </w:rPr>
+        <w:t>@AllArgsConstructor</w:t>
+      </w:r>
+    </w:p>
+    <w:p>
+      <w:pPr>
+        <w:shd w:val="clear" w:color="auto" w:fill="FFFFFF"/>
+        <w:spacing w:after="0" w:line="240" w:lineRule="auto"/>
+        <w:rPr>
+          <w:rFonts w:ascii="Consolas" w:eastAsia="Times New Roman" w:hAnsi="Consolas" w:cs="Times New Roman"/>
+          <w:color w:val="000000"/>
+          <w:sz w:val="16"/>
+          <w:szCs w:val="16"/>
+          <w:lang w:eastAsia="en-IN"/>
+        </w:rPr>
+      </w:pPr>
+      <w:r>
+        <w:rPr>
+          <w:rFonts w:ascii="Consolas" w:eastAsia="Times New Roman" w:hAnsi="Consolas" w:cs="Times New Roman"/>
+          <w:color w:val="000000"/>
+          <w:sz w:val="16"/>
+          <w:szCs w:val="16"/>
+          <w:lang w:eastAsia="en-IN"/>
+        </w:rPr>
+        <w:t>@NoArgsConstructor</w:t>
+      </w:r>
+    </w:p>
+    <w:p>
+      <w:pPr>
+        <w:shd w:val="clear" w:color="auto" w:fill="FFFFFF"/>
+        <w:spacing w:after="0" w:line="240" w:lineRule="auto"/>
+        <w:rPr>
+          <w:rFonts w:ascii="Consolas" w:eastAsia="Times New Roman" w:hAnsi="Consolas" w:cs="Times New Roman"/>
+          <w:color w:val="000000"/>
+          <w:sz w:val="16"/>
+          <w:szCs w:val="16"/>
+          <w:lang w:eastAsia="en-IN"/>
+        </w:rPr>
+      </w:pPr>
+      <w:r>
+        <w:rPr>
+          <w:rFonts w:ascii="Consolas" w:eastAsia="Times New Roman" w:hAnsi="Consolas" w:cs="Times New Roman"/>
+          <w:color w:val="000000"/>
+          <w:sz w:val="16"/>
+          <w:szCs w:val="16"/>
+          <w:lang w:eastAsia="en-IN"/>
+        </w:rPr>
+        <w:t>@ToString</w:t>
+      </w:r>
+    </w:p>
+    <w:p>
+      <w:pPr>
+        <w:shd w:val="clear" w:color="auto" w:fill="FFFFFF"/>
+        <w:spacing w:after="0" w:line="240" w:lineRule="auto"/>
+        <w:rPr>
+          <w:rFonts w:ascii="Consolas" w:eastAsia="Times New Roman" w:hAnsi="Consolas" w:cs="Times New Roman"/>
+          <w:color w:val="000000"/>
+          <w:sz w:val="16"/>
+          <w:szCs w:val="16"/>
+          <w:lang w:eastAsia="en-IN"/>
+        </w:rPr>
+      </w:pPr>
+      <w:r>
+        <w:rPr>
+          <w:rFonts w:ascii="Consolas" w:eastAsia="Times New Roman" w:hAnsi="Consolas" w:cs="Times New Roman"/>
+          <w:color w:val="000000"/>
+          <w:sz w:val="16"/>
+          <w:szCs w:val="16"/>
+          <w:lang w:eastAsia="en-IN"/>
+        </w:rPr>
+        <w:t>@Setter</w:t>
+      </w:r>
+    </w:p>
+    <w:p>
+      <w:pPr>
+        <w:shd w:val="clear" w:color="auto" w:fill="FFFFFF"/>
+        <w:spacing w:after="0" w:line="240" w:lineRule="auto"/>
+        <w:rPr>
+          <w:rFonts w:ascii="Consolas" w:eastAsia="Times New Roman" w:hAnsi="Consolas" w:cs="Times New Roman"/>
+          <w:color w:val="000000"/>
+          <w:sz w:val="16"/>
+          <w:szCs w:val="16"/>
+          <w:lang w:eastAsia="en-IN"/>
+        </w:rPr>
+      </w:pPr>
+      <w:r>
+        <w:rPr>
+          <w:rFonts w:ascii="Consolas" w:eastAsia="Times New Roman" w:hAnsi="Consolas" w:cs="Times New Roman"/>
+          <w:color w:val="000000"/>
+          <w:sz w:val="16"/>
+          <w:szCs w:val="16"/>
+          <w:lang w:eastAsia="en-IN"/>
+        </w:rPr>
+        <w:t>@Getter</w:t>
+      </w:r>
+    </w:p>
+    <w:p>
+      <w:pPr>
+        <w:shd w:val="clear" w:color="auto" w:fill="FFFFFF"/>
+        <w:spacing w:after="0" w:line="240" w:lineRule="auto"/>
+        <w:rPr>
+          <w:rFonts w:ascii="Consolas" w:eastAsia="Times New Roman" w:hAnsi="Consolas" w:cs="Times New Roman"/>
+          <w:color w:val="000000"/>
+          <w:sz w:val="16"/>
+          <w:szCs w:val="16"/>
+          <w:lang w:eastAsia="en-IN"/>
+        </w:rPr>
+      </w:pPr>
+      <w:r>
+        <w:rPr>
+          <w:rFonts w:ascii="Consolas" w:eastAsia="Times New Roman" w:hAnsi="Consolas" w:cs="Times New Roman"/>
+          <w:color w:val="000000"/>
+          <w:sz w:val="16"/>
+          <w:szCs w:val="16"/>
+          <w:lang w:eastAsia="en-IN"/>
+        </w:rPr>
+        <w:t>@Builder</w:t>
+      </w:r>
+    </w:p>
+    <w:p>
+      <w:pPr>
+        <w:shd w:val="clear" w:color="auto" w:fill="FFFFFF"/>
+        <w:spacing w:after="0" w:line="240" w:lineRule="auto"/>
+        <w:rPr>
+          <w:rFonts w:ascii="Consolas" w:eastAsia="Times New Roman" w:hAnsi="Consolas" w:cs="Times New Roman"/>
+          <w:color w:val="000000"/>
+          <w:sz w:val="16"/>
+          <w:szCs w:val="16"/>
+          <w:lang w:eastAsia="en-IN"/>
+        </w:rPr>
+      </w:pPr>
+      <w:r>
+        <w:rPr>
+          <w:rFonts w:ascii="Consolas" w:eastAsia="Times New Roman" w:hAnsi="Consolas" w:cs="Times New Roman"/>
+          <w:color w:val="000000"/>
+          <w:sz w:val="16"/>
+          <w:szCs w:val="16"/>
+          <w:lang w:eastAsia="en-IN"/>
+        </w:rPr>
+        <w:t xml:space="preserve">public class </w:t>
+      </w:r>
+      <w:proofErr w:type="spellStart"/>
+      <w:r>
+        <w:rPr>
+          <w:rFonts w:ascii="Consolas" w:eastAsia="Times New Roman" w:hAnsi="Consolas" w:cs="Times New Roman"/>
+          <w:color w:val="000000"/>
+          <w:sz w:val="16"/>
+          <w:szCs w:val="16"/>
+          <w:lang w:eastAsia="en-IN"/>
+        </w:rPr>
+        <w:t>DBUser</w:t>
+      </w:r>
+      <w:proofErr w:type="spellEnd"/>
+      <w:r>
+        <w:rPr>
+          <w:rFonts w:ascii="Consolas" w:eastAsia="Times New Roman" w:hAnsi="Consolas" w:cs="Times New Roman"/>
+          <w:color w:val="000000"/>
+          <w:sz w:val="16"/>
+          <w:szCs w:val="16"/>
+          <w:lang w:eastAsia="en-IN"/>
+        </w:rPr>
+        <w:t xml:space="preserve"> {</w:t>
+      </w:r>
+    </w:p>
+    <w:p>
+      <w:pPr>
+        <w:shd w:val="clear" w:color="auto" w:fill="FFFFFF"/>
+        <w:spacing w:after="0" w:line="240" w:lineRule="auto"/>
+        <w:rPr>
+          <w:rFonts w:ascii="Consolas" w:eastAsia="Times New Roman" w:hAnsi="Consolas" w:cs="Times New Roman"/>
+          <w:color w:val="000000"/>
+          <w:sz w:val="16"/>
+          <w:szCs w:val="16"/>
+          <w:lang w:eastAsia="en-IN"/>
+        </w:rPr>
+      </w:pPr>
+    </w:p>
+    <w:p>
+      <w:pPr>
+        <w:shd w:val="clear" w:color="auto" w:fill="FFFFFF"/>
+        <w:spacing w:after="0" w:line="240" w:lineRule="auto"/>
+        <w:rPr>
+          <w:rFonts w:ascii="Consolas" w:eastAsia="Times New Roman" w:hAnsi="Consolas" w:cs="Times New Roman"/>
+          <w:color w:val="000000"/>
+          <w:sz w:val="16"/>
+          <w:szCs w:val="16"/>
+          <w:lang w:eastAsia="en-IN"/>
+        </w:rPr>
+      </w:pPr>
+      <w:r>
+        <w:rPr>
+          <w:rFonts w:ascii="Consolas" w:eastAsia="Times New Roman" w:hAnsi="Consolas" w:cs="Times New Roman"/>
+          <w:color w:val="000000"/>
+          <w:sz w:val="16"/>
+          <w:szCs w:val="16"/>
+          <w:lang w:eastAsia="en-IN"/>
+        </w:rPr>
+        <w:tab/>
         <w:t>@Id</w:t>
       </w:r>
     </w:p>
     <w:p>
       <w:pPr>
-        <w:autoSpaceDE w:val="0"/>
-        <w:autoSpaceDN w:val="0"/>
-        <w:adjustRightInd w:val="0"/>
-        <w:spacing w:after="0" w:line="240" w:lineRule="auto"/>
-        <w:rPr>
-          <w:rFonts w:ascii="Consolas" w:hAnsi="Consolas" w:cs="Consolas"/>
-          <w:sz w:val="16"/>
-          <w:szCs w:val="16"/>
-        </w:rPr>
-      </w:pPr>
-      <w:r>
-        <w:rPr>
-          <w:rFonts w:ascii="Consolas" w:hAnsi="Consolas" w:cs="Consolas"/>
-          <w:color w:val="000000"/>
-          <w:sz w:val="16"/>
-          <w:szCs w:val="16"/>
-        </w:rPr>
-        <w:t xml:space="preserve">   </w:t>
-      </w:r>
-      <w:r>
-        <w:rPr>
-          <w:rFonts w:ascii="Consolas" w:hAnsi="Consolas" w:cs="Consolas"/>
-          <w:color w:val="646464"/>
-          <w:sz w:val="16"/>
-          <w:szCs w:val="16"/>
-        </w:rPr>
+        <w:shd w:val="clear" w:color="auto" w:fill="FFFFFF"/>
+        <w:spacing w:after="0" w:line="240" w:lineRule="auto"/>
+        <w:rPr>
+          <w:rFonts w:ascii="Consolas" w:eastAsia="Times New Roman" w:hAnsi="Consolas" w:cs="Times New Roman"/>
+          <w:color w:val="000000"/>
+          <w:sz w:val="16"/>
+          <w:szCs w:val="16"/>
+          <w:lang w:eastAsia="en-IN"/>
+        </w:rPr>
+      </w:pPr>
+      <w:r>
+        <w:rPr>
+          <w:rFonts w:ascii="Consolas" w:eastAsia="Times New Roman" w:hAnsi="Consolas" w:cs="Times New Roman"/>
+          <w:color w:val="000000"/>
+          <w:sz w:val="16"/>
+          <w:szCs w:val="16"/>
+          <w:lang w:eastAsia="en-IN"/>
+        </w:rPr>
+        <w:tab/>
         <w:t>@</w:t>
       </w:r>
       <w:proofErr w:type="gramStart"/>
       <w:r>
         <w:rPr>
-          <w:rFonts w:ascii="Consolas" w:hAnsi="Consolas" w:cs="Consolas"/>
-          <w:color w:val="646464"/>
-          <w:sz w:val="16"/>
-          <w:szCs w:val="16"/>
-        </w:rPr>
-        <w:t>Column</w:t>
-      </w:r>
-      <w:r>
-        <w:rPr>
-          <w:rFonts w:ascii="Consolas" w:hAnsi="Consolas" w:cs="Consolas"/>
-          <w:color w:val="000000"/>
-          <w:sz w:val="16"/>
-          <w:szCs w:val="16"/>
-        </w:rPr>
-        <w:t>(</w:t>
+          <w:rFonts w:ascii="Consolas" w:eastAsia="Times New Roman" w:hAnsi="Consolas" w:cs="Times New Roman"/>
+          <w:color w:val="000000"/>
+          <w:sz w:val="16"/>
+          <w:szCs w:val="16"/>
+          <w:lang w:eastAsia="en-IN"/>
+        </w:rPr>
+        <w:t>GeneratedValue(</w:t>
       </w:r>
       <w:proofErr w:type="gramEnd"/>
       <w:r>
         <w:rPr>
-          <w:rFonts w:ascii="Consolas" w:hAnsi="Consolas" w:cs="Consolas"/>
-          <w:color w:val="000000"/>
-          <w:sz w:val="16"/>
-          <w:szCs w:val="16"/>
-        </w:rPr>
-        <w:t xml:space="preserve">name = </w:t>
-      </w:r>
-      <w:r>
-        <w:rPr>
-          <w:rFonts w:ascii="Consolas" w:hAnsi="Consolas" w:cs="Consolas"/>
-          <w:color w:val="2A00FF"/>
-          <w:sz w:val="16"/>
-          <w:szCs w:val="16"/>
-        </w:rPr>
-        <w:t>"</w:t>
-      </w:r>
-      <w:proofErr w:type="spellStart"/>
-      <w:r>
-        <w:rPr>
-          <w:rFonts w:ascii="Consolas" w:hAnsi="Consolas" w:cs="Consolas"/>
-          <w:color w:val="2A00FF"/>
-          <w:sz w:val="16"/>
-          <w:szCs w:val="16"/>
-        </w:rPr>
-        <w:t>user_id</w:t>
-      </w:r>
-      <w:proofErr w:type="spellEnd"/>
-      <w:r>
-        <w:rPr>
-          <w:rFonts w:ascii="Consolas" w:hAnsi="Consolas" w:cs="Consolas"/>
-          <w:color w:val="2A00FF"/>
-          <w:sz w:val="16"/>
-          <w:szCs w:val="16"/>
-        </w:rPr>
-        <w:t>"</w:t>
-      </w:r>
-      <w:r>
-        <w:rPr>
-          <w:rFonts w:ascii="Consolas" w:hAnsi="Consolas" w:cs="Consolas"/>
-          <w:color w:val="000000"/>
-          <w:sz w:val="16"/>
-          <w:szCs w:val="16"/>
+          <w:rFonts w:ascii="Consolas" w:eastAsia="Times New Roman" w:hAnsi="Consolas" w:cs="Times New Roman"/>
+          <w:color w:val="000000"/>
+          <w:sz w:val="16"/>
+          <w:szCs w:val="16"/>
+          <w:lang w:eastAsia="en-IN"/>
+        </w:rPr>
+        <w:t xml:space="preserve">strategy = </w:t>
+      </w:r>
+      <w:proofErr w:type="spellStart"/>
+      <w:r>
+        <w:rPr>
+          <w:rFonts w:ascii="Consolas" w:eastAsia="Times New Roman" w:hAnsi="Consolas" w:cs="Times New Roman"/>
+          <w:color w:val="000000"/>
+          <w:sz w:val="16"/>
+          <w:szCs w:val="16"/>
+          <w:lang w:eastAsia="en-IN"/>
+        </w:rPr>
+        <w:t>GenerationType.IDENTITY</w:t>
+      </w:r>
+      <w:proofErr w:type="spellEnd"/>
+      <w:r>
+        <w:rPr>
+          <w:rFonts w:ascii="Consolas" w:eastAsia="Times New Roman" w:hAnsi="Consolas" w:cs="Times New Roman"/>
+          <w:color w:val="000000"/>
+          <w:sz w:val="16"/>
+          <w:szCs w:val="16"/>
+          <w:lang w:eastAsia="en-IN"/>
         </w:rPr>
         <w:t>)</w:t>
       </w:r>
     </w:p>
     <w:p>
       <w:pPr>
-        <w:autoSpaceDE w:val="0"/>
-        <w:autoSpaceDN w:val="0"/>
-        <w:adjustRightInd w:val="0"/>
-        <w:spacing w:after="0" w:line="240" w:lineRule="auto"/>
-        <w:rPr>
-          <w:rFonts w:ascii="Consolas" w:hAnsi="Consolas" w:cs="Consolas"/>
-          <w:sz w:val="16"/>
-          <w:szCs w:val="16"/>
-        </w:rPr>
-      </w:pPr>
-      <w:r>
-        <w:rPr>
-          <w:rFonts w:ascii="Consolas" w:hAnsi="Consolas" w:cs="Consolas"/>
-          <w:color w:val="000000"/>
-          <w:sz w:val="16"/>
-          <w:szCs w:val="16"/>
-        </w:rPr>
-        <w:t xml:space="preserve">   </w:t>
-      </w:r>
-      <w:r>
-        <w:rPr>
-          <w:rFonts w:ascii="Consolas" w:hAnsi="Consolas" w:cs="Consolas"/>
-          <w:color w:val="646464"/>
-          <w:sz w:val="16"/>
-          <w:szCs w:val="16"/>
-        </w:rPr>
+        <w:shd w:val="clear" w:color="auto" w:fill="FFFFFF"/>
+        <w:spacing w:after="0" w:line="240" w:lineRule="auto"/>
+        <w:rPr>
+          <w:rFonts w:ascii="Consolas" w:eastAsia="Times New Roman" w:hAnsi="Consolas" w:cs="Times New Roman"/>
+          <w:color w:val="000000"/>
+          <w:sz w:val="16"/>
+          <w:szCs w:val="16"/>
+          <w:lang w:eastAsia="en-IN"/>
+        </w:rPr>
+      </w:pPr>
+      <w:r>
+        <w:rPr>
+          <w:rFonts w:ascii="Consolas" w:eastAsia="Times New Roman" w:hAnsi="Consolas" w:cs="Times New Roman"/>
+          <w:color w:val="000000"/>
+          <w:sz w:val="16"/>
+          <w:szCs w:val="16"/>
+          <w:lang w:eastAsia="en-IN"/>
+        </w:rPr>
+        <w:tab/>
+        <w:t xml:space="preserve">private int </w:t>
+      </w:r>
+      <w:proofErr w:type="spellStart"/>
+      <w:r>
+        <w:rPr>
+          <w:rFonts w:ascii="Consolas" w:eastAsia="Times New Roman" w:hAnsi="Consolas" w:cs="Times New Roman"/>
+          <w:color w:val="000000"/>
+          <w:sz w:val="16"/>
+          <w:szCs w:val="16"/>
+          <w:lang w:eastAsia="en-IN"/>
+        </w:rPr>
+        <w:t>userid</w:t>
+      </w:r>
+      <w:proofErr w:type="spellEnd"/>
+      <w:r>
+        <w:rPr>
+          <w:rFonts w:ascii="Consolas" w:eastAsia="Times New Roman" w:hAnsi="Consolas" w:cs="Times New Roman"/>
+          <w:color w:val="000000"/>
+          <w:sz w:val="16"/>
+          <w:szCs w:val="16"/>
+          <w:lang w:eastAsia="en-IN"/>
+        </w:rPr>
+        <w:t>;</w:t>
+      </w:r>
+    </w:p>
+    <w:p>
+      <w:pPr>
+        <w:shd w:val="clear" w:color="auto" w:fill="FFFFFF"/>
+        <w:spacing w:after="0" w:line="240" w:lineRule="auto"/>
+        <w:rPr>
+          <w:rFonts w:ascii="Consolas" w:eastAsia="Times New Roman" w:hAnsi="Consolas" w:cs="Times New Roman"/>
+          <w:color w:val="000000"/>
+          <w:sz w:val="16"/>
+          <w:szCs w:val="16"/>
+          <w:lang w:eastAsia="en-IN"/>
+        </w:rPr>
+      </w:pPr>
+      <w:r>
+        <w:rPr>
+          <w:rFonts w:ascii="Consolas" w:eastAsia="Times New Roman" w:hAnsi="Consolas" w:cs="Times New Roman"/>
+          <w:color w:val="000000"/>
+          <w:sz w:val="16"/>
+          <w:szCs w:val="16"/>
+          <w:lang w:eastAsia="en-IN"/>
+        </w:rPr>
+        <w:tab/>
+        <w:t>private String username;</w:t>
+      </w:r>
+    </w:p>
+    <w:p>
+      <w:pPr>
+        <w:shd w:val="clear" w:color="auto" w:fill="FFFFFF"/>
+        <w:spacing w:after="0" w:line="240" w:lineRule="auto"/>
+        <w:rPr>
+          <w:rFonts w:ascii="Consolas" w:eastAsia="Times New Roman" w:hAnsi="Consolas" w:cs="Times New Roman"/>
+          <w:color w:val="000000"/>
+          <w:sz w:val="16"/>
+          <w:szCs w:val="16"/>
+          <w:lang w:eastAsia="en-IN"/>
+        </w:rPr>
+      </w:pPr>
+      <w:r>
+        <w:rPr>
+          <w:rFonts w:ascii="Consolas" w:eastAsia="Times New Roman" w:hAnsi="Consolas" w:cs="Times New Roman"/>
+          <w:color w:val="000000"/>
+          <w:sz w:val="16"/>
+          <w:szCs w:val="16"/>
+          <w:lang w:eastAsia="en-IN"/>
+        </w:rPr>
+        <w:tab/>
+        <w:t>private String password;</w:t>
+      </w:r>
+    </w:p>
+    <w:p>
+      <w:pPr>
+        <w:shd w:val="clear" w:color="auto" w:fill="FFFFFF"/>
+        <w:spacing w:after="0" w:line="240" w:lineRule="auto"/>
+        <w:rPr>
+          <w:rFonts w:ascii="Consolas" w:eastAsia="Times New Roman" w:hAnsi="Consolas" w:cs="Times New Roman"/>
+          <w:color w:val="000000"/>
+          <w:sz w:val="16"/>
+          <w:szCs w:val="16"/>
+          <w:lang w:eastAsia="en-IN"/>
+        </w:rPr>
+      </w:pPr>
+      <w:r>
+        <w:rPr>
+          <w:rFonts w:ascii="Consolas" w:eastAsia="Times New Roman" w:hAnsi="Consolas" w:cs="Times New Roman"/>
+          <w:color w:val="000000"/>
+          <w:sz w:val="16"/>
+          <w:szCs w:val="16"/>
+          <w:lang w:eastAsia="en-IN"/>
+        </w:rPr>
+        <w:tab/>
+      </w:r>
+    </w:p>
+    <w:p>
+      <w:pPr>
+        <w:shd w:val="clear" w:color="auto" w:fill="FFFFFF"/>
+        <w:spacing w:after="0" w:line="240" w:lineRule="auto"/>
+        <w:rPr>
+          <w:rFonts w:ascii="Consolas" w:eastAsia="Times New Roman" w:hAnsi="Consolas" w:cs="Times New Roman"/>
+          <w:color w:val="000000"/>
+          <w:sz w:val="16"/>
+          <w:szCs w:val="16"/>
+          <w:lang w:eastAsia="en-IN"/>
+        </w:rPr>
+      </w:pPr>
+      <w:r>
+        <w:rPr>
+          <w:rFonts w:ascii="Consolas" w:eastAsia="Times New Roman" w:hAnsi="Consolas" w:cs="Times New Roman"/>
+          <w:color w:val="000000"/>
+          <w:sz w:val="16"/>
+          <w:szCs w:val="16"/>
+          <w:lang w:eastAsia="en-IN"/>
+        </w:rPr>
+        <w:tab/>
         <w:t>@</w:t>
       </w:r>
       <w:proofErr w:type="gramStart"/>
       <w:r>
         <w:rPr>
-          <w:rFonts w:ascii="Consolas" w:hAnsi="Consolas" w:cs="Consolas"/>
-          <w:color w:val="646464"/>
-          <w:sz w:val="16"/>
-          <w:szCs w:val="16"/>
-        </w:rPr>
-        <w:t>GeneratedValue</w:t>
-      </w:r>
-      <w:r>
-        <w:rPr>
-          <w:rFonts w:ascii="Consolas" w:hAnsi="Consolas" w:cs="Consolas"/>
-          <w:color w:val="000000"/>
-          <w:sz w:val="16"/>
-          <w:szCs w:val="16"/>
-        </w:rPr>
-        <w:t>(</w:t>
+          <w:rFonts w:ascii="Consolas" w:eastAsia="Times New Roman" w:hAnsi="Consolas" w:cs="Times New Roman"/>
+          <w:color w:val="000000"/>
+          <w:sz w:val="16"/>
+          <w:szCs w:val="16"/>
+          <w:lang w:eastAsia="en-IN"/>
+        </w:rPr>
+        <w:t>ManyToMany(</w:t>
       </w:r>
       <w:proofErr w:type="gramEnd"/>
       <w:r>
         <w:rPr>
-          <w:rFonts w:ascii="Consolas" w:hAnsi="Consolas" w:cs="Consolas"/>
-          <w:color w:val="000000"/>
-          <w:sz w:val="16"/>
-          <w:szCs w:val="16"/>
-        </w:rPr>
-        <w:t xml:space="preserve">strategy = </w:t>
-      </w:r>
-      <w:proofErr w:type="spellStart"/>
-      <w:r>
-        <w:rPr>
-          <w:rFonts w:ascii="Consolas" w:hAnsi="Consolas" w:cs="Consolas"/>
-          <w:color w:val="000000"/>
-          <w:sz w:val="16"/>
-          <w:szCs w:val="16"/>
-        </w:rPr>
-        <w:t>GenerationType.</w:t>
-      </w:r>
-      <w:r>
-        <w:rPr>
-          <w:rFonts w:ascii="Consolas" w:hAnsi="Consolas" w:cs="Consolas"/>
-          <w:b/>
-          <w:bCs/>
-          <w:i/>
-          <w:iCs/>
-          <w:color w:val="0000C0"/>
-          <w:sz w:val="16"/>
-          <w:szCs w:val="16"/>
-        </w:rPr>
-        <w:t>IDENTITY</w:t>
-      </w:r>
-      <w:proofErr w:type="spellEnd"/>
-      <w:r>
-        <w:rPr>
-          <w:rFonts w:ascii="Consolas" w:hAnsi="Consolas" w:cs="Consolas"/>
-          <w:color w:val="000000"/>
-          <w:sz w:val="16"/>
-          <w:szCs w:val="16"/>
+          <w:rFonts w:ascii="Consolas" w:eastAsia="Times New Roman" w:hAnsi="Consolas" w:cs="Times New Roman"/>
+          <w:color w:val="000000"/>
+          <w:sz w:val="16"/>
+          <w:szCs w:val="16"/>
+          <w:lang w:eastAsia="en-IN"/>
+        </w:rPr>
+        <w:t xml:space="preserve">cascade = </w:t>
+      </w:r>
+      <w:proofErr w:type="spellStart"/>
+      <w:r>
+        <w:rPr>
+          <w:rFonts w:ascii="Consolas" w:eastAsia="Times New Roman" w:hAnsi="Consolas" w:cs="Times New Roman"/>
+          <w:color w:val="000000"/>
+          <w:sz w:val="16"/>
+          <w:szCs w:val="16"/>
+          <w:lang w:eastAsia="en-IN"/>
+        </w:rPr>
+        <w:t>CascadeType.ALL,fetch</w:t>
+      </w:r>
+      <w:proofErr w:type="spellEnd"/>
+      <w:r>
+        <w:rPr>
+          <w:rFonts w:ascii="Consolas" w:eastAsia="Times New Roman" w:hAnsi="Consolas" w:cs="Times New Roman"/>
+          <w:color w:val="000000"/>
+          <w:sz w:val="16"/>
+          <w:szCs w:val="16"/>
+          <w:lang w:eastAsia="en-IN"/>
+        </w:rPr>
+        <w:t xml:space="preserve"> = </w:t>
+      </w:r>
+      <w:proofErr w:type="spellStart"/>
+      <w:r>
+        <w:rPr>
+          <w:rFonts w:ascii="Consolas" w:eastAsia="Times New Roman" w:hAnsi="Consolas" w:cs="Times New Roman"/>
+          <w:color w:val="000000"/>
+          <w:sz w:val="16"/>
+          <w:szCs w:val="16"/>
+          <w:lang w:eastAsia="en-IN"/>
+        </w:rPr>
+        <w:t>FetchType.EAGER</w:t>
+      </w:r>
+      <w:proofErr w:type="spellEnd"/>
+      <w:r>
+        <w:rPr>
+          <w:rFonts w:ascii="Consolas" w:eastAsia="Times New Roman" w:hAnsi="Consolas" w:cs="Times New Roman"/>
+          <w:color w:val="000000"/>
+          <w:sz w:val="16"/>
+          <w:szCs w:val="16"/>
+          <w:lang w:eastAsia="en-IN"/>
         </w:rPr>
         <w:t>)</w:t>
       </w:r>
     </w:p>
     <w:p>
       <w:pPr>
-        <w:autoSpaceDE w:val="0"/>
-        <w:autoSpaceDN w:val="0"/>
-        <w:adjustRightInd w:val="0"/>
-        <w:spacing w:after="0" w:line="240" w:lineRule="auto"/>
-        <w:rPr>
-          <w:rFonts w:ascii="Consolas" w:hAnsi="Consolas" w:cs="Consolas"/>
-          <w:sz w:val="16"/>
-          <w:szCs w:val="16"/>
-        </w:rPr>
-      </w:pPr>
-      <w:r>
-        <w:rPr>
-          <w:rFonts w:ascii="Consolas" w:hAnsi="Consolas" w:cs="Consolas"/>
-          <w:color w:val="000000"/>
-          <w:sz w:val="16"/>
-          <w:szCs w:val="16"/>
-        </w:rPr>
-        <w:t xml:space="preserve">   </w:t>
-      </w:r>
-      <w:r>
-        <w:rPr>
-          <w:rFonts w:ascii="Consolas" w:hAnsi="Consolas" w:cs="Consolas"/>
-          <w:b/>
-          <w:bCs/>
-          <w:color w:val="7F0055"/>
-          <w:sz w:val="16"/>
-          <w:szCs w:val="16"/>
-        </w:rPr>
-        <w:t>private</w:t>
-      </w:r>
-      <w:r>
-        <w:rPr>
-          <w:rFonts w:ascii="Consolas" w:hAnsi="Consolas" w:cs="Consolas"/>
-          <w:color w:val="000000"/>
-          <w:sz w:val="16"/>
-          <w:szCs w:val="16"/>
-        </w:rPr>
-        <w:t xml:space="preserve"> </w:t>
+        <w:shd w:val="clear" w:color="auto" w:fill="FFFFFF"/>
+        <w:spacing w:after="0" w:line="240" w:lineRule="auto"/>
+        <w:rPr>
+          <w:rFonts w:ascii="Consolas" w:eastAsia="Times New Roman" w:hAnsi="Consolas" w:cs="Times New Roman"/>
+          <w:color w:val="000000"/>
+          <w:sz w:val="16"/>
+          <w:szCs w:val="16"/>
+          <w:lang w:eastAsia="en-IN"/>
+        </w:rPr>
+      </w:pPr>
+      <w:r>
+        <w:rPr>
+          <w:rFonts w:ascii="Consolas" w:eastAsia="Times New Roman" w:hAnsi="Consolas" w:cs="Times New Roman"/>
+          <w:color w:val="000000"/>
+          <w:sz w:val="16"/>
+          <w:szCs w:val="16"/>
+          <w:lang w:eastAsia="en-IN"/>
+        </w:rPr>
+        <w:tab/>
+        <w:t>@</w:t>
       </w:r>
       <w:proofErr w:type="gramStart"/>
       <w:r>
         <w:rPr>
-          <w:rFonts w:ascii="Consolas" w:hAnsi="Consolas" w:cs="Consolas"/>
-          <w:color w:val="000000"/>
-          <w:sz w:val="16"/>
-          <w:szCs w:val="16"/>
-        </w:rPr>
-        <w:t>Long</w:t>
+          <w:rFonts w:ascii="Consolas" w:eastAsia="Times New Roman" w:hAnsi="Consolas" w:cs="Times New Roman"/>
+          <w:color w:val="000000"/>
+          <w:sz w:val="16"/>
+          <w:szCs w:val="16"/>
+          <w:lang w:eastAsia="en-IN"/>
+        </w:rPr>
+        <w:t>JoinTable(</w:t>
       </w:r>
       <w:proofErr w:type="gramEnd"/>
-      <w:r>
-        <w:rPr>
-          <w:rFonts w:ascii="Consolas" w:hAnsi="Consolas" w:cs="Consolas"/>
-          <w:color w:val="000000"/>
-          <w:sz w:val="16"/>
-          <w:szCs w:val="16"/>
-        </w:rPr>
-        <w:t xml:space="preserve"> </w:t>
-      </w:r>
-      <w:r>
-        <w:rPr>
-          <w:rFonts w:ascii="Consolas" w:hAnsi="Consolas" w:cs="Consolas"/>
-          <w:color w:val="0000C0"/>
-          <w:sz w:val="16"/>
-          <w:szCs w:val="16"/>
-        </w:rPr>
-        <w:t>id</w:t>
-      </w:r>
-      <w:r>
-        <w:rPr>
-          <w:rFonts w:ascii="Consolas" w:hAnsi="Consolas" w:cs="Consolas"/>
-          <w:color w:val="000000"/>
-          <w:sz w:val="16"/>
-          <w:szCs w:val="16"/>
-        </w:rPr>
-        <w:t>;</w:t>
-      </w:r>
-    </w:p>
-    <w:p>
-      <w:pPr>
-        <w:autoSpaceDE w:val="0"/>
-        <w:autoSpaceDN w:val="0"/>
-        <w:adjustRightInd w:val="0"/>
-        <w:spacing w:after="0" w:line="240" w:lineRule="auto"/>
-        <w:rPr>
-          <w:rFonts w:ascii="Consolas" w:hAnsi="Consolas" w:cs="Consolas"/>
-          <w:sz w:val="16"/>
-          <w:szCs w:val="16"/>
-        </w:rPr>
-      </w:pPr>
-    </w:p>
-    <w:p>
-      <w:pPr>
-        <w:autoSpaceDE w:val="0"/>
-        <w:autoSpaceDN w:val="0"/>
-        <w:adjustRightInd w:val="0"/>
-        <w:spacing w:after="0" w:line="240" w:lineRule="auto"/>
-        <w:rPr>
-          <w:rFonts w:ascii="Consolas" w:hAnsi="Consolas" w:cs="Consolas"/>
-          <w:sz w:val="16"/>
-          <w:szCs w:val="16"/>
-        </w:rPr>
-      </w:pPr>
-      <w:r>
-        <w:rPr>
-          <w:rFonts w:ascii="Consolas" w:hAnsi="Consolas" w:cs="Consolas"/>
-          <w:color w:val="000000"/>
-          <w:sz w:val="16"/>
-          <w:szCs w:val="16"/>
-        </w:rPr>
-        <w:t xml:space="preserve">   </w:t>
-      </w:r>
-      <w:r>
-        <w:rPr>
-          <w:rFonts w:ascii="Consolas" w:hAnsi="Consolas" w:cs="Consolas"/>
-          <w:color w:val="646464"/>
-          <w:sz w:val="16"/>
-          <w:szCs w:val="16"/>
-        </w:rPr>
-        <w:t>@Column</w:t>
-      </w:r>
-      <w:r>
-        <w:rPr>
-          <w:rFonts w:ascii="Consolas" w:hAnsi="Consolas" w:cs="Consolas"/>
-          <w:color w:val="000000"/>
-          <w:sz w:val="16"/>
-          <w:szCs w:val="16"/>
-        </w:rPr>
-        <w:t>(name=</w:t>
-      </w:r>
-      <w:r>
-        <w:rPr>
-          <w:rFonts w:ascii="Consolas" w:hAnsi="Consolas" w:cs="Consolas"/>
-          <w:color w:val="2A00FF"/>
-          <w:sz w:val="16"/>
-          <w:szCs w:val="16"/>
-        </w:rPr>
-        <w:t>"username"</w:t>
-      </w:r>
-      <w:r>
-        <w:rPr>
-          <w:rFonts w:ascii="Consolas" w:hAnsi="Consolas" w:cs="Consolas"/>
-          <w:color w:val="000000"/>
-          <w:sz w:val="16"/>
-          <w:szCs w:val="16"/>
-        </w:rPr>
+    </w:p>
+    <w:p>
+      <w:pPr>
+        <w:shd w:val="clear" w:color="auto" w:fill="FFFFFF"/>
+        <w:spacing w:after="0" w:line="240" w:lineRule="auto"/>
+        <w:rPr>
+          <w:rFonts w:ascii="Consolas" w:eastAsia="Times New Roman" w:hAnsi="Consolas" w:cs="Times New Roman"/>
+          <w:color w:val="000000"/>
+          <w:sz w:val="16"/>
+          <w:szCs w:val="16"/>
+          <w:lang w:eastAsia="en-IN"/>
+        </w:rPr>
+      </w:pPr>
+      <w:r>
+        <w:rPr>
+          <w:rFonts w:ascii="Consolas" w:eastAsia="Times New Roman" w:hAnsi="Consolas" w:cs="Times New Roman"/>
+          <w:color w:val="000000"/>
+          <w:sz w:val="16"/>
+          <w:szCs w:val="16"/>
+          <w:lang w:eastAsia="en-IN"/>
+        </w:rPr>
+        <w:tab/>
+      </w:r>
+      <w:r>
+        <w:rPr>
+          <w:rFonts w:ascii="Consolas" w:eastAsia="Times New Roman" w:hAnsi="Consolas" w:cs="Times New Roman"/>
+          <w:color w:val="000000"/>
+          <w:sz w:val="16"/>
+          <w:szCs w:val="16"/>
+          <w:lang w:eastAsia="en-IN"/>
+        </w:rPr>
+        <w:tab/>
+      </w:r>
+      <w:r>
+        <w:rPr>
+          <w:rFonts w:ascii="Consolas" w:eastAsia="Times New Roman" w:hAnsi="Consolas" w:cs="Times New Roman"/>
+          <w:color w:val="000000"/>
+          <w:sz w:val="16"/>
+          <w:szCs w:val="16"/>
+          <w:lang w:eastAsia="en-IN"/>
+        </w:rPr>
+        <w:tab/>
+        <w:t>name="</w:t>
+      </w:r>
+      <w:proofErr w:type="spellStart"/>
+      <w:r>
+        <w:rPr>
+          <w:rFonts w:ascii="Consolas" w:eastAsia="Times New Roman" w:hAnsi="Consolas" w:cs="Times New Roman"/>
+          <w:color w:val="000000"/>
+          <w:sz w:val="16"/>
+          <w:szCs w:val="16"/>
+          <w:lang w:eastAsia="en-IN"/>
+        </w:rPr>
+        <w:t>users_roles</w:t>
+      </w:r>
+      <w:proofErr w:type="spellEnd"/>
+      <w:r>
+        <w:rPr>
+          <w:rFonts w:ascii="Consolas" w:eastAsia="Times New Roman" w:hAnsi="Consolas" w:cs="Times New Roman"/>
+          <w:color w:val="000000"/>
+          <w:sz w:val="16"/>
+          <w:szCs w:val="16"/>
+          <w:lang w:eastAsia="en-IN"/>
+        </w:rPr>
+        <w:t>",</w:t>
+      </w:r>
+    </w:p>
+    <w:p>
+      <w:pPr>
+        <w:shd w:val="clear" w:color="auto" w:fill="FFFFFF"/>
+        <w:spacing w:after="0" w:line="240" w:lineRule="auto"/>
+        <w:rPr>
+          <w:rFonts w:ascii="Consolas" w:eastAsia="Times New Roman" w:hAnsi="Consolas" w:cs="Times New Roman"/>
+          <w:color w:val="000000"/>
+          <w:sz w:val="16"/>
+          <w:szCs w:val="16"/>
+          <w:lang w:eastAsia="en-IN"/>
+        </w:rPr>
+      </w:pPr>
+      <w:r>
+        <w:rPr>
+          <w:rFonts w:ascii="Consolas" w:eastAsia="Times New Roman" w:hAnsi="Consolas" w:cs="Times New Roman"/>
+          <w:color w:val="000000"/>
+          <w:sz w:val="16"/>
+          <w:szCs w:val="16"/>
+          <w:lang w:eastAsia="en-IN"/>
+        </w:rPr>
+        <w:tab/>
+      </w:r>
+      <w:r>
+        <w:rPr>
+          <w:rFonts w:ascii="Consolas" w:eastAsia="Times New Roman" w:hAnsi="Consolas" w:cs="Times New Roman"/>
+          <w:color w:val="000000"/>
+          <w:sz w:val="16"/>
+          <w:szCs w:val="16"/>
+          <w:lang w:eastAsia="en-IN"/>
+        </w:rPr>
+        <w:tab/>
+      </w:r>
+      <w:r>
+        <w:rPr>
+          <w:rFonts w:ascii="Consolas" w:eastAsia="Times New Roman" w:hAnsi="Consolas" w:cs="Times New Roman"/>
+          <w:color w:val="000000"/>
+          <w:sz w:val="16"/>
+          <w:szCs w:val="16"/>
+          <w:lang w:eastAsia="en-IN"/>
+        </w:rPr>
+        <w:tab/>
+      </w:r>
+      <w:proofErr w:type="spellStart"/>
+      <w:r>
+        <w:rPr>
+          <w:rFonts w:ascii="Consolas" w:eastAsia="Times New Roman" w:hAnsi="Consolas" w:cs="Times New Roman"/>
+          <w:color w:val="000000"/>
+          <w:sz w:val="16"/>
+          <w:szCs w:val="16"/>
+          <w:lang w:eastAsia="en-IN"/>
+        </w:rPr>
+        <w:t>joinColumns</w:t>
+      </w:r>
+      <w:proofErr w:type="spellEnd"/>
+      <w:r>
+        <w:rPr>
+          <w:rFonts w:ascii="Consolas" w:eastAsia="Times New Roman" w:hAnsi="Consolas" w:cs="Times New Roman"/>
+          <w:color w:val="000000"/>
+          <w:sz w:val="16"/>
+          <w:szCs w:val="16"/>
+          <w:lang w:eastAsia="en-IN"/>
+        </w:rPr>
+        <w:t xml:space="preserve"> = @JoinColumn(name="fkuserid"),</w:t>
+      </w:r>
+    </w:p>
+    <w:p>
+      <w:pPr>
+        <w:shd w:val="clear" w:color="auto" w:fill="FFFFFF"/>
+        <w:spacing w:after="0" w:line="240" w:lineRule="auto"/>
+        <w:rPr>
+          <w:rFonts w:ascii="Consolas" w:eastAsia="Times New Roman" w:hAnsi="Consolas" w:cs="Times New Roman"/>
+          <w:color w:val="000000"/>
+          <w:sz w:val="16"/>
+          <w:szCs w:val="16"/>
+          <w:lang w:eastAsia="en-IN"/>
+        </w:rPr>
+      </w:pPr>
+      <w:r>
+        <w:rPr>
+          <w:rFonts w:ascii="Consolas" w:eastAsia="Times New Roman" w:hAnsi="Consolas" w:cs="Times New Roman"/>
+          <w:color w:val="000000"/>
+          <w:sz w:val="16"/>
+          <w:szCs w:val="16"/>
+          <w:lang w:eastAsia="en-IN"/>
+        </w:rPr>
+        <w:tab/>
+      </w:r>
+      <w:r>
+        <w:rPr>
+          <w:rFonts w:ascii="Consolas" w:eastAsia="Times New Roman" w:hAnsi="Consolas" w:cs="Times New Roman"/>
+          <w:color w:val="000000"/>
+          <w:sz w:val="16"/>
+          <w:szCs w:val="16"/>
+          <w:lang w:eastAsia="en-IN"/>
+        </w:rPr>
+        <w:tab/>
+      </w:r>
+      <w:r>
+        <w:rPr>
+          <w:rFonts w:ascii="Consolas" w:eastAsia="Times New Roman" w:hAnsi="Consolas" w:cs="Times New Roman"/>
+          <w:color w:val="000000"/>
+          <w:sz w:val="16"/>
+          <w:szCs w:val="16"/>
+          <w:lang w:eastAsia="en-IN"/>
+        </w:rPr>
+        <w:tab/>
+      </w:r>
+      <w:proofErr w:type="spellStart"/>
+      <w:r>
+        <w:rPr>
+          <w:rFonts w:ascii="Consolas" w:eastAsia="Times New Roman" w:hAnsi="Consolas" w:cs="Times New Roman"/>
+          <w:color w:val="000000"/>
+          <w:sz w:val="16"/>
+          <w:szCs w:val="16"/>
+          <w:lang w:eastAsia="en-IN"/>
+        </w:rPr>
+        <w:t>inverseJoinColumns</w:t>
+      </w:r>
+      <w:proofErr w:type="spellEnd"/>
+      <w:r>
+        <w:rPr>
+          <w:rFonts w:ascii="Consolas" w:eastAsia="Times New Roman" w:hAnsi="Consolas" w:cs="Times New Roman"/>
+          <w:color w:val="000000"/>
+          <w:sz w:val="16"/>
+          <w:szCs w:val="16"/>
+          <w:lang w:eastAsia="en-IN"/>
+        </w:rPr>
+        <w:t xml:space="preserve"> = @JoinColumn(name="fkroleid")</w:t>
+      </w:r>
+    </w:p>
+    <w:p>
+      <w:pPr>
+        <w:shd w:val="clear" w:color="auto" w:fill="FFFFFF"/>
+        <w:spacing w:after="0" w:line="240" w:lineRule="auto"/>
+        <w:rPr>
+          <w:rFonts w:ascii="Consolas" w:eastAsia="Times New Roman" w:hAnsi="Consolas" w:cs="Times New Roman"/>
+          <w:color w:val="000000"/>
+          <w:sz w:val="16"/>
+          <w:szCs w:val="16"/>
+          <w:lang w:eastAsia="en-IN"/>
+        </w:rPr>
+      </w:pPr>
+      <w:r>
+        <w:rPr>
+          <w:rFonts w:ascii="Consolas" w:eastAsia="Times New Roman" w:hAnsi="Consolas" w:cs="Times New Roman"/>
+          <w:color w:val="000000"/>
+          <w:sz w:val="16"/>
+          <w:szCs w:val="16"/>
+          <w:lang w:eastAsia="en-IN"/>
+        </w:rPr>
+        <w:tab/>
+      </w:r>
+      <w:r>
+        <w:rPr>
+          <w:rFonts w:ascii="Consolas" w:eastAsia="Times New Roman" w:hAnsi="Consolas" w:cs="Times New Roman"/>
+          <w:color w:val="000000"/>
+          <w:sz w:val="16"/>
+          <w:szCs w:val="16"/>
+          <w:lang w:eastAsia="en-IN"/>
+        </w:rPr>
+        <w:tab/>
+      </w:r>
+      <w:r>
+        <w:rPr>
+          <w:rFonts w:ascii="Consolas" w:eastAsia="Times New Roman" w:hAnsi="Consolas" w:cs="Times New Roman"/>
+          <w:color w:val="000000"/>
+          <w:sz w:val="16"/>
+          <w:szCs w:val="16"/>
+          <w:lang w:eastAsia="en-IN"/>
+        </w:rPr>
+        <w:tab/>
         <w:t>)</w:t>
       </w:r>
     </w:p>
     <w:p>
       <w:pPr>
-        <w:autoSpaceDE w:val="0"/>
-        <w:autoSpaceDN w:val="0"/>
-        <w:adjustRightInd w:val="0"/>
-        <w:spacing w:after="0" w:line="240" w:lineRule="auto"/>
-        <w:rPr>
-          <w:rFonts w:ascii="Consolas" w:hAnsi="Consolas" w:cs="Consolas"/>
-          <w:sz w:val="16"/>
-          <w:szCs w:val="16"/>
-        </w:rPr>
-      </w:pPr>
-      <w:r>
-        <w:rPr>
-          <w:rFonts w:ascii="Consolas" w:hAnsi="Consolas" w:cs="Consolas"/>
-          <w:color w:val="000000"/>
-          <w:sz w:val="16"/>
-          <w:szCs w:val="16"/>
-        </w:rPr>
-        <w:t xml:space="preserve">   </w:t>
-      </w:r>
-      <w:r>
-        <w:rPr>
-          <w:rFonts w:ascii="Consolas" w:hAnsi="Consolas" w:cs="Consolas"/>
-          <w:b/>
-          <w:bCs/>
-          <w:color w:val="7F0055"/>
-          <w:sz w:val="16"/>
-          <w:szCs w:val="16"/>
-        </w:rPr>
-        <w:t>private</w:t>
-      </w:r>
-      <w:r>
-        <w:rPr>
-          <w:rFonts w:ascii="Consolas" w:hAnsi="Consolas" w:cs="Consolas"/>
-          <w:color w:val="000000"/>
-          <w:sz w:val="16"/>
-          <w:szCs w:val="16"/>
-        </w:rPr>
-        <w:t xml:space="preserve"> String </w:t>
-      </w:r>
-      <w:r>
-        <w:rPr>
-          <w:rFonts w:ascii="Consolas" w:hAnsi="Consolas" w:cs="Consolas"/>
-          <w:color w:val="0000C0"/>
-          <w:sz w:val="16"/>
-          <w:szCs w:val="16"/>
-        </w:rPr>
-        <w:t>username</w:t>
-      </w:r>
-      <w:r>
-        <w:rPr>
-          <w:rFonts w:ascii="Consolas" w:hAnsi="Consolas" w:cs="Consolas"/>
-          <w:color w:val="000000"/>
-          <w:sz w:val="16"/>
-          <w:szCs w:val="16"/>
-        </w:rPr>
-        <w:t>;</w:t>
-      </w:r>
-    </w:p>
-    <w:p>
-      <w:pPr>
-        <w:autoSpaceDE w:val="0"/>
-        <w:autoSpaceDN w:val="0"/>
-        <w:adjustRightInd w:val="0"/>
-        <w:spacing w:after="0" w:line="240" w:lineRule="auto"/>
-        <w:rPr>
-          <w:rFonts w:ascii="Consolas" w:hAnsi="Consolas" w:cs="Consolas"/>
-          <w:sz w:val="16"/>
-          <w:szCs w:val="16"/>
-        </w:rPr>
-      </w:pPr>
-      <w:r>
-        <w:rPr>
-          <w:rFonts w:ascii="Consolas" w:hAnsi="Consolas" w:cs="Consolas"/>
-          <w:color w:val="000000"/>
-          <w:sz w:val="16"/>
-          <w:szCs w:val="16"/>
-        </w:rPr>
-        <w:t xml:space="preserve">   </w:t>
-      </w:r>
-      <w:r>
-        <w:rPr>
-          <w:rFonts w:ascii="Consolas" w:hAnsi="Consolas" w:cs="Consolas"/>
-          <w:color w:val="646464"/>
-          <w:sz w:val="16"/>
-          <w:szCs w:val="16"/>
-        </w:rPr>
-        <w:t>@Column</w:t>
-      </w:r>
-      <w:r>
-        <w:rPr>
-          <w:rFonts w:ascii="Consolas" w:hAnsi="Consolas" w:cs="Consolas"/>
-          <w:color w:val="000000"/>
-          <w:sz w:val="16"/>
-          <w:szCs w:val="16"/>
-        </w:rPr>
-        <w:t>(name=</w:t>
-      </w:r>
-      <w:r>
-        <w:rPr>
-          <w:rFonts w:ascii="Consolas" w:hAnsi="Consolas" w:cs="Consolas"/>
-          <w:color w:val="2A00FF"/>
-          <w:sz w:val="16"/>
-          <w:szCs w:val="16"/>
-        </w:rPr>
-        <w:t>"password"</w:t>
-      </w:r>
-      <w:r>
-        <w:rPr>
-          <w:rFonts w:ascii="Consolas" w:hAnsi="Consolas" w:cs="Consolas"/>
-          <w:color w:val="000000"/>
-          <w:sz w:val="16"/>
-          <w:szCs w:val="16"/>
-        </w:rPr>
-        <w:t>)</w:t>
-      </w:r>
-    </w:p>
-    <w:p>
-      <w:pPr>
-        <w:autoSpaceDE w:val="0"/>
-        <w:autoSpaceDN w:val="0"/>
-        <w:adjustRightInd w:val="0"/>
-        <w:spacing w:after="0" w:line="240" w:lineRule="auto"/>
-        <w:rPr>
-          <w:rFonts w:ascii="Consolas" w:hAnsi="Consolas" w:cs="Consolas"/>
-          <w:sz w:val="16"/>
-          <w:szCs w:val="16"/>
-        </w:rPr>
-      </w:pPr>
-      <w:r>
-        <w:rPr>
-          <w:rFonts w:ascii="Consolas" w:hAnsi="Consolas" w:cs="Consolas"/>
-          <w:color w:val="000000"/>
-          <w:sz w:val="16"/>
-          <w:szCs w:val="16"/>
-        </w:rPr>
-        <w:t xml:space="preserve">   </w:t>
-      </w:r>
-      <w:r>
-        <w:rPr>
-          <w:rFonts w:ascii="Consolas" w:hAnsi="Consolas" w:cs="Consolas"/>
-          <w:b/>
-          <w:bCs/>
-          <w:color w:val="7F0055"/>
-          <w:sz w:val="16"/>
-          <w:szCs w:val="16"/>
-        </w:rPr>
-        <w:t>private</w:t>
-      </w:r>
-      <w:r>
-        <w:rPr>
-          <w:rFonts w:ascii="Consolas" w:hAnsi="Consolas" w:cs="Consolas"/>
-          <w:color w:val="000000"/>
-          <w:sz w:val="16"/>
-          <w:szCs w:val="16"/>
-        </w:rPr>
-        <w:t xml:space="preserve"> String </w:t>
-      </w:r>
-      <w:r>
-        <w:rPr>
-          <w:rFonts w:ascii="Consolas" w:hAnsi="Consolas" w:cs="Consolas"/>
-          <w:color w:val="0000C0"/>
-          <w:sz w:val="16"/>
-          <w:szCs w:val="16"/>
-        </w:rPr>
-        <w:t>password</w:t>
-      </w:r>
-      <w:r>
-        <w:rPr>
-          <w:rFonts w:ascii="Consolas" w:hAnsi="Consolas" w:cs="Consolas"/>
-          <w:color w:val="000000"/>
-          <w:sz w:val="16"/>
-          <w:szCs w:val="16"/>
-        </w:rPr>
-        <w:t>;</w:t>
-      </w:r>
-    </w:p>
-    <w:p>
-      <w:pPr>
-        <w:autoSpaceDE w:val="0"/>
-        <w:autoSpaceDN w:val="0"/>
-        <w:adjustRightInd w:val="0"/>
-        <w:spacing w:after="0" w:line="240" w:lineRule="auto"/>
-        <w:rPr>
-          <w:rFonts w:ascii="Consolas" w:hAnsi="Consolas" w:cs="Consolas"/>
-          <w:sz w:val="16"/>
-          <w:szCs w:val="16"/>
-        </w:rPr>
-      </w:pPr>
-      <w:r>
-        <w:rPr>
-          <w:rFonts w:ascii="Consolas" w:hAnsi="Consolas" w:cs="Consolas"/>
-          <w:color w:val="000000"/>
-          <w:sz w:val="16"/>
-          <w:szCs w:val="16"/>
-        </w:rPr>
-        <w:t xml:space="preserve">    </w:t>
-      </w:r>
-    </w:p>
-    <w:p>
-      <w:pPr>
-        <w:autoSpaceDE w:val="0"/>
-        <w:autoSpaceDN w:val="0"/>
-        <w:adjustRightInd w:val="0"/>
-        <w:spacing w:after="0" w:line="240" w:lineRule="auto"/>
-        <w:rPr>
-          <w:rFonts w:ascii="Consolas" w:hAnsi="Consolas" w:cs="Consolas"/>
-          <w:sz w:val="16"/>
-          <w:szCs w:val="16"/>
-        </w:rPr>
-      </w:pPr>
-      <w:r>
-        <w:rPr>
-          <w:rFonts w:ascii="Consolas" w:hAnsi="Consolas" w:cs="Consolas"/>
-          <w:color w:val="000000"/>
-          <w:sz w:val="16"/>
-          <w:szCs w:val="16"/>
-        </w:rPr>
-        <w:t xml:space="preserve">   </w:t>
-      </w:r>
-      <w:r>
-        <w:rPr>
-          <w:rFonts w:ascii="Consolas" w:hAnsi="Consolas" w:cs="Consolas"/>
-          <w:color w:val="646464"/>
-          <w:sz w:val="16"/>
-          <w:szCs w:val="16"/>
-        </w:rPr>
-        <w:t>@</w:t>
-      </w:r>
-      <w:proofErr w:type="gramStart"/>
-      <w:r>
-        <w:rPr>
-          <w:rFonts w:ascii="Consolas" w:hAnsi="Consolas" w:cs="Consolas"/>
-          <w:color w:val="646464"/>
-          <w:sz w:val="16"/>
-          <w:szCs w:val="16"/>
-        </w:rPr>
-        <w:t>ManyToMany</w:t>
-      </w:r>
-      <w:r>
-        <w:rPr>
-          <w:rFonts w:ascii="Consolas" w:hAnsi="Consolas" w:cs="Consolas"/>
-          <w:color w:val="000000"/>
-          <w:sz w:val="16"/>
-          <w:szCs w:val="16"/>
-        </w:rPr>
-        <w:t>(</w:t>
-      </w:r>
-      <w:proofErr w:type="gramEnd"/>
-      <w:r>
-        <w:rPr>
-          <w:rFonts w:ascii="Consolas" w:hAnsi="Consolas" w:cs="Consolas"/>
-          <w:color w:val="000000"/>
-          <w:sz w:val="16"/>
-          <w:szCs w:val="16"/>
-        </w:rPr>
-        <w:t xml:space="preserve">cascade = </w:t>
-      </w:r>
-      <w:proofErr w:type="spellStart"/>
-      <w:r>
-        <w:rPr>
-          <w:rFonts w:ascii="Consolas" w:hAnsi="Consolas" w:cs="Consolas"/>
-          <w:color w:val="000000"/>
-          <w:sz w:val="16"/>
-          <w:szCs w:val="16"/>
-        </w:rPr>
-        <w:t>CascadeType.</w:t>
-      </w:r>
-      <w:r>
-        <w:rPr>
-          <w:rFonts w:ascii="Consolas" w:hAnsi="Consolas" w:cs="Consolas"/>
-          <w:b/>
-          <w:bCs/>
-          <w:i/>
-          <w:iCs/>
-          <w:color w:val="0000C0"/>
-          <w:sz w:val="16"/>
-          <w:szCs w:val="16"/>
-        </w:rPr>
-        <w:t>ALL</w:t>
-      </w:r>
-      <w:proofErr w:type="spellEnd"/>
-      <w:r>
-        <w:rPr>
-          <w:rFonts w:ascii="Consolas" w:hAnsi="Consolas" w:cs="Consolas"/>
-          <w:color w:val="000000"/>
-          <w:sz w:val="16"/>
-          <w:szCs w:val="16"/>
-        </w:rPr>
-        <w:t xml:space="preserve">, fetch = </w:t>
-      </w:r>
-      <w:proofErr w:type="spellStart"/>
-      <w:r>
-        <w:rPr>
-          <w:rFonts w:ascii="Consolas" w:hAnsi="Consolas" w:cs="Consolas"/>
-          <w:color w:val="000000"/>
-          <w:sz w:val="16"/>
-          <w:szCs w:val="16"/>
-        </w:rPr>
-        <w:t>FetchType.</w:t>
-      </w:r>
-      <w:r>
-        <w:rPr>
-          <w:rFonts w:ascii="Consolas" w:hAnsi="Consolas" w:cs="Consolas"/>
-          <w:b/>
-          <w:bCs/>
-          <w:i/>
-          <w:iCs/>
-          <w:color w:val="0000C0"/>
-          <w:sz w:val="16"/>
-          <w:szCs w:val="16"/>
-        </w:rPr>
-        <w:t>EAGER</w:t>
-      </w:r>
-      <w:proofErr w:type="spellEnd"/>
-      <w:r>
-        <w:rPr>
-          <w:rFonts w:ascii="Consolas" w:hAnsi="Consolas" w:cs="Consolas"/>
-          <w:color w:val="000000"/>
-          <w:sz w:val="16"/>
-          <w:szCs w:val="16"/>
-        </w:rPr>
-        <w:t>)</w:t>
-      </w:r>
-    </w:p>
-    <w:p>
-      <w:pPr>
-        <w:autoSpaceDE w:val="0"/>
-        <w:autoSpaceDN w:val="0"/>
-        <w:adjustRightInd w:val="0"/>
-        <w:spacing w:after="0" w:line="240" w:lineRule="auto"/>
-        <w:rPr>
-          <w:rFonts w:ascii="Consolas" w:hAnsi="Consolas" w:cs="Consolas"/>
-          <w:sz w:val="16"/>
-          <w:szCs w:val="16"/>
-        </w:rPr>
-      </w:pPr>
-      <w:r>
-        <w:rPr>
-          <w:rFonts w:ascii="Consolas" w:hAnsi="Consolas" w:cs="Consolas"/>
-          <w:color w:val="000000"/>
-          <w:sz w:val="16"/>
-          <w:szCs w:val="16"/>
-        </w:rPr>
-        <w:t xml:space="preserve">   </w:t>
-      </w:r>
-      <w:r>
-        <w:rPr>
-          <w:rFonts w:ascii="Consolas" w:hAnsi="Consolas" w:cs="Consolas"/>
-          <w:color w:val="646464"/>
-          <w:sz w:val="16"/>
-          <w:szCs w:val="16"/>
-        </w:rPr>
-        <w:t>@</w:t>
-      </w:r>
-      <w:proofErr w:type="gramStart"/>
-      <w:r>
-        <w:rPr>
-          <w:rFonts w:ascii="Consolas" w:hAnsi="Consolas" w:cs="Consolas"/>
-          <w:color w:val="646464"/>
-          <w:sz w:val="16"/>
-          <w:szCs w:val="16"/>
-        </w:rPr>
-        <w:t>JoinTable</w:t>
-      </w:r>
-      <w:r>
-        <w:rPr>
-          <w:rFonts w:ascii="Consolas" w:hAnsi="Consolas" w:cs="Consolas"/>
-          <w:color w:val="000000"/>
-          <w:sz w:val="16"/>
-          <w:szCs w:val="16"/>
-        </w:rPr>
-        <w:t>(</w:t>
-      </w:r>
-      <w:proofErr w:type="gramEnd"/>
-    </w:p>
-    <w:p>
-      <w:pPr>
-        <w:autoSpaceDE w:val="0"/>
-        <w:autoSpaceDN w:val="0"/>
-        <w:adjustRightInd w:val="0"/>
-        <w:spacing w:after="0" w:line="240" w:lineRule="auto"/>
-        <w:rPr>
-          <w:rFonts w:ascii="Consolas" w:hAnsi="Consolas" w:cs="Consolas"/>
-          <w:sz w:val="16"/>
-          <w:szCs w:val="16"/>
-        </w:rPr>
-      </w:pPr>
-      <w:r>
-        <w:rPr>
-          <w:rFonts w:ascii="Consolas" w:hAnsi="Consolas" w:cs="Consolas"/>
-          <w:color w:val="000000"/>
-          <w:sz w:val="16"/>
-          <w:szCs w:val="16"/>
-        </w:rPr>
-        <w:t xml:space="preserve">           name = </w:t>
-      </w:r>
-      <w:r>
-        <w:rPr>
-          <w:rFonts w:ascii="Consolas" w:hAnsi="Consolas" w:cs="Consolas"/>
-          <w:color w:val="2A00FF"/>
-          <w:sz w:val="16"/>
-          <w:szCs w:val="16"/>
-        </w:rPr>
-        <w:t>"</w:t>
-      </w:r>
-      <w:proofErr w:type="spellStart"/>
-      <w:r>
-        <w:rPr>
-          <w:rFonts w:ascii="Consolas" w:hAnsi="Consolas" w:cs="Consolas"/>
-          <w:color w:val="2A00FF"/>
-          <w:sz w:val="16"/>
-          <w:szCs w:val="16"/>
-        </w:rPr>
-        <w:t>users_roles</w:t>
-      </w:r>
-      <w:proofErr w:type="spellEnd"/>
-      <w:r>
-        <w:rPr>
-          <w:rFonts w:ascii="Consolas" w:hAnsi="Consolas" w:cs="Consolas"/>
-          <w:color w:val="2A00FF"/>
-          <w:sz w:val="16"/>
-          <w:szCs w:val="16"/>
-        </w:rPr>
-        <w:t>"</w:t>
-      </w:r>
-      <w:r>
-        <w:rPr>
-          <w:rFonts w:ascii="Consolas" w:hAnsi="Consolas" w:cs="Consolas"/>
-          <w:color w:val="000000"/>
-          <w:sz w:val="16"/>
-          <w:szCs w:val="16"/>
-        </w:rPr>
-        <w:t>,</w:t>
-      </w:r>
-    </w:p>
-    <w:p>
-      <w:pPr>
-        <w:autoSpaceDE w:val="0"/>
-        <w:autoSpaceDN w:val="0"/>
-        <w:adjustRightInd w:val="0"/>
-        <w:spacing w:after="0" w:line="240" w:lineRule="auto"/>
-        <w:rPr>
-          <w:rFonts w:ascii="Consolas" w:hAnsi="Consolas" w:cs="Consolas"/>
-          <w:sz w:val="16"/>
-          <w:szCs w:val="16"/>
-        </w:rPr>
-      </w:pPr>
-      <w:r>
-        <w:rPr>
-          <w:rFonts w:ascii="Consolas" w:hAnsi="Consolas" w:cs="Consolas"/>
-          <w:color w:val="000000"/>
-          <w:sz w:val="16"/>
-          <w:szCs w:val="16"/>
-        </w:rPr>
-        <w:t xml:space="preserve">           </w:t>
-      </w:r>
-      <w:proofErr w:type="spellStart"/>
-      <w:r>
-        <w:rPr>
-          <w:rFonts w:ascii="Consolas" w:hAnsi="Consolas" w:cs="Consolas"/>
-          <w:color w:val="000000"/>
-          <w:sz w:val="16"/>
-          <w:szCs w:val="16"/>
-        </w:rPr>
-        <w:t>joinColumns</w:t>
-      </w:r>
-      <w:proofErr w:type="spellEnd"/>
-      <w:r>
-        <w:rPr>
-          <w:rFonts w:ascii="Consolas" w:hAnsi="Consolas" w:cs="Consolas"/>
-          <w:color w:val="000000"/>
-          <w:sz w:val="16"/>
-          <w:szCs w:val="16"/>
-        </w:rPr>
-        <w:t xml:space="preserve"> = </w:t>
-      </w:r>
-      <w:r>
-        <w:rPr>
-          <w:rFonts w:ascii="Consolas" w:hAnsi="Consolas" w:cs="Consolas"/>
-          <w:color w:val="646464"/>
-          <w:sz w:val="16"/>
-          <w:szCs w:val="16"/>
-        </w:rPr>
-        <w:t>@</w:t>
-      </w:r>
-      <w:proofErr w:type="gramStart"/>
-      <w:r>
-        <w:rPr>
-          <w:rFonts w:ascii="Consolas" w:hAnsi="Consolas" w:cs="Consolas"/>
-          <w:color w:val="646464"/>
-          <w:sz w:val="16"/>
-          <w:szCs w:val="16"/>
-        </w:rPr>
-        <w:t>JoinColumn</w:t>
-      </w:r>
-      <w:r>
-        <w:rPr>
-          <w:rFonts w:ascii="Consolas" w:hAnsi="Consolas" w:cs="Consolas"/>
-          <w:color w:val="000000"/>
-          <w:sz w:val="16"/>
-          <w:szCs w:val="16"/>
-        </w:rPr>
-        <w:t>(</w:t>
-      </w:r>
-      <w:proofErr w:type="gramEnd"/>
-      <w:r>
-        <w:rPr>
-          <w:rFonts w:ascii="Consolas" w:hAnsi="Consolas" w:cs="Consolas"/>
-          <w:color w:val="000000"/>
-          <w:sz w:val="16"/>
-          <w:szCs w:val="16"/>
-        </w:rPr>
-        <w:t xml:space="preserve">name = </w:t>
-      </w:r>
-      <w:r>
-        <w:rPr>
-          <w:rFonts w:ascii="Consolas" w:hAnsi="Consolas" w:cs="Consolas"/>
-          <w:color w:val="2A00FF"/>
-          <w:sz w:val="16"/>
-          <w:szCs w:val="16"/>
-        </w:rPr>
-        <w:t>"</w:t>
-      </w:r>
-      <w:proofErr w:type="spellStart"/>
-      <w:r>
-        <w:rPr>
-          <w:rFonts w:ascii="Consolas" w:hAnsi="Consolas" w:cs="Consolas"/>
-          <w:color w:val="2A00FF"/>
-          <w:sz w:val="16"/>
-          <w:szCs w:val="16"/>
-        </w:rPr>
-        <w:t>user_id</w:t>
-      </w:r>
-      <w:proofErr w:type="spellEnd"/>
-      <w:r>
-        <w:rPr>
-          <w:rFonts w:ascii="Consolas" w:hAnsi="Consolas" w:cs="Consolas"/>
-          <w:color w:val="2A00FF"/>
-          <w:sz w:val="16"/>
-          <w:szCs w:val="16"/>
-        </w:rPr>
-        <w:t>"</w:t>
-      </w:r>
-      <w:r>
-        <w:rPr>
-          <w:rFonts w:ascii="Consolas" w:hAnsi="Consolas" w:cs="Consolas"/>
-          <w:color w:val="000000"/>
-          <w:sz w:val="16"/>
-          <w:szCs w:val="16"/>
-        </w:rPr>
-        <w:t>),</w:t>
-      </w:r>
-    </w:p>
-    <w:p>
-      <w:pPr>
-        <w:autoSpaceDE w:val="0"/>
-        <w:autoSpaceDN w:val="0"/>
-        <w:adjustRightInd w:val="0"/>
-        <w:spacing w:after="0" w:line="240" w:lineRule="auto"/>
-        <w:rPr>
-          <w:rFonts w:ascii="Consolas" w:hAnsi="Consolas" w:cs="Consolas"/>
-          <w:sz w:val="16"/>
-          <w:szCs w:val="16"/>
-        </w:rPr>
-      </w:pPr>
-      <w:r>
-        <w:rPr>
-          <w:rFonts w:ascii="Consolas" w:hAnsi="Consolas" w:cs="Consolas"/>
-          <w:color w:val="000000"/>
-          <w:sz w:val="16"/>
-          <w:szCs w:val="16"/>
-        </w:rPr>
-        <w:t xml:space="preserve">           </w:t>
-      </w:r>
-      <w:proofErr w:type="spellStart"/>
-      <w:r>
-        <w:rPr>
-          <w:rFonts w:ascii="Consolas" w:hAnsi="Consolas" w:cs="Consolas"/>
-          <w:color w:val="000000"/>
-          <w:sz w:val="16"/>
-          <w:szCs w:val="16"/>
-        </w:rPr>
-        <w:t>inverseJoinColumns</w:t>
-      </w:r>
-      <w:proofErr w:type="spellEnd"/>
-      <w:r>
-        <w:rPr>
-          <w:rFonts w:ascii="Consolas" w:hAnsi="Consolas" w:cs="Consolas"/>
-          <w:color w:val="000000"/>
-          <w:sz w:val="16"/>
-          <w:szCs w:val="16"/>
-        </w:rPr>
-        <w:t xml:space="preserve"> = </w:t>
-      </w:r>
-      <w:r>
-        <w:rPr>
-          <w:rFonts w:ascii="Consolas" w:hAnsi="Consolas" w:cs="Consolas"/>
-          <w:color w:val="646464"/>
-          <w:sz w:val="16"/>
-          <w:szCs w:val="16"/>
-        </w:rPr>
-        <w:t>@</w:t>
-      </w:r>
-      <w:proofErr w:type="gramStart"/>
-      <w:r>
-        <w:rPr>
-          <w:rFonts w:ascii="Consolas" w:hAnsi="Consolas" w:cs="Consolas"/>
-          <w:color w:val="646464"/>
-          <w:sz w:val="16"/>
-          <w:szCs w:val="16"/>
-        </w:rPr>
-        <w:t>JoinColumn</w:t>
-      </w:r>
-      <w:r>
-        <w:rPr>
-          <w:rFonts w:ascii="Consolas" w:hAnsi="Consolas" w:cs="Consolas"/>
-          <w:color w:val="000000"/>
-          <w:sz w:val="16"/>
-          <w:szCs w:val="16"/>
-        </w:rPr>
-        <w:t>(</w:t>
-      </w:r>
-      <w:proofErr w:type="gramEnd"/>
-      <w:r>
-        <w:rPr>
-          <w:rFonts w:ascii="Consolas" w:hAnsi="Consolas" w:cs="Consolas"/>
-          <w:color w:val="000000"/>
-          <w:sz w:val="16"/>
-          <w:szCs w:val="16"/>
-        </w:rPr>
-        <w:t xml:space="preserve">name = </w:t>
-      </w:r>
-      <w:r>
-        <w:rPr>
-          <w:rFonts w:ascii="Consolas" w:hAnsi="Consolas" w:cs="Consolas"/>
-          <w:color w:val="2A00FF"/>
-          <w:sz w:val="16"/>
-          <w:szCs w:val="16"/>
-        </w:rPr>
-        <w:t>"</w:t>
-      </w:r>
-      <w:proofErr w:type="spellStart"/>
-      <w:r>
-        <w:rPr>
-          <w:rFonts w:ascii="Consolas" w:hAnsi="Consolas" w:cs="Consolas"/>
-          <w:color w:val="2A00FF"/>
-          <w:sz w:val="16"/>
-          <w:szCs w:val="16"/>
-        </w:rPr>
-        <w:t>role_id</w:t>
-      </w:r>
-      <w:proofErr w:type="spellEnd"/>
-      <w:r>
-        <w:rPr>
-          <w:rFonts w:ascii="Consolas" w:hAnsi="Consolas" w:cs="Consolas"/>
-          <w:color w:val="2A00FF"/>
-          <w:sz w:val="16"/>
-          <w:szCs w:val="16"/>
-        </w:rPr>
-        <w:t>"</w:t>
-      </w:r>
-      <w:r>
-        <w:rPr>
-          <w:rFonts w:ascii="Consolas" w:hAnsi="Consolas" w:cs="Consolas"/>
-          <w:color w:val="000000"/>
-          <w:sz w:val="16"/>
-          <w:szCs w:val="16"/>
-        </w:rPr>
-        <w:t>)</w:t>
-      </w:r>
-    </w:p>
-    <w:p>
-      <w:pPr>
-        <w:autoSpaceDE w:val="0"/>
-        <w:autoSpaceDN w:val="0"/>
-        <w:adjustRightInd w:val="0"/>
-        <w:spacing w:after="0" w:line="240" w:lineRule="auto"/>
-        <w:rPr>
-          <w:rFonts w:ascii="Consolas" w:hAnsi="Consolas" w:cs="Consolas"/>
-          <w:sz w:val="16"/>
-          <w:szCs w:val="16"/>
-        </w:rPr>
-      </w:pPr>
-      <w:r>
-        <w:rPr>
-          <w:rFonts w:ascii="Consolas" w:hAnsi="Consolas" w:cs="Consolas"/>
-          <w:color w:val="000000"/>
-          <w:sz w:val="16"/>
-          <w:szCs w:val="16"/>
-        </w:rPr>
-        <w:t xml:space="preserve">           )</w:t>
-      </w:r>
-    </w:p>
-    <w:p>
-      <w:pPr>
-        <w:autoSpaceDE w:val="0"/>
-        <w:autoSpaceDN w:val="0"/>
-        <w:adjustRightInd w:val="0"/>
-        <w:spacing w:after="0" w:line="240" w:lineRule="auto"/>
-        <w:rPr>
-          <w:rFonts w:ascii="Consolas" w:hAnsi="Consolas" w:cs="Consolas"/>
-          <w:sz w:val="16"/>
-          <w:szCs w:val="16"/>
-        </w:rPr>
-      </w:pPr>
-      <w:r>
-        <w:rPr>
-          <w:rFonts w:ascii="Consolas" w:hAnsi="Consolas" w:cs="Consolas"/>
-          <w:color w:val="000000"/>
-          <w:sz w:val="16"/>
-          <w:szCs w:val="16"/>
-        </w:rPr>
-        <w:t xml:space="preserve">   </w:t>
-      </w:r>
-      <w:r>
-        <w:rPr>
-          <w:rFonts w:ascii="Consolas" w:hAnsi="Consolas" w:cs="Consolas"/>
-          <w:b/>
-          <w:bCs/>
-          <w:color w:val="7F0055"/>
-          <w:sz w:val="16"/>
-          <w:szCs w:val="16"/>
-        </w:rPr>
-        <w:t>private</w:t>
-      </w:r>
-      <w:r>
-        <w:rPr>
-          <w:rFonts w:ascii="Consolas" w:hAnsi="Consolas" w:cs="Consolas"/>
-          <w:color w:val="000000"/>
-          <w:sz w:val="16"/>
-          <w:szCs w:val="16"/>
-        </w:rPr>
-        <w:t xml:space="preserve"> List&lt;Role&gt; </w:t>
-      </w:r>
-      <w:r>
-        <w:rPr>
-          <w:rFonts w:ascii="Consolas" w:hAnsi="Consolas" w:cs="Consolas"/>
-          <w:color w:val="0000C0"/>
-          <w:sz w:val="16"/>
-          <w:szCs w:val="16"/>
-        </w:rPr>
-        <w:t>roles</w:t>
-      </w:r>
-      <w:r>
-        <w:rPr>
-          <w:rFonts w:ascii="Consolas" w:hAnsi="Consolas" w:cs="Consolas"/>
-          <w:color w:val="000000"/>
-          <w:sz w:val="16"/>
-          <w:szCs w:val="16"/>
-        </w:rPr>
-        <w:t xml:space="preserve"> = </w:t>
-      </w:r>
-      <w:r>
-        <w:rPr>
-          <w:rFonts w:ascii="Consolas" w:hAnsi="Consolas" w:cs="Consolas"/>
-          <w:b/>
-          <w:bCs/>
-          <w:color w:val="7F0055"/>
-          <w:sz w:val="16"/>
-          <w:szCs w:val="16"/>
-        </w:rPr>
-        <w:t>new</w:t>
-      </w:r>
-      <w:r>
-        <w:rPr>
-          <w:rFonts w:ascii="Consolas" w:hAnsi="Consolas" w:cs="Consolas"/>
-          <w:color w:val="000000"/>
-          <w:sz w:val="16"/>
-          <w:szCs w:val="16"/>
-        </w:rPr>
-        <w:t xml:space="preserve"> </w:t>
-      </w:r>
-      <w:proofErr w:type="spellStart"/>
-      <w:r>
-        <w:rPr>
-          <w:rFonts w:ascii="Consolas" w:hAnsi="Consolas" w:cs="Consolas"/>
-          <w:color w:val="000000"/>
-          <w:sz w:val="16"/>
-          <w:szCs w:val="16"/>
-        </w:rPr>
-        <w:t>ArrayList</w:t>
-      </w:r>
-      <w:proofErr w:type="spellEnd"/>
-      <w:r>
-        <w:rPr>
-          <w:rFonts w:ascii="Consolas" w:hAnsi="Consolas" w:cs="Consolas"/>
-          <w:color w:val="000000"/>
-          <w:sz w:val="16"/>
-          <w:szCs w:val="16"/>
-        </w:rPr>
-        <w:t>&lt;</w:t>
-      </w:r>
-      <w:proofErr w:type="gramStart"/>
-      <w:r>
-        <w:rPr>
-          <w:rFonts w:ascii="Consolas" w:hAnsi="Consolas" w:cs="Consolas"/>
-          <w:color w:val="000000"/>
-          <w:sz w:val="16"/>
-          <w:szCs w:val="16"/>
-        </w:rPr>
-        <w:t>&gt;(</w:t>
-      </w:r>
-      <w:proofErr w:type="gramEnd"/>
-      <w:r>
-        <w:rPr>
-          <w:rFonts w:ascii="Consolas" w:hAnsi="Consolas" w:cs="Consolas"/>
-          <w:color w:val="000000"/>
-          <w:sz w:val="16"/>
-          <w:szCs w:val="16"/>
-        </w:rPr>
-        <w:t>);</w:t>
-      </w:r>
-    </w:p>
-    <w:p>
-      <w:pPr>
-        <w:autoSpaceDE w:val="0"/>
-        <w:autoSpaceDN w:val="0"/>
-        <w:adjustRightInd w:val="0"/>
-        <w:spacing w:after="0" w:line="240" w:lineRule="auto"/>
-        <w:rPr>
-          <w:rFonts w:ascii="Consolas" w:hAnsi="Consolas" w:cs="Consolas"/>
-          <w:sz w:val="16"/>
-          <w:szCs w:val="16"/>
-        </w:rPr>
-      </w:pPr>
-      <w:r>
-        <w:rPr>
-          <w:rFonts w:ascii="Consolas" w:hAnsi="Consolas" w:cs="Consolas"/>
-          <w:color w:val="000000"/>
-          <w:sz w:val="16"/>
-          <w:szCs w:val="16"/>
+        <w:shd w:val="clear" w:color="auto" w:fill="FFFFFF"/>
+        <w:spacing w:after="0" w:line="240" w:lineRule="auto"/>
+        <w:rPr>
+          <w:rFonts w:ascii="Consolas" w:eastAsia="Times New Roman" w:hAnsi="Consolas" w:cs="Times New Roman"/>
+          <w:color w:val="000000"/>
+          <w:sz w:val="16"/>
+          <w:szCs w:val="16"/>
+          <w:lang w:eastAsia="en-IN"/>
+        </w:rPr>
+      </w:pPr>
+      <w:r>
+        <w:rPr>
+          <w:rFonts w:ascii="Consolas" w:eastAsia="Times New Roman" w:hAnsi="Consolas" w:cs="Times New Roman"/>
+          <w:color w:val="000000"/>
+          <w:sz w:val="16"/>
+          <w:szCs w:val="16"/>
+          <w:lang w:eastAsia="en-IN"/>
+        </w:rPr>
+        <w:tab/>
+        <w:t>List&lt;Role&gt; roles;</w:t>
+      </w:r>
+    </w:p>
+    <w:p>
+      <w:pPr>
+        <w:shd w:val="clear" w:color="auto" w:fill="FFFFFF"/>
+        <w:spacing w:after="0" w:line="240" w:lineRule="auto"/>
+        <w:rPr>
+          <w:rFonts w:ascii="Consolas" w:eastAsia="Times New Roman" w:hAnsi="Consolas" w:cs="Times New Roman"/>
+          <w:color w:val="000000"/>
+          <w:sz w:val="16"/>
+          <w:szCs w:val="16"/>
+          <w:lang w:eastAsia="en-IN"/>
+        </w:rPr>
+      </w:pPr>
+      <w:r>
+        <w:rPr>
+          <w:rFonts w:ascii="Consolas" w:eastAsia="Times New Roman" w:hAnsi="Consolas" w:cs="Times New Roman"/>
+          <w:color w:val="000000"/>
+          <w:sz w:val="16"/>
+          <w:szCs w:val="16"/>
+          <w:lang w:eastAsia="en-IN"/>
+        </w:rPr>
+        <w:tab/>
+      </w:r>
+    </w:p>
+    <w:p>
+      <w:pPr>
+        <w:shd w:val="clear" w:color="auto" w:fill="FFFFFF"/>
+        <w:spacing w:after="0" w:line="240" w:lineRule="auto"/>
+        <w:rPr>
+          <w:rFonts w:ascii="Consolas" w:eastAsia="Times New Roman" w:hAnsi="Consolas" w:cs="Times New Roman"/>
+          <w:color w:val="000000"/>
+          <w:sz w:val="16"/>
+          <w:szCs w:val="16"/>
+          <w:lang w:eastAsia="en-IN"/>
+        </w:rPr>
+      </w:pPr>
+      <w:r>
+        <w:rPr>
+          <w:rFonts w:ascii="Consolas" w:eastAsia="Times New Roman" w:hAnsi="Consolas" w:cs="Times New Roman"/>
+          <w:color w:val="000000"/>
+          <w:sz w:val="16"/>
+          <w:szCs w:val="16"/>
+          <w:lang w:eastAsia="en-IN"/>
         </w:rPr>
         <w:t>}</w:t>
       </w:r>
@@ -7405,37 +8612,61 @@
     </w:p>
     <w:p>
       <w:pPr>
-        <w:autoSpaceDE w:val="0"/>
-        <w:autoSpaceDN w:val="0"/>
-        <w:adjustRightInd w:val="0"/>
-        <w:spacing w:after="0" w:line="240" w:lineRule="auto"/>
-        <w:rPr>
-          <w:rFonts w:ascii="Consolas" w:hAnsi="Consolas" w:cs="Consolas"/>
-          <w:sz w:val="16"/>
-          <w:szCs w:val="16"/>
-        </w:rPr>
-      </w:pPr>
-    </w:p>
-    <w:p>
-      <w:pPr>
-        <w:autoSpaceDE w:val="0"/>
-        <w:autoSpaceDN w:val="0"/>
-        <w:adjustRightInd w:val="0"/>
-        <w:spacing w:after="0" w:line="240" w:lineRule="auto"/>
-        <w:rPr>
-          <w:rFonts w:ascii="Consolas" w:hAnsi="Consolas" w:cs="Consolas"/>
-          <w:sz w:val="16"/>
-          <w:szCs w:val="16"/>
-        </w:rPr>
-      </w:pPr>
-      <w:r>
-        <w:rPr>
-          <w:rFonts w:ascii="Consolas" w:hAnsi="Consolas" w:cs="Consolas"/>
-          <w:sz w:val="16"/>
-          <w:szCs w:val="16"/>
-        </w:rPr>
-        <w:t>------------------</w:t>
-      </w:r>
+        <w:pBdr>
+          <w:bottom w:val="single" w:sz="6" w:space="1" w:color="auto"/>
+        </w:pBdr>
+        <w:autoSpaceDE w:val="0"/>
+        <w:autoSpaceDN w:val="0"/>
+        <w:adjustRightInd w:val="0"/>
+        <w:spacing w:after="0" w:line="240" w:lineRule="auto"/>
+        <w:rPr>
+          <w:rFonts w:ascii="Consolas" w:hAnsi="Consolas" w:cs="Consolas"/>
+          <w:color w:val="000000"/>
+          <w:sz w:val="16"/>
+          <w:szCs w:val="16"/>
+        </w:rPr>
+      </w:pPr>
+    </w:p>
+    <w:p>
+      <w:pPr>
+        <w:autoSpaceDE w:val="0"/>
+        <w:autoSpaceDN w:val="0"/>
+        <w:adjustRightInd w:val="0"/>
+        <w:spacing w:after="0" w:line="240" w:lineRule="auto"/>
+        <w:rPr>
+          <w:rFonts w:ascii="Consolas" w:hAnsi="Consolas" w:cs="Consolas"/>
+          <w:color w:val="000000"/>
+          <w:sz w:val="16"/>
+          <w:szCs w:val="16"/>
+        </w:rPr>
+      </w:pPr>
+    </w:p>
+    <w:p>
+      <w:pPr>
+        <w:autoSpaceDE w:val="0"/>
+        <w:autoSpaceDN w:val="0"/>
+        <w:adjustRightInd w:val="0"/>
+        <w:spacing w:after="0" w:line="240" w:lineRule="auto"/>
+        <w:rPr>
+          <w:rFonts w:ascii="Consolas" w:hAnsi="Consolas" w:cs="Consolas"/>
+          <w:color w:val="000000"/>
+          <w:sz w:val="16"/>
+          <w:szCs w:val="16"/>
+        </w:rPr>
+      </w:pPr>
+    </w:p>
+    <w:p>
+      <w:pPr>
+        <w:autoSpaceDE w:val="0"/>
+        <w:autoSpaceDN w:val="0"/>
+        <w:adjustRightInd w:val="0"/>
+        <w:spacing w:after="0" w:line="240" w:lineRule="auto"/>
+        <w:rPr>
+          <w:rFonts w:ascii="Consolas" w:hAnsi="Consolas" w:cs="Consolas"/>
+          <w:sz w:val="16"/>
+          <w:szCs w:val="16"/>
+        </w:rPr>
+      </w:pPr>
     </w:p>
     <w:p>
       <w:pPr>
@@ -7909,7 +9140,6 @@
           <w:szCs w:val="16"/>
           <w:lang w:val="en-US"/>
         </w:rPr>
-        <w:lastRenderedPageBreak/>
         <w:t>),</w:t>
       </w:r>
       <w:r>
@@ -8025,6 +9255,36 @@
         </w:rPr>
         <w:t>);</w:t>
       </w:r>
+    </w:p>
+    <w:p>
+      <w:pPr>
+        <w:autoSpaceDE w:val="0"/>
+        <w:autoSpaceDN w:val="0"/>
+        <w:adjustRightInd w:val="0"/>
+        <w:spacing w:after="0" w:line="240" w:lineRule="auto"/>
+        <w:rPr>
+          <w:rFonts w:ascii="Consolas" w:hAnsi="Consolas" w:cs="Consolas"/>
+          <w:b/>
+          <w:color w:val="000000"/>
+          <w:sz w:val="16"/>
+          <w:szCs w:val="16"/>
+        </w:rPr>
+      </w:pPr>
+    </w:p>
+    <w:p>
+      <w:pPr>
+        <w:autoSpaceDE w:val="0"/>
+        <w:autoSpaceDN w:val="0"/>
+        <w:adjustRightInd w:val="0"/>
+        <w:spacing w:after="0" w:line="240" w:lineRule="auto"/>
+        <w:rPr>
+          <w:rFonts w:ascii="Consolas" w:hAnsi="Consolas" w:cs="Consolas"/>
+          <w:b/>
+          <w:color w:val="000000"/>
+          <w:sz w:val="16"/>
+          <w:szCs w:val="16"/>
+        </w:rPr>
+      </w:pPr>
     </w:p>
     <w:p>
       <w:pPr>
@@ -8339,6 +9599,7 @@
           <w:szCs w:val="16"/>
           <w:lang w:val="en-US"/>
         </w:rPr>
+        <w:lastRenderedPageBreak/>
         <w:drawing>
           <wp:inline distT="0" distB="0" distL="0" distR="0" wp14:anchorId="568A09C1" wp14:editId="08A5275B">
             <wp:extent cx="5724525" cy="3667125"/>
@@ -9262,7 +10523,6 @@
           <w:szCs w:val="16"/>
           <w:lang w:val="en-US"/>
         </w:rPr>
-        <w:lastRenderedPageBreak/>
         <w:drawing>
           <wp:inline distT="0" distB="0" distL="0" distR="0" wp14:anchorId="4B0BCF37" wp14:editId="1F1944C1">
             <wp:extent cx="1333500" cy="809625"/>
@@ -9855,6 +11115,668 @@
         <w:spacing w:after="0" w:line="240" w:lineRule="auto"/>
         <w:rPr>
           <w:rFonts w:ascii="Consolas" w:hAnsi="Consolas" w:cs="Consolas"/>
+          <w:sz w:val="16"/>
+          <w:szCs w:val="16"/>
+        </w:rPr>
+      </w:pPr>
+    </w:p>
+    <w:p>
+      <w:pPr>
+        <w:autoSpaceDE w:val="0"/>
+        <w:autoSpaceDN w:val="0"/>
+        <w:adjustRightInd w:val="0"/>
+        <w:spacing w:after="0" w:line="240" w:lineRule="auto"/>
+        <w:rPr>
+          <w:rFonts w:ascii="Consolas" w:hAnsi="Consolas" w:cs="Consolas"/>
+          <w:b/>
+          <w:bCs/>
+          <w:sz w:val="16"/>
+          <w:szCs w:val="16"/>
+        </w:rPr>
+      </w:pPr>
+      <w:r>
+        <w:rPr>
+          <w:rFonts w:ascii="Consolas" w:hAnsi="Consolas" w:cs="Consolas"/>
+          <w:b/>
+          <w:bCs/>
+          <w:sz w:val="16"/>
+          <w:szCs w:val="16"/>
+        </w:rPr>
+        <w:lastRenderedPageBreak/>
+        <w:t xml:space="preserve">Queries for </w:t>
+      </w:r>
+      <w:proofErr w:type="spellStart"/>
+      <w:r>
+        <w:rPr>
+          <w:rFonts w:ascii="Consolas" w:hAnsi="Consolas" w:cs="Consolas"/>
+          <w:b/>
+          <w:bCs/>
+          <w:sz w:val="16"/>
+          <w:szCs w:val="16"/>
+        </w:rPr>
+        <w:t>PostGres</w:t>
+      </w:r>
+      <w:proofErr w:type="spellEnd"/>
+    </w:p>
+    <w:p>
+      <w:pPr>
+        <w:autoSpaceDE w:val="0"/>
+        <w:autoSpaceDN w:val="0"/>
+        <w:adjustRightInd w:val="0"/>
+        <w:spacing w:after="0" w:line="240" w:lineRule="auto"/>
+        <w:rPr>
+          <w:rFonts w:ascii="Consolas" w:hAnsi="Consolas" w:cs="Consolas"/>
+          <w:sz w:val="16"/>
+          <w:szCs w:val="16"/>
+        </w:rPr>
+      </w:pPr>
+      <w:r>
+        <w:rPr>
+          <w:rFonts w:ascii="Consolas" w:hAnsi="Consolas" w:cs="Consolas"/>
+          <w:sz w:val="16"/>
+          <w:szCs w:val="16"/>
+        </w:rPr>
+        <w:t xml:space="preserve">select * from </w:t>
+      </w:r>
+      <w:proofErr w:type="spellStart"/>
+      <w:r>
+        <w:rPr>
+          <w:rFonts w:ascii="Consolas" w:hAnsi="Consolas" w:cs="Consolas"/>
+          <w:sz w:val="16"/>
+          <w:szCs w:val="16"/>
+        </w:rPr>
+        <w:t>dbuser</w:t>
+      </w:r>
+      <w:proofErr w:type="spellEnd"/>
+      <w:r>
+        <w:rPr>
+          <w:rFonts w:ascii="Consolas" w:hAnsi="Consolas" w:cs="Consolas"/>
+          <w:sz w:val="16"/>
+          <w:szCs w:val="16"/>
+        </w:rPr>
+        <w:t>;</w:t>
+      </w:r>
+    </w:p>
+    <w:p>
+      <w:pPr>
+        <w:autoSpaceDE w:val="0"/>
+        <w:autoSpaceDN w:val="0"/>
+        <w:adjustRightInd w:val="0"/>
+        <w:spacing w:after="0" w:line="240" w:lineRule="auto"/>
+        <w:rPr>
+          <w:rFonts w:ascii="Consolas" w:hAnsi="Consolas" w:cs="Consolas"/>
+          <w:sz w:val="16"/>
+          <w:szCs w:val="16"/>
+        </w:rPr>
+      </w:pPr>
+    </w:p>
+    <w:p>
+      <w:pPr>
+        <w:autoSpaceDE w:val="0"/>
+        <w:autoSpaceDN w:val="0"/>
+        <w:adjustRightInd w:val="0"/>
+        <w:spacing w:after="0" w:line="240" w:lineRule="auto"/>
+        <w:rPr>
+          <w:rFonts w:ascii="Consolas" w:hAnsi="Consolas" w:cs="Consolas"/>
+          <w:sz w:val="16"/>
+          <w:szCs w:val="16"/>
+        </w:rPr>
+      </w:pPr>
+      <w:r>
+        <w:rPr>
+          <w:rFonts w:ascii="Consolas" w:hAnsi="Consolas" w:cs="Consolas"/>
+          <w:sz w:val="16"/>
+          <w:szCs w:val="16"/>
+        </w:rPr>
+        <w:t>INSERT INTO role (</w:t>
+      </w:r>
+      <w:proofErr w:type="spellStart"/>
+      <w:r>
+        <w:rPr>
+          <w:rFonts w:ascii="Consolas" w:hAnsi="Consolas" w:cs="Consolas"/>
+          <w:sz w:val="16"/>
+          <w:szCs w:val="16"/>
+        </w:rPr>
+        <w:t>rolename</w:t>
+      </w:r>
+      <w:proofErr w:type="spellEnd"/>
+      <w:r>
+        <w:rPr>
+          <w:rFonts w:ascii="Consolas" w:hAnsi="Consolas" w:cs="Consolas"/>
+          <w:sz w:val="16"/>
+          <w:szCs w:val="16"/>
+        </w:rPr>
+        <w:t>)</w:t>
+      </w:r>
+    </w:p>
+    <w:p>
+      <w:pPr>
+        <w:autoSpaceDE w:val="0"/>
+        <w:autoSpaceDN w:val="0"/>
+        <w:adjustRightInd w:val="0"/>
+        <w:spacing w:after="0" w:line="240" w:lineRule="auto"/>
+        <w:rPr>
+          <w:rFonts w:ascii="Consolas" w:hAnsi="Consolas" w:cs="Consolas"/>
+          <w:sz w:val="16"/>
+          <w:szCs w:val="16"/>
+        </w:rPr>
+      </w:pPr>
+      <w:r>
+        <w:rPr>
+          <w:rFonts w:ascii="Consolas" w:hAnsi="Consolas" w:cs="Consolas"/>
+          <w:sz w:val="16"/>
+          <w:szCs w:val="16"/>
+        </w:rPr>
+        <w:t xml:space="preserve">VALUES </w:t>
+      </w:r>
+    </w:p>
+    <w:p>
+      <w:pPr>
+        <w:autoSpaceDE w:val="0"/>
+        <w:autoSpaceDN w:val="0"/>
+        <w:adjustRightInd w:val="0"/>
+        <w:spacing w:after="0" w:line="240" w:lineRule="auto"/>
+        <w:rPr>
+          <w:rFonts w:ascii="Consolas" w:hAnsi="Consolas" w:cs="Consolas"/>
+          <w:sz w:val="16"/>
+          <w:szCs w:val="16"/>
+        </w:rPr>
+      </w:pPr>
+      <w:r>
+        <w:rPr>
+          <w:rFonts w:ascii="Consolas" w:hAnsi="Consolas" w:cs="Consolas"/>
+          <w:sz w:val="16"/>
+          <w:szCs w:val="16"/>
+        </w:rPr>
+        <w:t xml:space="preserve">('ADMIN'), </w:t>
+      </w:r>
+    </w:p>
+    <w:p>
+      <w:pPr>
+        <w:autoSpaceDE w:val="0"/>
+        <w:autoSpaceDN w:val="0"/>
+        <w:adjustRightInd w:val="0"/>
+        <w:spacing w:after="0" w:line="240" w:lineRule="auto"/>
+        <w:rPr>
+          <w:rFonts w:ascii="Consolas" w:hAnsi="Consolas" w:cs="Consolas"/>
+          <w:sz w:val="16"/>
+          <w:szCs w:val="16"/>
+        </w:rPr>
+      </w:pPr>
+      <w:r>
+        <w:rPr>
+          <w:rFonts w:ascii="Consolas" w:hAnsi="Consolas" w:cs="Consolas"/>
+          <w:sz w:val="16"/>
+          <w:szCs w:val="16"/>
+        </w:rPr>
+        <w:t>('USER');</w:t>
+      </w:r>
+    </w:p>
+    <w:p>
+      <w:pPr>
+        <w:autoSpaceDE w:val="0"/>
+        <w:autoSpaceDN w:val="0"/>
+        <w:adjustRightInd w:val="0"/>
+        <w:spacing w:after="0" w:line="240" w:lineRule="auto"/>
+        <w:rPr>
+          <w:rFonts w:ascii="Consolas" w:hAnsi="Consolas" w:cs="Consolas"/>
+          <w:sz w:val="16"/>
+          <w:szCs w:val="16"/>
+        </w:rPr>
+      </w:pPr>
+    </w:p>
+    <w:p>
+      <w:pPr>
+        <w:autoSpaceDE w:val="0"/>
+        <w:autoSpaceDN w:val="0"/>
+        <w:adjustRightInd w:val="0"/>
+        <w:spacing w:after="0" w:line="240" w:lineRule="auto"/>
+        <w:rPr>
+          <w:rFonts w:ascii="Consolas" w:hAnsi="Consolas" w:cs="Consolas"/>
+          <w:sz w:val="16"/>
+          <w:szCs w:val="16"/>
+        </w:rPr>
+      </w:pPr>
+    </w:p>
+    <w:p>
+      <w:pPr>
+        <w:autoSpaceDE w:val="0"/>
+        <w:autoSpaceDN w:val="0"/>
+        <w:adjustRightInd w:val="0"/>
+        <w:spacing w:after="0" w:line="240" w:lineRule="auto"/>
+        <w:rPr>
+          <w:rFonts w:ascii="Consolas" w:hAnsi="Consolas" w:cs="Consolas"/>
+          <w:sz w:val="16"/>
+          <w:szCs w:val="16"/>
+        </w:rPr>
+      </w:pPr>
+      <w:r>
+        <w:rPr>
+          <w:rFonts w:ascii="Consolas" w:hAnsi="Consolas" w:cs="Consolas"/>
+          <w:sz w:val="16"/>
+          <w:szCs w:val="16"/>
+        </w:rPr>
+        <w:t xml:space="preserve">INSERT INTO </w:t>
+      </w:r>
+      <w:proofErr w:type="spellStart"/>
+      <w:r>
+        <w:rPr>
+          <w:rFonts w:ascii="Consolas" w:hAnsi="Consolas" w:cs="Consolas"/>
+          <w:sz w:val="16"/>
+          <w:szCs w:val="16"/>
+        </w:rPr>
+        <w:t>dbuser</w:t>
+      </w:r>
+      <w:proofErr w:type="spellEnd"/>
+      <w:r>
+        <w:rPr>
+          <w:rFonts w:ascii="Consolas" w:hAnsi="Consolas" w:cs="Consolas"/>
+          <w:sz w:val="16"/>
+          <w:szCs w:val="16"/>
+        </w:rPr>
+        <w:t xml:space="preserve"> (</w:t>
+      </w:r>
+      <w:proofErr w:type="spellStart"/>
+      <w:proofErr w:type="gramStart"/>
+      <w:r>
+        <w:rPr>
+          <w:rFonts w:ascii="Consolas" w:hAnsi="Consolas" w:cs="Consolas"/>
+          <w:sz w:val="16"/>
+          <w:szCs w:val="16"/>
+        </w:rPr>
+        <w:t>password,username</w:t>
+      </w:r>
+      <w:proofErr w:type="spellEnd"/>
+      <w:proofErr w:type="gramEnd"/>
+      <w:r>
+        <w:rPr>
+          <w:rFonts w:ascii="Consolas" w:hAnsi="Consolas" w:cs="Consolas"/>
+          <w:sz w:val="16"/>
+          <w:szCs w:val="16"/>
+        </w:rPr>
+        <w:t>)</w:t>
+      </w:r>
+    </w:p>
+    <w:p>
+      <w:pPr>
+        <w:autoSpaceDE w:val="0"/>
+        <w:autoSpaceDN w:val="0"/>
+        <w:adjustRightInd w:val="0"/>
+        <w:spacing w:after="0" w:line="240" w:lineRule="auto"/>
+        <w:rPr>
+          <w:rFonts w:ascii="Consolas" w:hAnsi="Consolas" w:cs="Consolas"/>
+          <w:sz w:val="16"/>
+          <w:szCs w:val="16"/>
+        </w:rPr>
+      </w:pPr>
+      <w:r>
+        <w:rPr>
+          <w:rFonts w:ascii="Consolas" w:hAnsi="Consolas" w:cs="Consolas"/>
+          <w:sz w:val="16"/>
+          <w:szCs w:val="16"/>
+        </w:rPr>
+        <w:t xml:space="preserve">VALUES </w:t>
+      </w:r>
+    </w:p>
+    <w:p>
+      <w:pPr>
+        <w:autoSpaceDE w:val="0"/>
+        <w:autoSpaceDN w:val="0"/>
+        <w:adjustRightInd w:val="0"/>
+        <w:spacing w:after="0" w:line="240" w:lineRule="auto"/>
+        <w:rPr>
+          <w:rFonts w:ascii="Consolas" w:hAnsi="Consolas" w:cs="Consolas"/>
+          <w:sz w:val="16"/>
+          <w:szCs w:val="16"/>
+        </w:rPr>
+      </w:pPr>
+      <w:r>
+        <w:rPr>
+          <w:rFonts w:ascii="Consolas" w:hAnsi="Consolas" w:cs="Consolas"/>
+          <w:sz w:val="16"/>
+          <w:szCs w:val="16"/>
+        </w:rPr>
+        <w:t>('$2a$12$JXcG5COvNAJ5xVX.C4BSI.WOz3DSBsjBXZUhIYfiAa49534x9B1Xq', '</w:t>
+      </w:r>
+      <w:proofErr w:type="spellStart"/>
+      <w:r>
+        <w:rPr>
+          <w:rFonts w:ascii="Consolas" w:hAnsi="Consolas" w:cs="Consolas"/>
+          <w:sz w:val="16"/>
+          <w:szCs w:val="16"/>
+        </w:rPr>
+        <w:t>jetha</w:t>
+      </w:r>
+      <w:proofErr w:type="spellEnd"/>
+      <w:r>
+        <w:rPr>
+          <w:rFonts w:ascii="Consolas" w:hAnsi="Consolas" w:cs="Consolas"/>
+          <w:sz w:val="16"/>
+          <w:szCs w:val="16"/>
+        </w:rPr>
+        <w:t xml:space="preserve">'), </w:t>
+      </w:r>
+    </w:p>
+    <w:p>
+      <w:pPr>
+        <w:autoSpaceDE w:val="0"/>
+        <w:autoSpaceDN w:val="0"/>
+        <w:adjustRightInd w:val="0"/>
+        <w:spacing w:after="0" w:line="240" w:lineRule="auto"/>
+        <w:rPr>
+          <w:rFonts w:ascii="Consolas" w:hAnsi="Consolas" w:cs="Consolas"/>
+          <w:sz w:val="16"/>
+          <w:szCs w:val="16"/>
+        </w:rPr>
+      </w:pPr>
+      <w:r>
+        <w:rPr>
+          <w:rFonts w:ascii="Consolas" w:hAnsi="Consolas" w:cs="Consolas"/>
+          <w:sz w:val="16"/>
+          <w:szCs w:val="16"/>
+        </w:rPr>
+        <w:t>('$2a$12$CqH6T8srAEFJL8juteSmieG76F1JRCad6qv0znlmuis5tcvJlON9O', '</w:t>
+      </w:r>
+      <w:proofErr w:type="spellStart"/>
+      <w:r>
+        <w:rPr>
+          <w:rFonts w:ascii="Consolas" w:hAnsi="Consolas" w:cs="Consolas"/>
+          <w:sz w:val="16"/>
+          <w:szCs w:val="16"/>
+        </w:rPr>
+        <w:t>bagha</w:t>
+      </w:r>
+      <w:proofErr w:type="spellEnd"/>
+      <w:r>
+        <w:rPr>
+          <w:rFonts w:ascii="Consolas" w:hAnsi="Consolas" w:cs="Consolas"/>
+          <w:sz w:val="16"/>
+          <w:szCs w:val="16"/>
+        </w:rPr>
+        <w:t>');</w:t>
+      </w:r>
+    </w:p>
+    <w:p>
+      <w:pPr>
+        <w:autoSpaceDE w:val="0"/>
+        <w:autoSpaceDN w:val="0"/>
+        <w:adjustRightInd w:val="0"/>
+        <w:spacing w:after="0" w:line="240" w:lineRule="auto"/>
+        <w:rPr>
+          <w:rFonts w:ascii="Consolas" w:hAnsi="Consolas" w:cs="Consolas"/>
+          <w:sz w:val="16"/>
+          <w:szCs w:val="16"/>
+        </w:rPr>
+      </w:pPr>
+    </w:p>
+    <w:p>
+      <w:pPr>
+        <w:autoSpaceDE w:val="0"/>
+        <w:autoSpaceDN w:val="0"/>
+        <w:adjustRightInd w:val="0"/>
+        <w:spacing w:after="0" w:line="240" w:lineRule="auto"/>
+        <w:rPr>
+          <w:rFonts w:ascii="Consolas" w:hAnsi="Consolas" w:cs="Consolas"/>
+          <w:sz w:val="16"/>
+          <w:szCs w:val="16"/>
+        </w:rPr>
+      </w:pPr>
+    </w:p>
+    <w:p>
+      <w:pPr>
+        <w:autoSpaceDE w:val="0"/>
+        <w:autoSpaceDN w:val="0"/>
+        <w:adjustRightInd w:val="0"/>
+        <w:spacing w:after="0" w:line="240" w:lineRule="auto"/>
+        <w:rPr>
+          <w:rFonts w:ascii="Consolas" w:hAnsi="Consolas" w:cs="Consolas"/>
+          <w:sz w:val="16"/>
+          <w:szCs w:val="16"/>
+        </w:rPr>
+      </w:pPr>
+      <w:r>
+        <w:rPr>
+          <w:rFonts w:ascii="Consolas" w:hAnsi="Consolas" w:cs="Consolas"/>
+          <w:sz w:val="16"/>
+          <w:szCs w:val="16"/>
+        </w:rPr>
+        <w:t xml:space="preserve">INSERT INTO </w:t>
+      </w:r>
+      <w:proofErr w:type="spellStart"/>
+      <w:r>
+        <w:rPr>
+          <w:rFonts w:ascii="Consolas" w:hAnsi="Consolas" w:cs="Consolas"/>
+          <w:sz w:val="16"/>
+          <w:szCs w:val="16"/>
+        </w:rPr>
+        <w:t>users_roles</w:t>
+      </w:r>
+      <w:proofErr w:type="spellEnd"/>
+      <w:r>
+        <w:rPr>
+          <w:rFonts w:ascii="Consolas" w:hAnsi="Consolas" w:cs="Consolas"/>
+          <w:sz w:val="16"/>
+          <w:szCs w:val="16"/>
+        </w:rPr>
+        <w:t xml:space="preserve"> (</w:t>
+      </w:r>
+      <w:proofErr w:type="spellStart"/>
+      <w:proofErr w:type="gramStart"/>
+      <w:r>
+        <w:rPr>
+          <w:rFonts w:ascii="Consolas" w:hAnsi="Consolas" w:cs="Consolas"/>
+          <w:sz w:val="16"/>
+          <w:szCs w:val="16"/>
+        </w:rPr>
+        <w:t>fkuserid</w:t>
+      </w:r>
+      <w:proofErr w:type="spellEnd"/>
+      <w:r>
+        <w:rPr>
+          <w:rFonts w:ascii="Consolas" w:hAnsi="Consolas" w:cs="Consolas"/>
+          <w:sz w:val="16"/>
+          <w:szCs w:val="16"/>
+        </w:rPr>
+        <w:t xml:space="preserve"> ,</w:t>
+      </w:r>
+      <w:proofErr w:type="spellStart"/>
+      <w:r>
+        <w:rPr>
+          <w:rFonts w:ascii="Consolas" w:hAnsi="Consolas" w:cs="Consolas"/>
+          <w:sz w:val="16"/>
+          <w:szCs w:val="16"/>
+        </w:rPr>
+        <w:t>fkroleid</w:t>
+      </w:r>
+      <w:proofErr w:type="spellEnd"/>
+      <w:proofErr w:type="gramEnd"/>
+      <w:r>
+        <w:rPr>
+          <w:rFonts w:ascii="Consolas" w:hAnsi="Consolas" w:cs="Consolas"/>
+          <w:sz w:val="16"/>
+          <w:szCs w:val="16"/>
+        </w:rPr>
+        <w:t>)</w:t>
+      </w:r>
+    </w:p>
+    <w:p>
+      <w:pPr>
+        <w:autoSpaceDE w:val="0"/>
+        <w:autoSpaceDN w:val="0"/>
+        <w:adjustRightInd w:val="0"/>
+        <w:spacing w:after="0" w:line="240" w:lineRule="auto"/>
+        <w:rPr>
+          <w:rFonts w:ascii="Consolas" w:hAnsi="Consolas" w:cs="Consolas"/>
+          <w:sz w:val="16"/>
+          <w:szCs w:val="16"/>
+        </w:rPr>
+      </w:pPr>
+      <w:r>
+        <w:rPr>
+          <w:rFonts w:ascii="Consolas" w:hAnsi="Consolas" w:cs="Consolas"/>
+          <w:sz w:val="16"/>
+          <w:szCs w:val="16"/>
+        </w:rPr>
+        <w:t xml:space="preserve">VALUES </w:t>
+      </w:r>
+    </w:p>
+    <w:p>
+      <w:pPr>
+        <w:autoSpaceDE w:val="0"/>
+        <w:autoSpaceDN w:val="0"/>
+        <w:adjustRightInd w:val="0"/>
+        <w:spacing w:after="0" w:line="240" w:lineRule="auto"/>
+        <w:rPr>
+          <w:rFonts w:ascii="Consolas" w:hAnsi="Consolas" w:cs="Consolas"/>
+          <w:sz w:val="16"/>
+          <w:szCs w:val="16"/>
+        </w:rPr>
+      </w:pPr>
+      <w:r>
+        <w:rPr>
+          <w:rFonts w:ascii="Consolas" w:hAnsi="Consolas" w:cs="Consolas"/>
+          <w:sz w:val="16"/>
+          <w:szCs w:val="16"/>
+        </w:rPr>
+        <w:t>(1, 1),</w:t>
+      </w:r>
+    </w:p>
+    <w:p>
+      <w:pPr>
+        <w:autoSpaceDE w:val="0"/>
+        <w:autoSpaceDN w:val="0"/>
+        <w:adjustRightInd w:val="0"/>
+        <w:spacing w:after="0" w:line="240" w:lineRule="auto"/>
+        <w:rPr>
+          <w:rFonts w:ascii="Consolas" w:hAnsi="Consolas" w:cs="Consolas"/>
+          <w:sz w:val="16"/>
+          <w:szCs w:val="16"/>
+        </w:rPr>
+      </w:pPr>
+      <w:r>
+        <w:rPr>
+          <w:rFonts w:ascii="Consolas" w:hAnsi="Consolas" w:cs="Consolas"/>
+          <w:sz w:val="16"/>
+          <w:szCs w:val="16"/>
+        </w:rPr>
+        <w:t>(1, 2),</w:t>
+      </w:r>
+    </w:p>
+    <w:p>
+      <w:pPr>
+        <w:autoSpaceDE w:val="0"/>
+        <w:autoSpaceDN w:val="0"/>
+        <w:adjustRightInd w:val="0"/>
+        <w:spacing w:after="0" w:line="240" w:lineRule="auto"/>
+        <w:rPr>
+          <w:rFonts w:ascii="Consolas" w:hAnsi="Consolas" w:cs="Consolas"/>
+          <w:sz w:val="16"/>
+          <w:szCs w:val="16"/>
+        </w:rPr>
+      </w:pPr>
+      <w:r>
+        <w:rPr>
+          <w:rFonts w:ascii="Consolas" w:hAnsi="Consolas" w:cs="Consolas"/>
+          <w:sz w:val="16"/>
+          <w:szCs w:val="16"/>
+        </w:rPr>
+        <w:t>(2, 2);</w:t>
+      </w:r>
+    </w:p>
+    <w:p>
+      <w:pPr>
+        <w:autoSpaceDE w:val="0"/>
+        <w:autoSpaceDN w:val="0"/>
+        <w:adjustRightInd w:val="0"/>
+        <w:spacing w:after="0" w:line="240" w:lineRule="auto"/>
+        <w:rPr>
+          <w:rFonts w:ascii="Consolas" w:hAnsi="Consolas" w:cs="Consolas"/>
+          <w:sz w:val="16"/>
+          <w:szCs w:val="16"/>
+        </w:rPr>
+      </w:pPr>
+    </w:p>
+    <w:p>
+      <w:pPr>
+        <w:pBdr>
+          <w:bottom w:val="single" w:sz="6" w:space="1" w:color="auto"/>
+        </w:pBdr>
+        <w:autoSpaceDE w:val="0"/>
+        <w:autoSpaceDN w:val="0"/>
+        <w:adjustRightInd w:val="0"/>
+        <w:spacing w:after="0" w:line="240" w:lineRule="auto"/>
+        <w:rPr>
+          <w:rFonts w:ascii="Consolas" w:hAnsi="Consolas" w:cs="Consolas"/>
+          <w:b/>
+          <w:bCs/>
+          <w:sz w:val="16"/>
+          <w:szCs w:val="16"/>
+        </w:rPr>
+      </w:pPr>
+      <w:proofErr w:type="gramStart"/>
+      <w:r>
+        <w:rPr>
+          <w:rFonts w:ascii="Consolas" w:hAnsi="Consolas" w:cs="Consolas"/>
+          <w:b/>
+          <w:bCs/>
+          <w:sz w:val="16"/>
+          <w:szCs w:val="16"/>
+        </w:rPr>
+        <w:t>NOTE :</w:t>
+      </w:r>
+      <w:proofErr w:type="gramEnd"/>
+      <w:r>
+        <w:rPr>
+          <w:rFonts w:ascii="Consolas" w:hAnsi="Consolas" w:cs="Consolas"/>
+          <w:b/>
+          <w:bCs/>
+          <w:sz w:val="16"/>
+          <w:szCs w:val="16"/>
+        </w:rPr>
+        <w:t xml:space="preserve"> select the query and then run</w:t>
+      </w:r>
+    </w:p>
+    <w:p>
+      <w:pPr>
+        <w:pBdr>
+          <w:bottom w:val="single" w:sz="6" w:space="1" w:color="auto"/>
+        </w:pBdr>
+        <w:autoSpaceDE w:val="0"/>
+        <w:autoSpaceDN w:val="0"/>
+        <w:adjustRightInd w:val="0"/>
+        <w:spacing w:after="0" w:line="240" w:lineRule="auto"/>
+        <w:rPr>
+          <w:rFonts w:ascii="Consolas" w:hAnsi="Consolas" w:cs="Consolas"/>
+          <w:b/>
+          <w:bCs/>
+          <w:sz w:val="16"/>
+          <w:szCs w:val="16"/>
+        </w:rPr>
+      </w:pPr>
+    </w:p>
+    <w:p>
+      <w:pPr>
+        <w:autoSpaceDE w:val="0"/>
+        <w:autoSpaceDN w:val="0"/>
+        <w:adjustRightInd w:val="0"/>
+        <w:spacing w:after="0" w:line="240" w:lineRule="auto"/>
+        <w:rPr>
+          <w:rFonts w:ascii="Consolas" w:hAnsi="Consolas" w:cs="Consolas"/>
+          <w:b/>
+          <w:bCs/>
+          <w:sz w:val="16"/>
+          <w:szCs w:val="16"/>
+        </w:rPr>
+      </w:pPr>
+    </w:p>
+    <w:p>
+      <w:pPr>
+        <w:autoSpaceDE w:val="0"/>
+        <w:autoSpaceDN w:val="0"/>
+        <w:adjustRightInd w:val="0"/>
+        <w:spacing w:after="0" w:line="240" w:lineRule="auto"/>
+        <w:rPr>
+          <w:rFonts w:ascii="Consolas" w:hAnsi="Consolas" w:cs="Consolas"/>
           <w:color w:val="000000"/>
           <w:sz w:val="16"/>
           <w:szCs w:val="16"/>
@@ -11845,6 +13767,7 @@
           <w:sz w:val="16"/>
           <w:szCs w:val="16"/>
         </w:rPr>
+        <w:lastRenderedPageBreak/>
         <w:tab/>
         <w:t xml:space="preserve">        </w:t>
       </w:r>
@@ -11889,7 +13812,6 @@
           <w:sz w:val="16"/>
           <w:szCs w:val="16"/>
         </w:rPr>
-        <w:lastRenderedPageBreak/>
         <w:tab/>
         <w:t xml:space="preserve">        </w:t>
       </w:r>
@@ -14656,6 +16578,7 @@
           <w:sz w:val="16"/>
           <w:szCs w:val="16"/>
         </w:rPr>
+        <w:lastRenderedPageBreak/>
         <w:t xml:space="preserve">    </w:t>
       </w:r>
     </w:p>
@@ -14850,7 +16773,6 @@
           <w:sz w:val="16"/>
           <w:szCs w:val="16"/>
         </w:rPr>
-        <w:lastRenderedPageBreak/>
         <w:t xml:space="preserve">    }</w:t>
       </w:r>
     </w:p>
@@ -18033,6 +19955,7 @@
           <w:sz w:val="16"/>
           <w:szCs w:val="16"/>
         </w:rPr>
+        <w:lastRenderedPageBreak/>
         <w:tab/>
       </w:r>
       <w:r>
@@ -18194,7 +20117,6 @@
           <w:sz w:val="16"/>
           <w:szCs w:val="16"/>
         </w:rPr>
-        <w:lastRenderedPageBreak/>
         <w:t xml:space="preserve">        for (Role </w:t>
       </w:r>
       <w:proofErr w:type="spellStart"/>
@@ -21260,168 +23182,6 @@
           <w:szCs w:val="16"/>
         </w:rPr>
         <w:t>.annotation.ModelAttribute</w:t>
-      </w:r>
-      <w:proofErr w:type="spellEnd"/>
-      <w:r>
-        <w:rPr>
-          <w:rFonts w:ascii="Consolas" w:hAnsi="Consolas" w:cs="Consolas"/>
-          <w:color w:val="000000"/>
-          <w:sz w:val="16"/>
-          <w:szCs w:val="16"/>
-        </w:rPr>
-        <w:t>;</w:t>
-      </w:r>
-    </w:p>
-    <w:p>
-      <w:pPr>
-        <w:autoSpaceDE w:val="0"/>
-        <w:autoSpaceDN w:val="0"/>
-        <w:adjustRightInd w:val="0"/>
-        <w:spacing w:after="0" w:line="240" w:lineRule="auto"/>
-        <w:rPr>
-          <w:rFonts w:ascii="Consolas" w:hAnsi="Consolas" w:cs="Consolas"/>
-          <w:color w:val="000000"/>
-          <w:sz w:val="16"/>
-          <w:szCs w:val="16"/>
-        </w:rPr>
-      </w:pPr>
-      <w:r>
-        <w:rPr>
-          <w:rFonts w:ascii="Consolas" w:hAnsi="Consolas" w:cs="Consolas"/>
-          <w:color w:val="000000"/>
-          <w:sz w:val="16"/>
-          <w:szCs w:val="16"/>
-        </w:rPr>
-        <w:t xml:space="preserve">import </w:t>
-      </w:r>
-      <w:proofErr w:type="spellStart"/>
-      <w:proofErr w:type="gramStart"/>
-      <w:r>
-        <w:rPr>
-          <w:rFonts w:ascii="Consolas" w:hAnsi="Consolas" w:cs="Consolas"/>
-          <w:color w:val="000000"/>
-          <w:sz w:val="16"/>
-          <w:szCs w:val="16"/>
-        </w:rPr>
-        <w:t>org.springframework.web.bind</w:t>
-      </w:r>
-      <w:proofErr w:type="gramEnd"/>
-      <w:r>
-        <w:rPr>
-          <w:rFonts w:ascii="Consolas" w:hAnsi="Consolas" w:cs="Consolas"/>
-          <w:color w:val="000000"/>
-          <w:sz w:val="16"/>
-          <w:szCs w:val="16"/>
-        </w:rPr>
-        <w:t>.annotation.PathVariable</w:t>
-      </w:r>
-      <w:proofErr w:type="spellEnd"/>
-      <w:r>
-        <w:rPr>
-          <w:rFonts w:ascii="Consolas" w:hAnsi="Consolas" w:cs="Consolas"/>
-          <w:color w:val="000000"/>
-          <w:sz w:val="16"/>
-          <w:szCs w:val="16"/>
-        </w:rPr>
-        <w:t>;</w:t>
-      </w:r>
-    </w:p>
-    <w:p>
-      <w:pPr>
-        <w:autoSpaceDE w:val="0"/>
-        <w:autoSpaceDN w:val="0"/>
-        <w:adjustRightInd w:val="0"/>
-        <w:spacing w:after="0" w:line="240" w:lineRule="auto"/>
-        <w:rPr>
-          <w:rFonts w:ascii="Consolas" w:hAnsi="Consolas" w:cs="Consolas"/>
-          <w:color w:val="000000"/>
-          <w:sz w:val="16"/>
-          <w:szCs w:val="16"/>
-        </w:rPr>
-      </w:pPr>
-      <w:r>
-        <w:rPr>
-          <w:rFonts w:ascii="Consolas" w:hAnsi="Consolas" w:cs="Consolas"/>
-          <w:color w:val="000000"/>
-          <w:sz w:val="16"/>
-          <w:szCs w:val="16"/>
-        </w:rPr>
-        <w:t xml:space="preserve">import </w:t>
-      </w:r>
-      <w:proofErr w:type="spellStart"/>
-      <w:proofErr w:type="gramStart"/>
-      <w:r>
-        <w:rPr>
-          <w:rFonts w:ascii="Consolas" w:hAnsi="Consolas" w:cs="Consolas"/>
-          <w:color w:val="000000"/>
-          <w:sz w:val="16"/>
-          <w:szCs w:val="16"/>
-        </w:rPr>
-        <w:t>org.springframework.web.bind</w:t>
-      </w:r>
-      <w:proofErr w:type="gramEnd"/>
-      <w:r>
-        <w:rPr>
-          <w:rFonts w:ascii="Consolas" w:hAnsi="Consolas" w:cs="Consolas"/>
-          <w:color w:val="000000"/>
-          <w:sz w:val="16"/>
-          <w:szCs w:val="16"/>
-        </w:rPr>
-        <w:t>.annotation.PostMapping</w:t>
-      </w:r>
-      <w:proofErr w:type="spellEnd"/>
-      <w:r>
-        <w:rPr>
-          <w:rFonts w:ascii="Consolas" w:hAnsi="Consolas" w:cs="Consolas"/>
-          <w:color w:val="000000"/>
-          <w:sz w:val="16"/>
-          <w:szCs w:val="16"/>
-        </w:rPr>
-        <w:t>;</w:t>
-      </w:r>
-    </w:p>
-    <w:p>
-      <w:pPr>
-        <w:autoSpaceDE w:val="0"/>
-        <w:autoSpaceDN w:val="0"/>
-        <w:adjustRightInd w:val="0"/>
-        <w:spacing w:after="0" w:line="240" w:lineRule="auto"/>
-        <w:rPr>
-          <w:rFonts w:ascii="Consolas" w:hAnsi="Consolas" w:cs="Consolas"/>
-          <w:color w:val="000000"/>
-          <w:sz w:val="16"/>
-          <w:szCs w:val="16"/>
-        </w:rPr>
-      </w:pPr>
-      <w:r>
-        <w:rPr>
-          <w:rFonts w:ascii="Consolas" w:hAnsi="Consolas" w:cs="Consolas"/>
-          <w:color w:val="000000"/>
-          <w:sz w:val="16"/>
-          <w:szCs w:val="16"/>
-        </w:rPr>
-        <w:t xml:space="preserve">import </w:t>
-      </w:r>
-      <w:proofErr w:type="spellStart"/>
-      <w:proofErr w:type="gramStart"/>
-      <w:r>
-        <w:rPr>
-          <w:rFonts w:ascii="Consolas" w:hAnsi="Consolas" w:cs="Consolas"/>
-          <w:color w:val="000000"/>
-          <w:sz w:val="16"/>
-          <w:szCs w:val="16"/>
-        </w:rPr>
-        <w:t>org.springframework.web.bind</w:t>
-      </w:r>
-      <w:proofErr w:type="gramEnd"/>
-      <w:r>
-        <w:rPr>
-          <w:rFonts w:ascii="Consolas" w:hAnsi="Consolas" w:cs="Consolas"/>
-          <w:color w:val="000000"/>
-          <w:sz w:val="16"/>
-          <w:szCs w:val="16"/>
-        </w:rPr>
-        <w:t>.annotation.RequestMapping</w:t>
       </w:r>
       <w:proofErr w:type="spellEnd"/>
       <w:r>
@@ -21466,6 +23226,168 @@
           <w:sz w:val="16"/>
           <w:szCs w:val="16"/>
         </w:rPr>
+        <w:t>org.springframework.web.bind</w:t>
+      </w:r>
+      <w:proofErr w:type="gramEnd"/>
+      <w:r>
+        <w:rPr>
+          <w:rFonts w:ascii="Consolas" w:hAnsi="Consolas" w:cs="Consolas"/>
+          <w:color w:val="000000"/>
+          <w:sz w:val="16"/>
+          <w:szCs w:val="16"/>
+        </w:rPr>
+        <w:t>.annotation.PathVariable</w:t>
+      </w:r>
+      <w:proofErr w:type="spellEnd"/>
+      <w:r>
+        <w:rPr>
+          <w:rFonts w:ascii="Consolas" w:hAnsi="Consolas" w:cs="Consolas"/>
+          <w:color w:val="000000"/>
+          <w:sz w:val="16"/>
+          <w:szCs w:val="16"/>
+        </w:rPr>
+        <w:t>;</w:t>
+      </w:r>
+    </w:p>
+    <w:p>
+      <w:pPr>
+        <w:autoSpaceDE w:val="0"/>
+        <w:autoSpaceDN w:val="0"/>
+        <w:adjustRightInd w:val="0"/>
+        <w:spacing w:after="0" w:line="240" w:lineRule="auto"/>
+        <w:rPr>
+          <w:rFonts w:ascii="Consolas" w:hAnsi="Consolas" w:cs="Consolas"/>
+          <w:color w:val="000000"/>
+          <w:sz w:val="16"/>
+          <w:szCs w:val="16"/>
+        </w:rPr>
+      </w:pPr>
+      <w:r>
+        <w:rPr>
+          <w:rFonts w:ascii="Consolas" w:hAnsi="Consolas" w:cs="Consolas"/>
+          <w:color w:val="000000"/>
+          <w:sz w:val="16"/>
+          <w:szCs w:val="16"/>
+        </w:rPr>
+        <w:t xml:space="preserve">import </w:t>
+      </w:r>
+      <w:proofErr w:type="spellStart"/>
+      <w:proofErr w:type="gramStart"/>
+      <w:r>
+        <w:rPr>
+          <w:rFonts w:ascii="Consolas" w:hAnsi="Consolas" w:cs="Consolas"/>
+          <w:color w:val="000000"/>
+          <w:sz w:val="16"/>
+          <w:szCs w:val="16"/>
+        </w:rPr>
+        <w:t>org.springframework.web.bind</w:t>
+      </w:r>
+      <w:proofErr w:type="gramEnd"/>
+      <w:r>
+        <w:rPr>
+          <w:rFonts w:ascii="Consolas" w:hAnsi="Consolas" w:cs="Consolas"/>
+          <w:color w:val="000000"/>
+          <w:sz w:val="16"/>
+          <w:szCs w:val="16"/>
+        </w:rPr>
+        <w:t>.annotation.PostMapping</w:t>
+      </w:r>
+      <w:proofErr w:type="spellEnd"/>
+      <w:r>
+        <w:rPr>
+          <w:rFonts w:ascii="Consolas" w:hAnsi="Consolas" w:cs="Consolas"/>
+          <w:color w:val="000000"/>
+          <w:sz w:val="16"/>
+          <w:szCs w:val="16"/>
+        </w:rPr>
+        <w:t>;</w:t>
+      </w:r>
+    </w:p>
+    <w:p>
+      <w:pPr>
+        <w:autoSpaceDE w:val="0"/>
+        <w:autoSpaceDN w:val="0"/>
+        <w:adjustRightInd w:val="0"/>
+        <w:spacing w:after="0" w:line="240" w:lineRule="auto"/>
+        <w:rPr>
+          <w:rFonts w:ascii="Consolas" w:hAnsi="Consolas" w:cs="Consolas"/>
+          <w:color w:val="000000"/>
+          <w:sz w:val="16"/>
+          <w:szCs w:val="16"/>
+        </w:rPr>
+      </w:pPr>
+      <w:r>
+        <w:rPr>
+          <w:rFonts w:ascii="Consolas" w:hAnsi="Consolas" w:cs="Consolas"/>
+          <w:color w:val="000000"/>
+          <w:sz w:val="16"/>
+          <w:szCs w:val="16"/>
+        </w:rPr>
+        <w:t xml:space="preserve">import </w:t>
+      </w:r>
+      <w:proofErr w:type="spellStart"/>
+      <w:proofErr w:type="gramStart"/>
+      <w:r>
+        <w:rPr>
+          <w:rFonts w:ascii="Consolas" w:hAnsi="Consolas" w:cs="Consolas"/>
+          <w:color w:val="000000"/>
+          <w:sz w:val="16"/>
+          <w:szCs w:val="16"/>
+        </w:rPr>
+        <w:t>org.springframework.web.bind</w:t>
+      </w:r>
+      <w:proofErr w:type="gramEnd"/>
+      <w:r>
+        <w:rPr>
+          <w:rFonts w:ascii="Consolas" w:hAnsi="Consolas" w:cs="Consolas"/>
+          <w:color w:val="000000"/>
+          <w:sz w:val="16"/>
+          <w:szCs w:val="16"/>
+        </w:rPr>
+        <w:t>.annotation.RequestMapping</w:t>
+      </w:r>
+      <w:proofErr w:type="spellEnd"/>
+      <w:r>
+        <w:rPr>
+          <w:rFonts w:ascii="Consolas" w:hAnsi="Consolas" w:cs="Consolas"/>
+          <w:color w:val="000000"/>
+          <w:sz w:val="16"/>
+          <w:szCs w:val="16"/>
+        </w:rPr>
+        <w:t>;</w:t>
+      </w:r>
+    </w:p>
+    <w:p>
+      <w:pPr>
+        <w:autoSpaceDE w:val="0"/>
+        <w:autoSpaceDN w:val="0"/>
+        <w:adjustRightInd w:val="0"/>
+        <w:spacing w:after="0" w:line="240" w:lineRule="auto"/>
+        <w:rPr>
+          <w:rFonts w:ascii="Consolas" w:hAnsi="Consolas" w:cs="Consolas"/>
+          <w:color w:val="000000"/>
+          <w:sz w:val="16"/>
+          <w:szCs w:val="16"/>
+        </w:rPr>
+      </w:pPr>
+      <w:r>
+        <w:rPr>
+          <w:rFonts w:ascii="Consolas" w:hAnsi="Consolas" w:cs="Consolas"/>
+          <w:color w:val="000000"/>
+          <w:sz w:val="16"/>
+          <w:szCs w:val="16"/>
+        </w:rPr>
+        <w:t xml:space="preserve">import </w:t>
+      </w:r>
+      <w:proofErr w:type="spellStart"/>
+      <w:proofErr w:type="gramStart"/>
+      <w:r>
+        <w:rPr>
+          <w:rFonts w:ascii="Consolas" w:hAnsi="Consolas" w:cs="Consolas"/>
+          <w:color w:val="000000"/>
+          <w:sz w:val="16"/>
+          <w:szCs w:val="16"/>
+        </w:rPr>
         <w:t>org.springframework.web.servlet</w:t>
       </w:r>
       <w:proofErr w:type="gramEnd"/>
@@ -24183,6 +26105,7 @@
           <w:sz w:val="16"/>
           <w:szCs w:val="16"/>
         </w:rPr>
+        <w:lastRenderedPageBreak/>
         <w:tab/>
       </w:r>
       <w:r>
@@ -24283,7 +26206,6 @@
           <w:sz w:val="16"/>
           <w:szCs w:val="16"/>
         </w:rPr>
-        <w:lastRenderedPageBreak/>
         <w:tab/>
         <w:t>@</w:t>
       </w:r>
